--- a/2026 files/SOPS/GENERAL/QA/QA GENERAL/2025 REVIEWED QA SOPS/BML.QDG.QA.067 PROCEDURE FOR OUT OF SPECIFICATIONS/BML.QDG.QA.067- Standard Operating Procedure for Out of Specification (00S).docx
+++ b/2026 files/SOPS/GENERAL/QA/QA GENERAL/2025 REVIEWED QA SOPS/BML.QDG.QA.067 PROCEDURE FOR OUT OF SPECIFICATIONS/BML.QDG.QA.067- Standard Operating Procedure for Out of Specification (00S).docx
@@ -1,6 +1,6 @@
 
 <file path=word/document.xml><?xml version="1.0" encoding="utf-8"?>
-<w:document xmlns:wpc="http://schemas.microsoft.com/office/word/2010/wordprocessingCanvas" xmlns:mc="http://schemas.openxmlformats.org/markup-compatibility/2006" xmlns:o="urn:schemas-microsoft-com:office:office" xmlns:r="http://schemas.openxmlformats.org/officeDocument/2006/relationships" xmlns:m="http://schemas.openxmlformats.org/officeDocument/2006/math" xmlns:v="urn:schemas-microsoft-com:vml" xmlns:wp14="http://schemas.microsoft.com/office/word/2010/wordprocessingDrawing" xmlns:wp="http://schemas.openxmlformats.org/drawingml/2006/wordprocessingDrawing" xmlns:w10="urn:schemas-microsoft-com:office:word" xmlns:w="http://schemas.openxmlformats.org/wordprocessingml/2006/main" xmlns:w14="http://schemas.microsoft.com/office/word/2010/wordml" xmlns:wpg="http://schemas.microsoft.com/office/word/2010/wordprocessingGroup" xmlns:wpi="http://schemas.microsoft.com/office/word/2010/wordprocessingInk" xmlns:wne="http://schemas.microsoft.com/office/word/2006/wordml" xmlns:wps="http://schemas.microsoft.com/office/word/2010/wordprocessingShape" mc:Ignorable="w14 wp14">
+<w:document xmlns:wpc="http://schemas.microsoft.com/office/word/2010/wordprocessingCanvas" xmlns:cx="http://schemas.microsoft.com/office/drawing/2014/chartex" xmlns:cx1="http://schemas.microsoft.com/office/drawing/2015/9/8/chartex" xmlns:cx2="http://schemas.microsoft.com/office/drawing/2015/10/21/chartex" xmlns:cx3="http://schemas.microsoft.com/office/drawing/2016/5/9/chartex" xmlns:cx4="http://schemas.microsoft.com/office/drawing/2016/5/10/chartex" xmlns:cx5="http://schemas.microsoft.com/office/drawing/2016/5/11/chartex" xmlns:cx6="http://schemas.microsoft.com/office/drawing/2016/5/12/chartex" xmlns:cx7="http://schemas.microsoft.com/office/drawing/2016/5/13/chartex" xmlns:cx8="http://schemas.microsoft.com/office/drawing/2016/5/14/chartex" xmlns:mc="http://schemas.openxmlformats.org/markup-compatibility/2006" xmlns:aink="http://schemas.microsoft.com/office/drawing/2016/ink" xmlns:am3d="http://schemas.microsoft.com/office/drawing/2017/model3d" xmlns:o="urn:schemas-microsoft-com:office:office" xmlns:oel="http://schemas.microsoft.com/office/2019/extlst" xmlns:r="http://schemas.openxmlformats.org/officeDocument/2006/relationships" xmlns:m="http://schemas.openxmlformats.org/officeDocument/2006/math" xmlns:v="urn:schemas-microsoft-com:vml" xmlns:wp14="http://schemas.microsoft.com/office/word/2010/wordprocessingDrawing" xmlns:wp="http://schemas.openxmlformats.org/drawingml/2006/wordprocessingDrawing" xmlns:w10="urn:schemas-microsoft-com:office:word" xmlns:w="http://schemas.openxmlformats.org/wordprocessingml/2006/main" xmlns:w14="http://schemas.microsoft.com/office/word/2010/wordml" xmlns:w15="http://schemas.microsoft.com/office/word/2012/wordml" xmlns:w16cex="http://schemas.microsoft.com/office/word/2018/wordml/cex" xmlns:w16cid="http://schemas.microsoft.com/office/word/2016/wordml/cid" xmlns:w16="http://schemas.microsoft.com/office/word/2018/wordml" xmlns:w16sdtdh="http://schemas.microsoft.com/office/word/2020/wordml/sdtdatahash" xmlns:w16se="http://schemas.microsoft.com/office/word/2015/wordml/symex" xmlns:wpg="http://schemas.microsoft.com/office/word/2010/wordprocessingGroup" xmlns:wpi="http://schemas.microsoft.com/office/word/2010/wordprocessingInk" xmlns:wne="http://schemas.microsoft.com/office/word/2006/wordml" xmlns:wps="http://schemas.microsoft.com/office/word/2010/wordprocessingShape" mc:Ignorable="w14 w15 w16se w16cid w16 w16cex w16sdtdh wp14">
   <w:body>
     <w:p>
       <w:pPr>
@@ -9,7 +9,6 @@
           <w:ilvl w:val="0"/>
           <w:numId w:val="1"/>
         </w:numPr>
-        <w:spacing w:line="360" w:lineRule="auto"/>
         <w:jc w:val="both"/>
         <w:rPr>
           <w:rFonts w:asciiTheme="minorHAnsi" w:hAnsiTheme="minorHAnsi" w:cstheme="minorHAnsi"/>
@@ -30,7 +29,7 @@
     </w:p>
     <w:p>
       <w:pPr>
-        <w:spacing w:after="120" w:line="360" w:lineRule="auto"/>
+        <w:spacing w:after="120"/>
         <w:ind w:left="420"/>
         <w:jc w:val="both"/>
         <w:rPr>
@@ -58,7 +57,7 @@
     </w:p>
     <w:p>
       <w:pPr>
-        <w:spacing w:after="120" w:line="360" w:lineRule="auto"/>
+        <w:spacing w:after="120"/>
         <w:ind w:left="420"/>
         <w:jc w:val="both"/>
         <w:rPr>
@@ -86,7 +85,7 @@
     </w:p>
     <w:p>
       <w:pPr>
-        <w:spacing w:after="120" w:line="360" w:lineRule="auto"/>
+        <w:spacing w:after="120"/>
         <w:ind w:left="420"/>
         <w:jc w:val="both"/>
         <w:rPr>
@@ -111,7 +110,6 @@
           <w:ilvl w:val="0"/>
           <w:numId w:val="1"/>
         </w:numPr>
-        <w:spacing w:line="360" w:lineRule="auto"/>
         <w:jc w:val="both"/>
         <w:rPr>
           <w:rFonts w:asciiTheme="minorHAnsi" w:hAnsiTheme="minorHAnsi" w:cstheme="minorHAnsi"/>
@@ -137,7 +135,7 @@
           <w:ilvl w:val="0"/>
           <w:numId w:val="10"/>
         </w:numPr>
-        <w:spacing w:after="160" w:line="360" w:lineRule="auto"/>
+        <w:spacing w:after="160"/>
         <w:jc w:val="both"/>
         <w:rPr>
           <w:rFonts w:asciiTheme="minorHAnsi" w:hAnsiTheme="minorHAnsi" w:cstheme="minorHAnsi"/>
@@ -161,7 +159,7 @@
           <w:ilvl w:val="0"/>
           <w:numId w:val="10"/>
         </w:numPr>
-        <w:spacing w:after="160" w:line="360" w:lineRule="auto"/>
+        <w:spacing w:after="160"/>
         <w:jc w:val="both"/>
         <w:rPr>
           <w:rFonts w:asciiTheme="minorHAnsi" w:hAnsiTheme="minorHAnsi" w:cstheme="minorHAnsi"/>
@@ -185,7 +183,7 @@
           <w:ilvl w:val="0"/>
           <w:numId w:val="10"/>
         </w:numPr>
-        <w:spacing w:after="160" w:line="360" w:lineRule="auto"/>
+        <w:spacing w:after="160"/>
         <w:jc w:val="both"/>
         <w:rPr>
           <w:rFonts w:asciiTheme="minorHAnsi" w:hAnsiTheme="minorHAnsi" w:cstheme="minorHAnsi"/>
@@ -209,21 +207,37 @@
           <w:ilvl w:val="0"/>
           <w:numId w:val="12"/>
         </w:numPr>
-        <w:spacing w:after="160" w:line="360" w:lineRule="auto"/>
-        <w:jc w:val="both"/>
-        <w:rPr>
-          <w:rFonts w:asciiTheme="minorHAnsi" w:hAnsiTheme="minorHAnsi" w:cstheme="minorHAnsi"/>
-          <w:sz w:val="22"/>
-          <w:szCs w:val="22"/>
-        </w:rPr>
-      </w:pPr>
-      <w:r>
-        <w:rPr>
-          <w:rFonts w:asciiTheme="minorHAnsi" w:hAnsiTheme="minorHAnsi" w:cstheme="minorHAnsi"/>
-          <w:sz w:val="22"/>
-          <w:szCs w:val="22"/>
-        </w:rPr>
-        <w:t>Laboratory Error e.g. Analyst error, Instrument failure, Reagent problems, Non-robust method</w:t>
+        <w:spacing w:after="160"/>
+        <w:jc w:val="both"/>
+        <w:rPr>
+          <w:rFonts w:asciiTheme="minorHAnsi" w:hAnsiTheme="minorHAnsi" w:cstheme="minorHAnsi"/>
+          <w:sz w:val="22"/>
+          <w:szCs w:val="22"/>
+        </w:rPr>
+      </w:pPr>
+      <w:r>
+        <w:rPr>
+          <w:rFonts w:asciiTheme="minorHAnsi" w:hAnsiTheme="minorHAnsi" w:cstheme="minorHAnsi"/>
+          <w:sz w:val="22"/>
+          <w:szCs w:val="22"/>
+        </w:rPr>
+        <w:t xml:space="preserve">Laboratory Error e.g. Analyst error, Instrument failure, Reagent problems, </w:t>
+      </w:r>
+      <w:r>
+        <w:rPr>
+          <w:rFonts w:asciiTheme="minorHAnsi" w:hAnsiTheme="minorHAnsi" w:cstheme="minorHAnsi"/>
+          <w:sz w:val="22"/>
+          <w:szCs w:val="22"/>
+        </w:rPr>
+        <w:t>non-robust</w:t>
+      </w:r>
+      <w:r>
+        <w:rPr>
+          <w:rFonts w:asciiTheme="minorHAnsi" w:hAnsiTheme="minorHAnsi" w:cstheme="minorHAnsi"/>
+          <w:sz w:val="22"/>
+          <w:szCs w:val="22"/>
+        </w:rPr>
+        <w:t xml:space="preserve"> method</w:t>
       </w:r>
     </w:p>
     <w:p>
@@ -233,7 +247,7 @@
           <w:ilvl w:val="0"/>
           <w:numId w:val="12"/>
         </w:numPr>
-        <w:spacing w:after="160" w:line="360" w:lineRule="auto"/>
+        <w:spacing w:after="160"/>
         <w:jc w:val="both"/>
         <w:rPr>
           <w:rFonts w:asciiTheme="minorHAnsi" w:hAnsiTheme="minorHAnsi" w:cstheme="minorHAnsi"/>
@@ -257,7 +271,7 @@
           <w:ilvl w:val="0"/>
           <w:numId w:val="12"/>
         </w:numPr>
-        <w:spacing w:after="240" w:line="360" w:lineRule="auto"/>
+        <w:spacing w:after="240"/>
         <w:jc w:val="both"/>
         <w:rPr>
           <w:rFonts w:asciiTheme="minorHAnsi" w:hAnsiTheme="minorHAnsi" w:cstheme="minorHAnsi"/>
@@ -281,7 +295,7 @@
           <w:ilvl w:val="0"/>
           <w:numId w:val="1"/>
         </w:numPr>
-        <w:spacing w:after="160" w:line="360" w:lineRule="auto"/>
+        <w:spacing w:after="160"/>
         <w:jc w:val="both"/>
         <w:rPr>
           <w:rFonts w:asciiTheme="minorHAnsi" w:hAnsiTheme="minorHAnsi" w:cstheme="minorHAnsi"/>
@@ -307,7 +321,7 @@
           <w:ilvl w:val="0"/>
           <w:numId w:val="14"/>
         </w:numPr>
-        <w:spacing w:after="160" w:line="360" w:lineRule="auto"/>
+        <w:spacing w:after="160"/>
         <w:jc w:val="both"/>
         <w:rPr>
           <w:rFonts w:asciiTheme="minorHAnsi" w:hAnsiTheme="minorHAnsi" w:cstheme="minorHAnsi"/>
@@ -331,21 +345,20 @@
           <w:ilvl w:val="0"/>
           <w:numId w:val="14"/>
         </w:numPr>
-        <w:spacing w:after="160" w:line="360" w:lineRule="auto"/>
-        <w:jc w:val="both"/>
-        <w:rPr>
-          <w:rFonts w:asciiTheme="minorHAnsi" w:hAnsiTheme="minorHAnsi" w:cstheme="minorHAnsi"/>
-          <w:sz w:val="22"/>
-          <w:szCs w:val="22"/>
-        </w:rPr>
-      </w:pPr>
-      <w:r>
-        <w:rPr>
-          <w:rFonts w:asciiTheme="minorHAnsi" w:hAnsiTheme="minorHAnsi" w:cstheme="minorHAnsi"/>
-          <w:sz w:val="22"/>
-          <w:szCs w:val="22"/>
-        </w:rPr>
-        <w:lastRenderedPageBreak/>
+        <w:spacing w:after="160"/>
+        <w:jc w:val="both"/>
+        <w:rPr>
+          <w:rFonts w:asciiTheme="minorHAnsi" w:hAnsiTheme="minorHAnsi" w:cstheme="minorHAnsi"/>
+          <w:sz w:val="22"/>
+          <w:szCs w:val="22"/>
+        </w:rPr>
+      </w:pPr>
+      <w:r>
+        <w:rPr>
+          <w:rFonts w:asciiTheme="minorHAnsi" w:hAnsiTheme="minorHAnsi" w:cstheme="minorHAnsi"/>
+          <w:sz w:val="22"/>
+          <w:szCs w:val="22"/>
+        </w:rPr>
         <w:t>It is the responsibility of the Senior Quality Control Officer to confirm If OOS exists, starts analytical investigation, communicate the outcome of investigation and perform the required investigation based on the procedure and to report the result of investigation to QA department for further quality follow up and actions.</w:t>
       </w:r>
     </w:p>
@@ -356,7 +369,7 @@
           <w:ilvl w:val="0"/>
           <w:numId w:val="14"/>
         </w:numPr>
-        <w:spacing w:after="160" w:line="360" w:lineRule="auto"/>
+        <w:spacing w:after="160"/>
         <w:jc w:val="both"/>
         <w:rPr>
           <w:rFonts w:asciiTheme="minorHAnsi" w:hAnsiTheme="minorHAnsi" w:cstheme="minorHAnsi"/>
@@ -396,7 +409,7 @@
           <w:ilvl w:val="0"/>
           <w:numId w:val="14"/>
         </w:numPr>
-        <w:spacing w:after="160" w:line="360" w:lineRule="auto"/>
+        <w:spacing w:after="160"/>
         <w:jc w:val="both"/>
         <w:rPr>
           <w:rFonts w:asciiTheme="minorHAnsi" w:hAnsiTheme="minorHAnsi" w:cstheme="minorHAnsi"/>
@@ -420,7 +433,7 @@
           <w:ilvl w:val="0"/>
           <w:numId w:val="14"/>
         </w:numPr>
-        <w:spacing w:after="160" w:line="360" w:lineRule="auto"/>
+        <w:spacing w:after="160"/>
         <w:jc w:val="both"/>
         <w:rPr>
           <w:rFonts w:asciiTheme="minorHAnsi" w:hAnsiTheme="minorHAnsi" w:cstheme="minorHAnsi"/>
@@ -444,20 +457,21 @@
           <w:ilvl w:val="0"/>
           <w:numId w:val="14"/>
         </w:numPr>
-        <w:spacing w:after="160" w:line="360" w:lineRule="auto"/>
-        <w:jc w:val="both"/>
-        <w:rPr>
-          <w:rFonts w:asciiTheme="minorHAnsi" w:hAnsiTheme="minorHAnsi" w:cstheme="minorHAnsi"/>
-          <w:sz w:val="22"/>
-          <w:szCs w:val="22"/>
-        </w:rPr>
-      </w:pPr>
-      <w:r>
-        <w:rPr>
-          <w:rFonts w:asciiTheme="minorHAnsi" w:hAnsiTheme="minorHAnsi" w:cstheme="minorHAnsi"/>
-          <w:sz w:val="22"/>
-          <w:szCs w:val="22"/>
-        </w:rPr>
+        <w:spacing w:after="160"/>
+        <w:jc w:val="both"/>
+        <w:rPr>
+          <w:rFonts w:asciiTheme="minorHAnsi" w:hAnsiTheme="minorHAnsi" w:cstheme="minorHAnsi"/>
+          <w:sz w:val="22"/>
+          <w:szCs w:val="22"/>
+        </w:rPr>
+      </w:pPr>
+      <w:r>
+        <w:rPr>
+          <w:rFonts w:asciiTheme="minorHAnsi" w:hAnsiTheme="minorHAnsi" w:cstheme="minorHAnsi"/>
+          <w:sz w:val="22"/>
+          <w:szCs w:val="22"/>
+        </w:rPr>
+        <w:lastRenderedPageBreak/>
         <w:t>The Chemical Analyst and the Chemical Laboratory Supervisor are responsible for carrying out all investigation on failing chemical/physical analytical results in strict compliance with the procedure set out in this document.</w:t>
       </w:r>
     </w:p>
@@ -468,7 +482,7 @@
           <w:ilvl w:val="0"/>
           <w:numId w:val="14"/>
         </w:numPr>
-        <w:spacing w:after="160" w:line="360" w:lineRule="auto"/>
+        <w:spacing w:after="160"/>
         <w:jc w:val="both"/>
         <w:rPr>
           <w:rFonts w:asciiTheme="minorHAnsi" w:hAnsiTheme="minorHAnsi" w:cstheme="minorHAnsi"/>
@@ -492,7 +506,7 @@
           <w:ilvl w:val="0"/>
           <w:numId w:val="14"/>
         </w:numPr>
-        <w:spacing w:after="160" w:line="360" w:lineRule="auto"/>
+        <w:spacing w:after="160"/>
         <w:jc w:val="both"/>
         <w:rPr>
           <w:rFonts w:asciiTheme="minorHAnsi" w:hAnsiTheme="minorHAnsi" w:cstheme="minorHAnsi"/>
@@ -516,7 +530,7 @@
           <w:ilvl w:val="0"/>
           <w:numId w:val="14"/>
         </w:numPr>
-        <w:spacing w:after="120" w:line="360" w:lineRule="auto"/>
+        <w:spacing w:after="120"/>
         <w:jc w:val="both"/>
         <w:rPr>
           <w:rFonts w:asciiTheme="minorHAnsi" w:hAnsiTheme="minorHAnsi" w:cstheme="minorHAnsi"/>
@@ -536,7 +550,7 @@
     <w:p>
       <w:pPr>
         <w:pStyle w:val="ListParagraph"/>
-        <w:spacing w:after="120" w:line="360" w:lineRule="auto"/>
+        <w:spacing w:after="120"/>
         <w:ind w:left="540"/>
         <w:jc w:val="both"/>
         <w:rPr>
@@ -553,7 +567,7 @@
           <w:ilvl w:val="0"/>
           <w:numId w:val="5"/>
         </w:numPr>
-        <w:spacing w:after="160" w:line="360" w:lineRule="auto"/>
+        <w:spacing w:after="160"/>
         <w:jc w:val="both"/>
         <w:rPr>
           <w:rFonts w:asciiTheme="minorHAnsi" w:hAnsiTheme="minorHAnsi" w:cstheme="minorHAnsi"/>
@@ -579,15 +593,14 @@
           <w:ilvl w:val="0"/>
           <w:numId w:val="14"/>
         </w:numPr>
-        <w:spacing w:after="160" w:line="360" w:lineRule="auto"/>
-        <w:jc w:val="both"/>
-        <w:rPr>
-          <w:rFonts w:asciiTheme="minorHAnsi" w:hAnsiTheme="minorHAnsi" w:cstheme="minorHAnsi"/>
-          <w:sz w:val="22"/>
-          <w:szCs w:val="22"/>
-        </w:rPr>
-      </w:pPr>
-      <w:proofErr w:type="spellStart"/>
+        <w:spacing w:after="160"/>
+        <w:jc w:val="both"/>
+        <w:rPr>
+          <w:rFonts w:asciiTheme="minorHAnsi" w:hAnsiTheme="minorHAnsi" w:cstheme="minorHAnsi"/>
+          <w:sz w:val="22"/>
+          <w:szCs w:val="22"/>
+        </w:rPr>
+      </w:pPr>
       <w:r>
         <w:rPr>
           <w:rFonts w:asciiTheme="minorHAnsi" w:hAnsiTheme="minorHAnsi" w:cstheme="minorHAnsi"/>
@@ -595,17 +608,7 @@
           <w:sz w:val="22"/>
           <w:szCs w:val="22"/>
         </w:rPr>
-        <w:t>cGMP</w:t>
-      </w:r>
-      <w:proofErr w:type="spellEnd"/>
-      <w:r>
-        <w:rPr>
-          <w:rFonts w:asciiTheme="minorHAnsi" w:hAnsiTheme="minorHAnsi" w:cstheme="minorHAnsi"/>
-          <w:b/>
-          <w:sz w:val="22"/>
-          <w:szCs w:val="22"/>
-        </w:rPr>
-        <w:t>:</w:t>
+        <w:t>cGMP:</w:t>
       </w:r>
       <w:r>
         <w:rPr>
@@ -623,7 +626,7 @@
           <w:ilvl w:val="0"/>
           <w:numId w:val="14"/>
         </w:numPr>
-        <w:spacing w:after="160" w:line="360" w:lineRule="auto"/>
+        <w:spacing w:after="160"/>
         <w:jc w:val="both"/>
         <w:rPr>
           <w:rFonts w:asciiTheme="minorHAnsi" w:hAnsiTheme="minorHAnsi" w:cstheme="minorHAnsi"/>
@@ -646,16 +649,7 @@
           <w:sz w:val="22"/>
           <w:szCs w:val="22"/>
         </w:rPr>
-        <w:t xml:space="preserve"> Any result of one test or more that falls outside/ fails to comply with the descriptive clause or numerical limits for the defined specified limit or pre-established specifications or acceptance criteria established in official compendia and/or by company documentation (i.e., Raw </w:t>
-      </w:r>
-      <w:r>
-        <w:rPr>
-          <w:rFonts w:asciiTheme="minorHAnsi" w:hAnsiTheme="minorHAnsi" w:cstheme="minorHAnsi"/>
-          <w:sz w:val="22"/>
-          <w:szCs w:val="22"/>
-        </w:rPr>
-        <w:lastRenderedPageBreak/>
-        <w:t>Material Specifications, In-Process/Final Product Testing, filed applications, drug master files, approved marketing submissions etc.)</w:t>
+        <w:t xml:space="preserve"> Any result of one test or more that falls outside/ fails to comply with the descriptive clause or numerical limits for the defined specified limit or pre-established specifications or acceptance criteria established in official compendia and/or by company documentation (i.e., Raw Material Specifications, In-Process/Final Product Testing, filed applications, drug master files, approved marketing submissions etc.)</w:t>
       </w:r>
     </w:p>
     <w:p>
@@ -665,7 +659,7 @@
           <w:ilvl w:val="0"/>
           <w:numId w:val="14"/>
         </w:numPr>
-        <w:spacing w:after="160" w:line="360" w:lineRule="auto"/>
+        <w:spacing w:after="160"/>
         <w:jc w:val="both"/>
         <w:rPr>
           <w:rFonts w:asciiTheme="minorHAnsi" w:hAnsiTheme="minorHAnsi" w:cstheme="minorHAnsi"/>
@@ -688,7 +682,25 @@
           <w:sz w:val="22"/>
           <w:szCs w:val="22"/>
         </w:rPr>
-        <w:t>: Is generally a stability result that does not follow the expected trend, either in comparison with other stability batches or with respect to previous results collected during a stability study. However the trends of starting materials and in-process samples may also yield out of trend data. The result is not necessarily OOS but does not look like a typical data point.</w:t>
+        <w:t xml:space="preserve">: Is generally a stability result that does not follow the expected trend, either in comparison with other stability batches or with respect to previous results collected during a stability study. </w:t>
+      </w:r>
+      <w:proofErr w:type="gramStart"/>
+      <w:r>
+        <w:rPr>
+          <w:rFonts w:asciiTheme="minorHAnsi" w:hAnsiTheme="minorHAnsi" w:cstheme="minorHAnsi"/>
+          <w:sz w:val="22"/>
+          <w:szCs w:val="22"/>
+        </w:rPr>
+        <w:t>However</w:t>
+      </w:r>
+      <w:proofErr w:type="gramEnd"/>
+      <w:r>
+        <w:rPr>
+          <w:rFonts w:asciiTheme="minorHAnsi" w:hAnsiTheme="minorHAnsi" w:cstheme="minorHAnsi"/>
+          <w:sz w:val="22"/>
+          <w:szCs w:val="22"/>
+        </w:rPr>
+        <w:t xml:space="preserve"> the trends of starting materials and in-process samples may also yield out of trend data. The result is not necessarily OOS but does not look like a typical data point.</w:t>
       </w:r>
     </w:p>
     <w:p>
@@ -698,7 +710,7 @@
           <w:ilvl w:val="0"/>
           <w:numId w:val="14"/>
         </w:numPr>
-        <w:spacing w:after="160" w:line="360" w:lineRule="auto"/>
+        <w:spacing w:after="160"/>
         <w:jc w:val="both"/>
         <w:rPr>
           <w:rFonts w:asciiTheme="minorHAnsi" w:hAnsiTheme="minorHAnsi" w:cstheme="minorHAnsi"/>
@@ -731,7 +743,7 @@
           <w:ilvl w:val="0"/>
           <w:numId w:val="14"/>
         </w:numPr>
-        <w:spacing w:after="160" w:line="360" w:lineRule="auto"/>
+        <w:spacing w:after="160"/>
         <w:jc w:val="both"/>
         <w:rPr>
           <w:rFonts w:asciiTheme="minorHAnsi" w:hAnsiTheme="minorHAnsi" w:cstheme="minorHAnsi"/>
@@ -764,7 +776,7 @@
           <w:ilvl w:val="0"/>
           <w:numId w:val="14"/>
         </w:numPr>
-        <w:spacing w:after="160" w:line="360" w:lineRule="auto"/>
+        <w:spacing w:after="160"/>
         <w:jc w:val="both"/>
         <w:rPr>
           <w:rFonts w:asciiTheme="minorHAnsi" w:hAnsiTheme="minorHAnsi" w:cstheme="minorHAnsi"/>
@@ -838,7 +850,7 @@
           <w:ilvl w:val="0"/>
           <w:numId w:val="14"/>
         </w:numPr>
-        <w:spacing w:after="160" w:line="360" w:lineRule="auto"/>
+        <w:spacing w:after="160"/>
         <w:jc w:val="both"/>
         <w:rPr>
           <w:rFonts w:asciiTheme="minorHAnsi" w:hAnsiTheme="minorHAnsi" w:cstheme="minorHAnsi"/>
@@ -861,7 +873,16 @@
           <w:sz w:val="22"/>
           <w:szCs w:val="22"/>
         </w:rPr>
-        <w:t xml:space="preserve"> One or more portions of material derived from a larger amount in one item, or one or more items taken from a larger number of items.  (An item is defined as a quantity of material having a boundary which may be either physical, e.g. A container or hypothetical, e.g. at a particular time and interval in a stream).</w:t>
+        <w:t xml:space="preserve"> One or more portions of material derived from a larger amount in one item, or one or more items taken from a larger number of items.  (An item is defined as a quantity of material having a boundary </w:t>
+      </w:r>
+      <w:r>
+        <w:rPr>
+          <w:rFonts w:asciiTheme="minorHAnsi" w:hAnsiTheme="minorHAnsi" w:cstheme="minorHAnsi"/>
+          <w:sz w:val="22"/>
+          <w:szCs w:val="22"/>
+        </w:rPr>
+        <w:lastRenderedPageBreak/>
+        <w:t>which may be either physical, e.g. A container or hypothetical, e.g. at a particular time and interval in a stream).</w:t>
       </w:r>
     </w:p>
     <w:p>
@@ -871,7 +892,7 @@
           <w:ilvl w:val="0"/>
           <w:numId w:val="14"/>
         </w:numPr>
-        <w:spacing w:after="160" w:line="360" w:lineRule="auto"/>
+        <w:spacing w:after="160"/>
         <w:jc w:val="both"/>
         <w:rPr>
           <w:rFonts w:asciiTheme="minorHAnsi" w:hAnsiTheme="minorHAnsi" w:cstheme="minorHAnsi"/>
@@ -887,7 +908,6 @@
           <w:sz w:val="22"/>
           <w:szCs w:val="22"/>
         </w:rPr>
-        <w:lastRenderedPageBreak/>
         <w:t>Control Sample:</w:t>
       </w:r>
       <w:r>
@@ -896,7 +916,41 @@
           <w:sz w:val="22"/>
           <w:szCs w:val="22"/>
         </w:rPr>
-        <w:t xml:space="preserve"> A prepared sample is the laboratory  sample  or  a portion  of  the laboratory sample that has been prepared for the test according to the directions given in the test procedure, e.g. a solution prepared  from the laboratory sample</w:t>
+        <w:t xml:space="preserve"> A prepared sample is the </w:t>
+      </w:r>
+      <w:r>
+        <w:rPr>
+          <w:rFonts w:asciiTheme="minorHAnsi" w:hAnsiTheme="minorHAnsi" w:cstheme="minorHAnsi"/>
+          <w:sz w:val="22"/>
+          <w:szCs w:val="22"/>
+        </w:rPr>
+        <w:t xml:space="preserve">laboratory </w:t>
+      </w:r>
+      <w:proofErr w:type="gramStart"/>
+      <w:r>
+        <w:rPr>
+          <w:rFonts w:asciiTheme="minorHAnsi" w:hAnsiTheme="minorHAnsi" w:cstheme="minorHAnsi"/>
+          <w:sz w:val="22"/>
+          <w:szCs w:val="22"/>
+        </w:rPr>
+        <w:t>sample</w:t>
+      </w:r>
+      <w:r>
+        <w:rPr>
+          <w:rFonts w:asciiTheme="minorHAnsi" w:hAnsiTheme="minorHAnsi" w:cstheme="minorHAnsi"/>
+          <w:sz w:val="22"/>
+          <w:szCs w:val="22"/>
+        </w:rPr>
+        <w:t xml:space="preserve">  or</w:t>
+      </w:r>
+      <w:proofErr w:type="gramEnd"/>
+      <w:r>
+        <w:rPr>
+          <w:rFonts w:asciiTheme="minorHAnsi" w:hAnsiTheme="minorHAnsi" w:cstheme="minorHAnsi"/>
+          <w:sz w:val="22"/>
+          <w:szCs w:val="22"/>
+        </w:rPr>
+        <w:t xml:space="preserve">  a portion  of  the laboratory sample that has been prepared for the test according to the directions given in the test procedure, e.g. a solution prepared  from the laboratory sample</w:t>
       </w:r>
     </w:p>
     <w:p>
@@ -906,7 +960,7 @@
           <w:ilvl w:val="0"/>
           <w:numId w:val="14"/>
         </w:numPr>
-        <w:spacing w:after="160" w:line="360" w:lineRule="auto"/>
+        <w:spacing w:after="160"/>
         <w:jc w:val="both"/>
         <w:rPr>
           <w:rFonts w:asciiTheme="minorHAnsi" w:hAnsiTheme="minorHAnsi" w:cstheme="minorHAnsi"/>
@@ -939,7 +993,7 @@
           <w:ilvl w:val="0"/>
           <w:numId w:val="14"/>
         </w:numPr>
-        <w:spacing w:after="160" w:line="360" w:lineRule="auto"/>
+        <w:spacing w:after="160"/>
         <w:jc w:val="both"/>
         <w:rPr>
           <w:rFonts w:asciiTheme="minorHAnsi" w:hAnsiTheme="minorHAnsi" w:cstheme="minorHAnsi"/>
@@ -972,7 +1026,7 @@
           <w:ilvl w:val="0"/>
           <w:numId w:val="14"/>
         </w:numPr>
-        <w:spacing w:after="160" w:line="360" w:lineRule="auto"/>
+        <w:spacing w:after="160"/>
         <w:jc w:val="both"/>
         <w:rPr>
           <w:rFonts w:asciiTheme="minorHAnsi" w:hAnsiTheme="minorHAnsi" w:cstheme="minorHAnsi"/>
@@ -1005,7 +1059,7 @@
           <w:ilvl w:val="0"/>
           <w:numId w:val="14"/>
         </w:numPr>
-        <w:spacing w:after="160" w:line="360" w:lineRule="auto"/>
+        <w:spacing w:after="160"/>
         <w:jc w:val="both"/>
         <w:rPr>
           <w:rFonts w:asciiTheme="minorHAnsi" w:hAnsiTheme="minorHAnsi" w:cstheme="minorHAnsi"/>
@@ -1038,7 +1092,7 @@
           <w:ilvl w:val="0"/>
           <w:numId w:val="14"/>
         </w:numPr>
-        <w:spacing w:after="160" w:line="360" w:lineRule="auto"/>
+        <w:spacing w:after="160"/>
         <w:jc w:val="both"/>
         <w:rPr>
           <w:rFonts w:asciiTheme="minorHAnsi" w:hAnsiTheme="minorHAnsi" w:cstheme="minorHAnsi"/>
@@ -1071,7 +1125,7 @@
           <w:ilvl w:val="0"/>
           <w:numId w:val="14"/>
         </w:numPr>
-        <w:spacing w:after="160" w:line="360" w:lineRule="auto"/>
+        <w:spacing w:after="160"/>
         <w:jc w:val="both"/>
         <w:rPr>
           <w:rFonts w:asciiTheme="minorHAnsi" w:hAnsiTheme="minorHAnsi" w:cstheme="minorHAnsi"/>
@@ -1094,25 +1148,7 @@
           <w:sz w:val="22"/>
           <w:szCs w:val="22"/>
         </w:rPr>
-        <w:t xml:space="preserve"> review and experiences jointly conducted by the Team and the analyst to find the root cause attributing to Out of Specification (OOS) results. This could be a laboratory (phase1) or cross functional Investigation (</w:t>
-      </w:r>
-      <w:proofErr w:type="gramStart"/>
-      <w:r>
-        <w:rPr>
-          <w:rFonts w:asciiTheme="minorHAnsi" w:hAnsiTheme="minorHAnsi" w:cstheme="minorHAnsi"/>
-          <w:sz w:val="22"/>
-          <w:szCs w:val="22"/>
-        </w:rPr>
-        <w:t>phase</w:t>
-      </w:r>
-      <w:proofErr w:type="gramEnd"/>
-      <w:r>
-        <w:rPr>
-          <w:rFonts w:asciiTheme="minorHAnsi" w:hAnsiTheme="minorHAnsi" w:cstheme="minorHAnsi"/>
-          <w:sz w:val="22"/>
-          <w:szCs w:val="22"/>
-        </w:rPr>
-        <w:t xml:space="preserve"> II). </w:t>
+        <w:t xml:space="preserve"> review and experiences jointly conducted by the Team and the analyst to find the root cause attributing to Out of Specification (OOS) results. This could be a laboratory (phase1) or cross functional Investigation (phase II). </w:t>
       </w:r>
     </w:p>
     <w:p>
@@ -1122,7 +1158,7 @@
           <w:ilvl w:val="0"/>
           <w:numId w:val="14"/>
         </w:numPr>
-        <w:spacing w:after="160" w:line="360" w:lineRule="auto"/>
+        <w:spacing w:after="160"/>
         <w:jc w:val="both"/>
         <w:rPr>
           <w:rFonts w:asciiTheme="minorHAnsi" w:hAnsiTheme="minorHAnsi" w:cstheme="minorHAnsi"/>
@@ -1155,7 +1191,7 @@
           <w:ilvl w:val="0"/>
           <w:numId w:val="14"/>
         </w:numPr>
-        <w:spacing w:after="160" w:line="360" w:lineRule="auto"/>
+        <w:spacing w:after="160"/>
         <w:jc w:val="both"/>
         <w:rPr>
           <w:rFonts w:asciiTheme="minorHAnsi" w:hAnsiTheme="minorHAnsi" w:cstheme="minorHAnsi"/>
@@ -1188,7 +1224,7 @@
           <w:ilvl w:val="0"/>
           <w:numId w:val="14"/>
         </w:numPr>
-        <w:spacing w:after="160" w:line="360" w:lineRule="auto"/>
+        <w:spacing w:after="160"/>
         <w:jc w:val="both"/>
         <w:rPr>
           <w:rFonts w:asciiTheme="minorHAnsi" w:hAnsiTheme="minorHAnsi" w:cstheme="minorHAnsi"/>
@@ -1221,7 +1257,7 @@
           <w:ilvl w:val="0"/>
           <w:numId w:val="14"/>
         </w:numPr>
-        <w:spacing w:after="160" w:line="360" w:lineRule="auto"/>
+        <w:spacing w:after="160"/>
         <w:jc w:val="both"/>
         <w:rPr>
           <w:rFonts w:asciiTheme="minorHAnsi" w:hAnsiTheme="minorHAnsi" w:cstheme="minorHAnsi"/>
@@ -1254,7 +1290,7 @@
           <w:ilvl w:val="0"/>
           <w:numId w:val="14"/>
         </w:numPr>
-        <w:spacing w:after="160" w:line="360" w:lineRule="auto"/>
+        <w:spacing w:after="160"/>
         <w:jc w:val="both"/>
         <w:rPr>
           <w:rFonts w:asciiTheme="minorHAnsi" w:hAnsiTheme="minorHAnsi" w:cstheme="minorHAnsi"/>
@@ -1287,7 +1323,7 @@
           <w:ilvl w:val="0"/>
           <w:numId w:val="14"/>
         </w:numPr>
-        <w:spacing w:after="160" w:line="360" w:lineRule="auto"/>
+        <w:spacing w:after="160"/>
         <w:jc w:val="both"/>
         <w:rPr>
           <w:rFonts w:asciiTheme="minorHAnsi" w:hAnsiTheme="minorHAnsi" w:cstheme="minorHAnsi"/>
@@ -1316,7 +1352,7 @@
     <w:p>
       <w:pPr>
         <w:pStyle w:val="ListParagraph"/>
-        <w:spacing w:after="160" w:line="360" w:lineRule="auto"/>
+        <w:spacing w:after="160"/>
         <w:jc w:val="both"/>
         <w:rPr>
           <w:rFonts w:asciiTheme="minorHAnsi" w:hAnsiTheme="minorHAnsi" w:cstheme="minorHAnsi"/>
@@ -1332,7 +1368,7 @@
           <w:ilvl w:val="0"/>
           <w:numId w:val="3"/>
         </w:numPr>
-        <w:spacing w:after="120" w:line="360" w:lineRule="auto"/>
+        <w:spacing w:after="120"/>
         <w:jc w:val="both"/>
         <w:rPr>
           <w:rFonts w:asciiTheme="minorHAnsi" w:hAnsiTheme="minorHAnsi" w:cstheme="minorHAnsi"/>
@@ -1348,7 +1384,6 @@
           <w:sz w:val="22"/>
           <w:szCs w:val="22"/>
         </w:rPr>
-        <w:lastRenderedPageBreak/>
         <w:t>PROCEDURES</w:t>
       </w:r>
     </w:p>
@@ -1357,7 +1392,6 @@
         <w:tabs>
           <w:tab w:val="left" w:pos="0"/>
         </w:tabs>
-        <w:spacing w:line="360" w:lineRule="auto"/>
         <w:ind w:right="-327"/>
         <w:contextualSpacing/>
         <w:jc w:val="both"/>
@@ -1369,16 +1403,6 @@
           <w:lang w:eastAsia="zh-CN"/>
         </w:rPr>
       </w:pPr>
-      <w:r>
-        <w:rPr>
-          <w:rFonts w:asciiTheme="minorHAnsi" w:hAnsiTheme="minorHAnsi" w:cstheme="minorHAnsi"/>
-          <w:b/>
-          <w:sz w:val="22"/>
-          <w:szCs w:val="22"/>
-          <w:lang w:eastAsia="zh-CN"/>
-        </w:rPr>
-        <w:t xml:space="preserve">5.1 </w:t>
-      </w:r>
       <w:r>
         <w:rPr>
           <w:rFonts w:asciiTheme="minorHAnsi" w:hAnsiTheme="minorHAnsi" w:cstheme="minorHAnsi"/>
@@ -1400,7 +1424,7 @@
         <w:tabs>
           <w:tab w:val="left" w:pos="0"/>
         </w:tabs>
-        <w:spacing w:after="200" w:line="360" w:lineRule="auto"/>
+        <w:spacing w:after="200"/>
         <w:ind w:right="-327"/>
         <w:jc w:val="both"/>
         <w:rPr>
@@ -1440,7 +1464,7 @@
         <w:tabs>
           <w:tab w:val="left" w:pos="0"/>
         </w:tabs>
-        <w:spacing w:after="200" w:line="360" w:lineRule="auto"/>
+        <w:spacing w:after="200"/>
         <w:ind w:right="-327"/>
         <w:jc w:val="both"/>
         <w:rPr>
@@ -1471,7 +1495,7 @@
         <w:tabs>
           <w:tab w:val="left" w:pos="0"/>
         </w:tabs>
-        <w:spacing w:after="200" w:line="360" w:lineRule="auto"/>
+        <w:spacing w:after="200"/>
         <w:ind w:right="-327"/>
         <w:jc w:val="both"/>
         <w:rPr>
@@ -1489,7 +1513,27 @@
           <w:szCs w:val="22"/>
           <w:lang w:eastAsia="zh-CN"/>
         </w:rPr>
-        <w:t xml:space="preserve">If the out of specification or atypical result is not clearly assignable to laboratory error the next stage of the procedure is the Phase I Laboratory Investigation. Enter the OOS into the Out Of Specification logbook </w:t>
+        <w:t xml:space="preserve">If the out of specification or atypical result is not clearly assignable to laboratory error the next stage of the procedure is the Phase I Laboratory Investigation. Enter the OOS into the Out </w:t>
+      </w:r>
+      <w:proofErr w:type="gramStart"/>
+      <w:r>
+        <w:rPr>
+          <w:rFonts w:asciiTheme="minorHAnsi" w:hAnsiTheme="minorHAnsi" w:cstheme="minorHAnsi"/>
+          <w:sz w:val="22"/>
+          <w:szCs w:val="22"/>
+          <w:lang w:eastAsia="zh-CN"/>
+        </w:rPr>
+        <w:t>Of</w:t>
+      </w:r>
+      <w:proofErr w:type="gramEnd"/>
+      <w:r>
+        <w:rPr>
+          <w:rFonts w:asciiTheme="minorHAnsi" w:hAnsiTheme="minorHAnsi" w:cstheme="minorHAnsi"/>
+          <w:sz w:val="22"/>
+          <w:szCs w:val="22"/>
+          <w:lang w:eastAsia="zh-CN"/>
+        </w:rPr>
+        <w:t xml:space="preserve"> Specification logbook </w:t>
       </w:r>
       <w:r>
         <w:rPr>
@@ -1529,7 +1573,7 @@
         <w:tabs>
           <w:tab w:val="left" w:pos="0"/>
         </w:tabs>
-        <w:spacing w:after="200" w:line="360" w:lineRule="auto"/>
+        <w:spacing w:after="200"/>
         <w:ind w:right="-327"/>
         <w:jc w:val="both"/>
         <w:rPr>
@@ -1547,6 +1591,7 @@
           <w:szCs w:val="22"/>
           <w:lang w:eastAsia="zh-CN"/>
         </w:rPr>
+        <w:lastRenderedPageBreak/>
         <w:t>Phase II Laboratory Investigation is carried out wh</w:t>
       </w:r>
       <w:r>
@@ -1578,7 +1623,7 @@
         <w:tabs>
           <w:tab w:val="left" w:pos="0"/>
         </w:tabs>
-        <w:spacing w:after="200" w:line="360" w:lineRule="auto"/>
+        <w:spacing w:after="200"/>
         <w:ind w:right="-327"/>
         <w:jc w:val="both"/>
         <w:rPr>
@@ -1609,7 +1654,7 @@
         <w:tabs>
           <w:tab w:val="left" w:pos="0"/>
         </w:tabs>
-        <w:spacing w:after="200" w:line="360" w:lineRule="auto"/>
+        <w:spacing w:after="200"/>
         <w:ind w:right="-327"/>
         <w:jc w:val="both"/>
         <w:rPr>
@@ -1668,28 +1713,30 @@
           <w:szCs w:val="22"/>
           <w:lang w:eastAsia="zh-CN"/>
         </w:rPr>
-        <w:t>01 as attached in the enclosure.</w:t>
-      </w:r>
-    </w:p>
-    <w:p>
-      <w:pPr>
-        <w:numPr>
-          <w:ilvl w:val="1"/>
-          <w:numId w:val="23"/>
-        </w:numPr>
+        <w:t>01 as attached in the enclosure</w:t>
+      </w:r>
+      <w:r>
+        <w:rPr>
+          <w:rFonts w:asciiTheme="minorHAnsi" w:hAnsiTheme="minorHAnsi" w:cstheme="minorHAnsi"/>
+          <w:color w:val="000000"/>
+          <w:sz w:val="22"/>
+          <w:szCs w:val="22"/>
+          <w:lang w:eastAsia="zh-CN"/>
+        </w:rPr>
+        <w:t>.</w:t>
+      </w:r>
+    </w:p>
+    <w:p>
+      <w:pPr>
         <w:tabs>
           <w:tab w:val="left" w:pos="0"/>
         </w:tabs>
-        <w:autoSpaceDE w:val="0"/>
-        <w:autoSpaceDN w:val="0"/>
-        <w:adjustRightInd w:val="0"/>
-        <w:spacing w:after="120" w:line="360" w:lineRule="auto"/>
-        <w:ind w:left="0" w:right="-327" w:hanging="567"/>
-        <w:contextualSpacing/>
-        <w:jc w:val="both"/>
-        <w:rPr>
-          <w:rFonts w:asciiTheme="minorHAnsi" w:hAnsiTheme="minorHAnsi" w:cstheme="minorHAnsi"/>
-          <w:color w:val="000000"/>
+        <w:spacing w:after="200"/>
+        <w:ind w:left="180" w:right="-327"/>
+        <w:jc w:val="both"/>
+        <w:rPr>
+          <w:rFonts w:asciiTheme="minorHAnsi" w:hAnsiTheme="minorHAnsi" w:cstheme="minorHAnsi"/>
+          <w:b/>
           <w:sz w:val="22"/>
           <w:szCs w:val="22"/>
           <w:lang w:eastAsia="zh-CN"/>
@@ -1721,7 +1768,6 @@
         <w:autoSpaceDE w:val="0"/>
         <w:autoSpaceDN w:val="0"/>
         <w:adjustRightInd w:val="0"/>
-        <w:spacing w:line="360" w:lineRule="auto"/>
         <w:ind w:right="-327"/>
         <w:jc w:val="both"/>
         <w:rPr>
@@ -1756,7 +1802,7 @@
         <w:autoSpaceDE w:val="0"/>
         <w:autoSpaceDN w:val="0"/>
         <w:adjustRightInd w:val="0"/>
-        <w:spacing w:after="200" w:line="360" w:lineRule="auto"/>
+        <w:spacing w:after="200"/>
         <w:ind w:right="-327"/>
         <w:jc w:val="both"/>
         <w:rPr>
@@ -1775,7 +1821,7 @@
           <w:szCs w:val="22"/>
           <w:lang w:eastAsia="zh-CN"/>
         </w:rPr>
-        <w:t xml:space="preserve">Preliminary laboratory investigation is to commence as per Preliminary Laboratory Investigation  form </w:t>
+        <w:t xml:space="preserve">Preliminary laboratory investigation is to commence as per Preliminary Laboratory </w:t>
       </w:r>
       <w:r>
         <w:rPr>
@@ -1785,6 +1831,26 @@
           <w:szCs w:val="22"/>
           <w:lang w:eastAsia="zh-CN"/>
         </w:rPr>
+        <w:t>Investigation form</w:t>
+      </w:r>
+      <w:r>
+        <w:rPr>
+          <w:rFonts w:asciiTheme="minorHAnsi" w:hAnsiTheme="minorHAnsi" w:cstheme="minorHAnsi"/>
+          <w:iCs/>
+          <w:sz w:val="22"/>
+          <w:szCs w:val="22"/>
+          <w:lang w:eastAsia="zh-CN"/>
+        </w:rPr>
+        <w:t xml:space="preserve"> </w:t>
+      </w:r>
+      <w:r>
+        <w:rPr>
+          <w:rFonts w:asciiTheme="minorHAnsi" w:hAnsiTheme="minorHAnsi" w:cstheme="minorHAnsi"/>
+          <w:iCs/>
+          <w:sz w:val="22"/>
+          <w:szCs w:val="22"/>
+          <w:lang w:eastAsia="zh-CN"/>
+        </w:rPr>
         <w:t>PLI</w:t>
       </w:r>
       <w:r>
@@ -1795,17 +1861,7 @@
           <w:szCs w:val="22"/>
           <w:lang w:eastAsia="zh-CN"/>
         </w:rPr>
-        <w:t>/QC/067/01/F01</w:t>
-      </w:r>
-      <w:r>
-        <w:rPr>
-          <w:rFonts w:asciiTheme="minorHAnsi" w:hAnsiTheme="minorHAnsi" w:cstheme="minorHAnsi"/>
-          <w:iCs/>
-          <w:sz w:val="22"/>
-          <w:szCs w:val="22"/>
-          <w:lang w:eastAsia="zh-CN"/>
-        </w:rPr>
-        <w:t xml:space="preserve"> </w:t>
+        <w:t xml:space="preserve">/QC/067/01/F01 </w:t>
       </w:r>
       <w:r>
         <w:rPr>
@@ -1858,7 +1914,42 @@
           <w:szCs w:val="22"/>
           <w:lang w:eastAsia="zh-CN"/>
         </w:rPr>
-        <w:t>Calculation error,   Equipment failure, Obvious errors, Incorrect Instrument Parameters e.g. t</w:t>
+        <w:t xml:space="preserve">Calculation </w:t>
+      </w:r>
+      <w:proofErr w:type="gramStart"/>
+      <w:r>
+        <w:rPr>
+          <w:rFonts w:asciiTheme="minorHAnsi" w:hAnsiTheme="minorHAnsi" w:cstheme="minorHAnsi"/>
+          <w:bCs/>
+          <w:color w:val="000000"/>
+          <w:sz w:val="22"/>
+          <w:szCs w:val="22"/>
+          <w:lang w:eastAsia="zh-CN"/>
+        </w:rPr>
+        <w:t xml:space="preserve">error,  </w:t>
+      </w:r>
+      <w:r>
+        <w:rPr>
+          <w:rFonts w:asciiTheme="minorHAnsi" w:hAnsiTheme="minorHAnsi" w:cstheme="minorHAnsi"/>
+          <w:bCs/>
+          <w:color w:val="000000"/>
+          <w:sz w:val="22"/>
+          <w:szCs w:val="22"/>
+          <w:lang w:eastAsia="zh-CN"/>
+        </w:rPr>
+        <w:t>Equipment</w:t>
+      </w:r>
+      <w:proofErr w:type="gramEnd"/>
+      <w:r>
+        <w:rPr>
+          <w:rFonts w:asciiTheme="minorHAnsi" w:hAnsiTheme="minorHAnsi" w:cstheme="minorHAnsi"/>
+          <w:bCs/>
+          <w:color w:val="000000"/>
+          <w:sz w:val="22"/>
+          <w:szCs w:val="22"/>
+          <w:lang w:eastAsia="zh-CN"/>
+        </w:rPr>
+        <w:t xml:space="preserve"> failure, Obvious errors, Incorrect Instrument Parameters e.g. t</w:t>
       </w:r>
       <w:r>
         <w:rPr>
@@ -1884,7 +1975,7 @@
         <w:autoSpaceDE w:val="0"/>
         <w:autoSpaceDN w:val="0"/>
         <w:adjustRightInd w:val="0"/>
-        <w:spacing w:after="120" w:line="360" w:lineRule="auto"/>
+        <w:spacing w:after="120"/>
         <w:ind w:right="-327"/>
         <w:jc w:val="both"/>
         <w:rPr>
@@ -1904,7 +1995,6 @@
           <w:szCs w:val="22"/>
           <w:lang w:eastAsia="zh-CN"/>
         </w:rPr>
-        <w:lastRenderedPageBreak/>
         <w:t>If no error was noted, and none of the above conditions were met Phase I investigation shall take place. However, if errors were noted and conditions of the preliminary investigation were met, CAPA is proffered for the outcome of investigation as per SOP on CAPA</w:t>
       </w:r>
       <w:r>
@@ -1946,27 +2036,13 @@
           <w:szCs w:val="22"/>
           <w:lang w:eastAsia="zh-CN"/>
         </w:rPr>
-        <w:t>BML-QDG-QA-</w:t>
-      </w:r>
-      <w:r>
-        <w:rPr>
-          <w:rFonts w:asciiTheme="minorHAnsi" w:hAnsiTheme="minorHAnsi" w:cstheme="minorHAnsi"/>
-          <w:bCs/>
-          <w:sz w:val="22"/>
-          <w:szCs w:val="22"/>
-          <w:lang w:eastAsia="zh-CN"/>
-        </w:rPr>
-        <w:t>016</w:t>
-      </w:r>
-    </w:p>
-    <w:p>
-      <w:pPr>
-        <w:numPr>
-          <w:ilvl w:val="1"/>
-          <w:numId w:val="24"/>
-        </w:numPr>
-        <w:spacing w:after="120" w:line="360" w:lineRule="auto"/>
-        <w:ind w:left="0" w:right="-327" w:hanging="567"/>
+        <w:t>BML-QDG-QA-016</w:t>
+      </w:r>
+    </w:p>
+    <w:p>
+      <w:pPr>
+        <w:spacing w:after="120"/>
+        <w:ind w:right="-327"/>
         <w:contextualSpacing/>
         <w:jc w:val="both"/>
         <w:rPr>
@@ -1997,7 +2073,7 @@
           <w:ilvl w:val="0"/>
           <w:numId w:val="14"/>
         </w:numPr>
-        <w:spacing w:after="120" w:line="360" w:lineRule="auto"/>
+        <w:spacing w:after="120"/>
         <w:ind w:right="-327"/>
         <w:jc w:val="both"/>
         <w:rPr>
@@ -2016,7 +2092,27 @@
           <w:szCs w:val="22"/>
           <w:lang w:eastAsia="zh-CN"/>
         </w:rPr>
-        <w:t>This stage of the procedure, investigation conducted by the analyst and the supervisor or another designated person. The objective of the Laboratory Investigation is to determine if the Out Of Specification or atypical result is attributable to error by the analyst.</w:t>
+        <w:t xml:space="preserve">This stage of the procedure, investigation conducted by the analyst and the supervisor or another designated person. The objective of the Laboratory Investigation is to determine if the Out </w:t>
+      </w:r>
+      <w:proofErr w:type="gramStart"/>
+      <w:r>
+        <w:rPr>
+          <w:rFonts w:asciiTheme="minorHAnsi" w:hAnsiTheme="minorHAnsi" w:cstheme="minorHAnsi"/>
+          <w:sz w:val="22"/>
+          <w:szCs w:val="22"/>
+          <w:lang w:eastAsia="zh-CN"/>
+        </w:rPr>
+        <w:t>Of</w:t>
+      </w:r>
+      <w:proofErr w:type="gramEnd"/>
+      <w:r>
+        <w:rPr>
+          <w:rFonts w:asciiTheme="minorHAnsi" w:hAnsiTheme="minorHAnsi" w:cstheme="minorHAnsi"/>
+          <w:sz w:val="22"/>
+          <w:szCs w:val="22"/>
+          <w:lang w:eastAsia="zh-CN"/>
+        </w:rPr>
+        <w:t xml:space="preserve"> Specification or atypical result is attributable to error by the analyst.</w:t>
       </w:r>
     </w:p>
     <w:p>
@@ -2026,7 +2122,6 @@
           <w:ilvl w:val="0"/>
           <w:numId w:val="14"/>
         </w:numPr>
-        <w:spacing w:line="360" w:lineRule="auto"/>
         <w:ind w:right="-327"/>
         <w:jc w:val="both"/>
         <w:rPr>
@@ -2055,7 +2150,7 @@
           <w:ilvl w:val="0"/>
           <w:numId w:val="14"/>
         </w:numPr>
-        <w:spacing w:after="200" w:line="360" w:lineRule="auto"/>
+        <w:spacing w:after="200"/>
         <w:ind w:right="-327"/>
         <w:jc w:val="both"/>
         <w:rPr>
@@ -2067,7 +2162,6 @@
           <w:lang w:eastAsia="zh-CN"/>
         </w:rPr>
       </w:pPr>
-      <w:proofErr w:type="gramStart"/>
       <w:r>
         <w:rPr>
           <w:rFonts w:asciiTheme="minorHAnsi" w:hAnsiTheme="minorHAnsi" w:cstheme="minorHAnsi"/>
@@ -2076,18 +2170,7 @@
           <w:szCs w:val="22"/>
           <w:lang w:eastAsia="zh-CN"/>
         </w:rPr>
-        <w:t>Phase</w:t>
-      </w:r>
-      <w:proofErr w:type="gramEnd"/>
-      <w:r>
-        <w:rPr>
-          <w:rFonts w:asciiTheme="minorHAnsi" w:hAnsiTheme="minorHAnsi" w:cstheme="minorHAnsi"/>
-          <w:color w:val="000000"/>
-          <w:sz w:val="22"/>
-          <w:szCs w:val="22"/>
-          <w:lang w:eastAsia="zh-CN"/>
-        </w:rPr>
-        <w:t xml:space="preserve"> I Investigation –Initial Investigation conducted by the analyst and supervisor using the Phase 1 OOS form </w:t>
+        <w:t xml:space="preserve">Phase I Investigation –Initial Investigation conducted by the analyst and supervisor using the Phase 1 OOS form </w:t>
       </w:r>
       <w:r>
         <w:rPr>
@@ -2187,7 +2270,7 @@
           <w:ilvl w:val="0"/>
           <w:numId w:val="14"/>
         </w:numPr>
-        <w:spacing w:after="200" w:line="360" w:lineRule="auto"/>
+        <w:spacing w:after="200"/>
         <w:ind w:right="-327"/>
         <w:jc w:val="both"/>
         <w:rPr>
@@ -2228,7 +2311,7 @@
           <w:ilvl w:val="0"/>
           <w:numId w:val="14"/>
         </w:numPr>
-        <w:spacing w:after="200" w:line="360" w:lineRule="auto"/>
+        <w:spacing w:after="200"/>
         <w:ind w:right="-327"/>
         <w:jc w:val="both"/>
         <w:rPr>
@@ -2281,7 +2364,7 @@
           <w:ilvl w:val="0"/>
           <w:numId w:val="14"/>
         </w:numPr>
-        <w:spacing w:after="120" w:line="360" w:lineRule="auto"/>
+        <w:spacing w:after="120"/>
         <w:ind w:right="-327"/>
         <w:jc w:val="both"/>
         <w:rPr>
@@ -2349,12 +2432,40 @@
     </w:p>
     <w:p>
       <w:pPr>
-        <w:numPr>
-          <w:ilvl w:val="1"/>
-          <w:numId w:val="22"/>
-        </w:numPr>
-        <w:spacing w:after="120" w:line="360" w:lineRule="auto"/>
-        <w:ind w:left="0" w:right="-327" w:hanging="567"/>
+        <w:spacing w:after="120"/>
+        <w:ind w:right="-327"/>
+        <w:contextualSpacing/>
+        <w:jc w:val="both"/>
+        <w:rPr>
+          <w:rFonts w:asciiTheme="minorHAnsi" w:hAnsiTheme="minorHAnsi" w:cstheme="minorHAnsi"/>
+          <w:b/>
+          <w:color w:val="000000"/>
+          <w:sz w:val="22"/>
+          <w:szCs w:val="22"/>
+          <w:lang w:eastAsia="zh-CN"/>
+        </w:rPr>
+      </w:pPr>
+    </w:p>
+    <w:p>
+      <w:pPr>
+        <w:spacing w:after="120"/>
+        <w:ind w:right="-327"/>
+        <w:contextualSpacing/>
+        <w:jc w:val="both"/>
+        <w:rPr>
+          <w:rFonts w:asciiTheme="minorHAnsi" w:hAnsiTheme="minorHAnsi" w:cstheme="minorHAnsi"/>
+          <w:b/>
+          <w:color w:val="000000"/>
+          <w:sz w:val="22"/>
+          <w:szCs w:val="22"/>
+          <w:lang w:eastAsia="zh-CN"/>
+        </w:rPr>
+      </w:pPr>
+    </w:p>
+    <w:p>
+      <w:pPr>
+        <w:spacing w:after="120"/>
+        <w:ind w:right="-327"/>
         <w:contextualSpacing/>
         <w:jc w:val="both"/>
         <w:rPr>
@@ -2375,6 +2486,7 @@
           <w:szCs w:val="22"/>
           <w:lang w:eastAsia="zh-CN"/>
         </w:rPr>
+        <w:lastRenderedPageBreak/>
         <w:t>Phase II Investigation</w:t>
       </w:r>
     </w:p>
@@ -2385,7 +2497,7 @@
           <w:ilvl w:val="0"/>
           <w:numId w:val="14"/>
         </w:numPr>
-        <w:spacing w:after="120" w:line="360" w:lineRule="auto"/>
+        <w:spacing w:after="120"/>
         <w:ind w:right="-327"/>
         <w:rPr>
           <w:rFonts w:asciiTheme="minorHAnsi" w:hAnsiTheme="minorHAnsi" w:cstheme="minorHAnsi"/>
@@ -2444,17 +2556,7 @@
           <w:szCs w:val="22"/>
           <w:lang w:eastAsia="zh-CN"/>
         </w:rPr>
-        <w:t>BML</w:t>
-      </w:r>
-      <w:r>
-        <w:rPr>
-          <w:rFonts w:asciiTheme="minorHAnsi" w:hAnsiTheme="minorHAnsi" w:cstheme="minorHAnsi"/>
-          <w:color w:val="000000"/>
-          <w:sz w:val="22"/>
-          <w:szCs w:val="22"/>
-          <w:lang w:eastAsia="zh-CN"/>
-        </w:rPr>
-        <w:t>/</w:t>
+        <w:t>BML/</w:t>
       </w:r>
       <w:r>
         <w:rPr>
@@ -2544,7 +2646,7 @@
           <w:ilvl w:val="0"/>
           <w:numId w:val="14"/>
         </w:numPr>
-        <w:spacing w:after="200" w:line="360" w:lineRule="auto"/>
+        <w:spacing w:after="200"/>
         <w:ind w:right="-327"/>
         <w:rPr>
           <w:rFonts w:asciiTheme="minorHAnsi" w:hAnsiTheme="minorHAnsi" w:cstheme="minorHAnsi"/>
@@ -2572,7 +2674,7 @@
           <w:ilvl w:val="0"/>
           <w:numId w:val="14"/>
         </w:numPr>
-        <w:spacing w:after="200" w:line="360" w:lineRule="auto"/>
+        <w:spacing w:after="200"/>
         <w:ind w:right="-327"/>
         <w:rPr>
           <w:rFonts w:asciiTheme="minorHAnsi" w:hAnsiTheme="minorHAnsi" w:cstheme="minorHAnsi"/>
@@ -2590,7 +2692,6 @@
           <w:szCs w:val="22"/>
           <w:lang w:eastAsia="zh-CN"/>
         </w:rPr>
-        <w:lastRenderedPageBreak/>
         <w:t xml:space="preserve">A second analyst performing </w:t>
       </w:r>
       <w:r>
@@ -2621,7 +2722,7 @@
           <w:ilvl w:val="0"/>
           <w:numId w:val="14"/>
         </w:numPr>
-        <w:spacing w:after="120" w:line="360" w:lineRule="auto"/>
+        <w:spacing w:after="120"/>
         <w:ind w:right="-327"/>
         <w:rPr>
           <w:rFonts w:asciiTheme="minorHAnsi" w:hAnsiTheme="minorHAnsi" w:cstheme="minorHAnsi"/>
@@ -2644,7 +2745,6 @@
     </w:p>
     <w:p>
       <w:pPr>
-        <w:spacing w:line="360" w:lineRule="auto"/>
         <w:ind w:right="-327"/>
         <w:contextualSpacing/>
         <w:jc w:val="both"/>
@@ -2722,18 +2822,7 @@
           <w:szCs w:val="22"/>
           <w:lang w:eastAsia="zh-CN"/>
         </w:rPr>
-        <w:t>BML-QDG-QA-067</w:t>
-      </w:r>
-      <w:r>
-        <w:rPr>
-          <w:rFonts w:asciiTheme="minorHAnsi" w:hAnsiTheme="minorHAnsi" w:cstheme="minorHAnsi"/>
-          <w:b/>
-          <w:bCs/>
-          <w:sz w:val="22"/>
-          <w:szCs w:val="22"/>
-          <w:lang w:eastAsia="zh-CN"/>
-        </w:rPr>
-        <w:t xml:space="preserve"> </w:t>
+        <w:t xml:space="preserve">BML-QDG-QA-067 </w:t>
       </w:r>
       <w:r>
         <w:rPr>
@@ -2754,7 +2843,7 @@
           <w:ilvl w:val="0"/>
           <w:numId w:val="14"/>
         </w:numPr>
-        <w:spacing w:after="200" w:line="360" w:lineRule="auto"/>
+        <w:spacing w:after="200"/>
         <w:ind w:right="-327"/>
         <w:jc w:val="both"/>
         <w:rPr>
@@ -2810,13 +2899,8 @@
     </w:p>
     <w:p>
       <w:pPr>
-        <w:numPr>
-          <w:ilvl w:val="1"/>
-          <w:numId w:val="22"/>
-        </w:numPr>
-        <w:spacing w:after="120" w:line="360" w:lineRule="auto"/>
-        <w:ind w:left="0" w:right="-327" w:hanging="567"/>
-        <w:contextualSpacing/>
+        <w:spacing w:after="200"/>
+        <w:ind w:left="180" w:right="-327"/>
         <w:jc w:val="both"/>
         <w:rPr>
           <w:rFonts w:asciiTheme="minorHAnsi" w:hAnsiTheme="minorHAnsi" w:cstheme="minorHAnsi"/>
@@ -2846,7 +2930,7 @@
           <w:ilvl w:val="0"/>
           <w:numId w:val="14"/>
         </w:numPr>
-        <w:spacing w:after="120" w:line="360" w:lineRule="auto"/>
+        <w:spacing w:after="120"/>
         <w:ind w:right="-327"/>
         <w:jc w:val="both"/>
         <w:rPr>
@@ -2875,7 +2959,7 @@
           <w:ilvl w:val="0"/>
           <w:numId w:val="14"/>
         </w:numPr>
-        <w:spacing w:after="200" w:line="360" w:lineRule="auto"/>
+        <w:spacing w:after="200"/>
         <w:ind w:right="-327"/>
         <w:jc w:val="both"/>
         <w:rPr>
@@ -2904,7 +2988,7 @@
           <w:ilvl w:val="0"/>
           <w:numId w:val="14"/>
         </w:numPr>
-        <w:spacing w:after="200" w:line="360" w:lineRule="auto"/>
+        <w:spacing w:after="200"/>
         <w:ind w:right="-327"/>
         <w:jc w:val="both"/>
         <w:rPr>
@@ -2923,7 +3007,27 @@
           <w:szCs w:val="22"/>
           <w:lang w:eastAsia="zh-CN"/>
         </w:rPr>
-        <w:t>If insufficient quantity of the original sample remains to perform all further testing then the procedure for obtaining a resample must be discussed and agreed by QA equivalent. The process of obtaining the resample should be recorded within the laboratory investigation.</w:t>
+        <w:t xml:space="preserve">If insufficient quantity of the original sample remains to perform all further </w:t>
+      </w:r>
+      <w:r>
+        <w:rPr>
+          <w:rFonts w:asciiTheme="minorHAnsi" w:hAnsiTheme="minorHAnsi" w:cstheme="minorHAnsi"/>
+          <w:color w:val="000000"/>
+          <w:sz w:val="22"/>
+          <w:szCs w:val="22"/>
+          <w:lang w:eastAsia="zh-CN"/>
+        </w:rPr>
+        <w:t>testing,</w:t>
+      </w:r>
+      <w:r>
+        <w:rPr>
+          <w:rFonts w:asciiTheme="minorHAnsi" w:hAnsiTheme="minorHAnsi" w:cstheme="minorHAnsi"/>
+          <w:color w:val="000000"/>
+          <w:sz w:val="22"/>
+          <w:szCs w:val="22"/>
+          <w:lang w:eastAsia="zh-CN"/>
+        </w:rPr>
+        <w:t xml:space="preserve"> then the procedure for obtaining a resample must be discussed and agreed by QA equivalent. The process of obtaining the resample should be recorded within the laboratory investigation.</w:t>
       </w:r>
     </w:p>
     <w:p>
@@ -2933,7 +3037,7 @@
           <w:ilvl w:val="0"/>
           <w:numId w:val="14"/>
         </w:numPr>
-        <w:spacing w:after="200" w:line="360" w:lineRule="auto"/>
+        <w:spacing w:after="200"/>
         <w:ind w:right="-327"/>
         <w:jc w:val="both"/>
         <w:rPr>
@@ -2962,7 +3066,7 @@
           <w:ilvl w:val="0"/>
           <w:numId w:val="14"/>
         </w:numPr>
-        <w:spacing w:after="200" w:line="360" w:lineRule="auto"/>
+        <w:spacing w:after="200"/>
         <w:ind w:right="-327"/>
         <w:jc w:val="both"/>
         <w:rPr>
@@ -2991,7 +3095,7 @@
           <w:ilvl w:val="0"/>
           <w:numId w:val="14"/>
         </w:numPr>
-        <w:spacing w:after="200" w:line="360" w:lineRule="auto"/>
+        <w:spacing w:after="200"/>
         <w:ind w:right="-327"/>
         <w:jc w:val="both"/>
         <w:rPr>
@@ -3020,7 +3124,7 @@
           <w:ilvl w:val="0"/>
           <w:numId w:val="14"/>
         </w:numPr>
-        <w:spacing w:after="200" w:line="360" w:lineRule="auto"/>
+        <w:spacing w:after="200"/>
         <w:ind w:right="-327"/>
         <w:jc w:val="both"/>
         <w:rPr>
@@ -3049,7 +3153,7 @@
           <w:ilvl w:val="0"/>
           <w:numId w:val="14"/>
         </w:numPr>
-        <w:spacing w:after="200" w:line="360" w:lineRule="auto"/>
+        <w:spacing w:after="200"/>
         <w:ind w:right="-327"/>
         <w:jc w:val="both"/>
         <w:rPr>
@@ -3067,8 +3171,17 @@
           <w:szCs w:val="22"/>
           <w:lang w:eastAsia="zh-CN"/>
         </w:rPr>
+        <w:t xml:space="preserve">If the Laboratory Investigation is inconclusive and the review of the other information available about the material under test does not identify a cause for the out of specification or atypical result then the usual </w:t>
+      </w:r>
+      <w:r>
+        <w:rPr>
+          <w:rFonts w:asciiTheme="minorHAnsi" w:hAnsiTheme="minorHAnsi" w:cstheme="minorHAnsi"/>
+          <w:sz w:val="22"/>
+          <w:szCs w:val="22"/>
+          <w:lang w:eastAsia="zh-CN"/>
+        </w:rPr>
         <w:lastRenderedPageBreak/>
-        <w:t>If the Laboratory Investigation is inconclusive and the review of the other information available about the material under test does not identify a cause for the out of specification or atypical result then the usual course of action will be to perform retesting.  A retest plan giving the design and objectives of the retesting are documented and approved before retesting is performed.</w:t>
+        <w:t>course of action will be to perform retesting.  A retest plan giving the design and objectives of the retesting are documented and approved before retesting is performed.</w:t>
       </w:r>
     </w:p>
     <w:p>
@@ -3078,7 +3191,7 @@
           <w:ilvl w:val="0"/>
           <w:numId w:val="14"/>
         </w:numPr>
-        <w:spacing w:after="200" w:line="360" w:lineRule="auto"/>
+        <w:spacing w:after="200"/>
         <w:ind w:right="-327"/>
         <w:jc w:val="both"/>
         <w:rPr>
@@ -3096,7 +3209,7 @@
           <w:szCs w:val="22"/>
           <w:lang w:eastAsia="zh-CN"/>
         </w:rPr>
-        <w:t>Retests are performed on the original laboratory sample or on a further laboratory Sample obtained from the original sample  (or samples) taken from the batch; if there is insufficient laboratory sample to repeat the analysis the supervisor or another designated person is consulted to determine the course of action to be taken.</w:t>
+        <w:t>Retests are performed on the original laboratory sample or on a further laboratory Sample obtained from the original sample (or samples) taken from the batch; if there is insufficient laboratory sample to repeat the analysis the supervisor or another designated person is consulted to determine the course of action to be taken.</w:t>
       </w:r>
     </w:p>
     <w:p>
@@ -3106,7 +3219,7 @@
           <w:ilvl w:val="0"/>
           <w:numId w:val="14"/>
         </w:numPr>
-        <w:spacing w:after="200" w:line="360" w:lineRule="auto"/>
+        <w:spacing w:after="200"/>
         <w:ind w:right="-327"/>
         <w:jc w:val="both"/>
         <w:rPr>
@@ -3134,7 +3247,6 @@
           <w:ilvl w:val="1"/>
           <w:numId w:val="32"/>
         </w:numPr>
-        <w:spacing w:line="360" w:lineRule="auto"/>
         <w:ind w:right="-327"/>
         <w:jc w:val="both"/>
         <w:rPr>
@@ -3161,7 +3273,6 @@
           <w:ilvl w:val="1"/>
           <w:numId w:val="32"/>
         </w:numPr>
-        <w:spacing w:line="360" w:lineRule="auto"/>
         <w:ind w:right="-327"/>
         <w:jc w:val="both"/>
         <w:rPr>
@@ -3188,7 +3299,6 @@
           <w:ilvl w:val="1"/>
           <w:numId w:val="32"/>
         </w:numPr>
-        <w:spacing w:line="360" w:lineRule="auto"/>
         <w:ind w:right="-327"/>
         <w:jc w:val="both"/>
         <w:rPr>
@@ -3215,7 +3325,6 @@
           <w:ilvl w:val="1"/>
           <w:numId w:val="32"/>
         </w:numPr>
-        <w:spacing w:line="360" w:lineRule="auto"/>
         <w:ind w:right="-327"/>
         <w:jc w:val="both"/>
         <w:rPr>
@@ -3252,7 +3361,6 @@
           <w:ilvl w:val="1"/>
           <w:numId w:val="32"/>
         </w:numPr>
-        <w:spacing w:line="360" w:lineRule="auto"/>
         <w:ind w:right="-327"/>
         <w:jc w:val="both"/>
         <w:rPr>
@@ -3279,7 +3387,6 @@
           <w:ilvl w:val="1"/>
           <w:numId w:val="32"/>
         </w:numPr>
-        <w:spacing w:line="360" w:lineRule="auto"/>
         <w:ind w:right="-327"/>
         <w:jc w:val="both"/>
         <w:rPr>
@@ -3306,7 +3413,7 @@
           <w:ilvl w:val="0"/>
           <w:numId w:val="14"/>
         </w:numPr>
-        <w:spacing w:after="200" w:line="360" w:lineRule="auto"/>
+        <w:spacing w:after="200"/>
         <w:ind w:right="-327"/>
         <w:jc w:val="both"/>
         <w:rPr>
@@ -3333,7 +3440,6 @@
           <w:ilvl w:val="0"/>
           <w:numId w:val="14"/>
         </w:numPr>
-        <w:spacing w:line="360" w:lineRule="auto"/>
         <w:ind w:right="-327"/>
         <w:jc w:val="both"/>
         <w:rPr>
@@ -3350,7 +3456,16 @@
           <w:szCs w:val="22"/>
           <w:lang w:eastAsia="zh-CN"/>
         </w:rPr>
-        <w:t>Generally the retesting procedure involve</w:t>
+        <w:t>Generally,</w:t>
+      </w:r>
+      <w:r>
+        <w:rPr>
+          <w:rFonts w:asciiTheme="minorHAnsi" w:hAnsiTheme="minorHAnsi" w:cstheme="minorHAnsi"/>
+          <w:sz w:val="22"/>
+          <w:szCs w:val="22"/>
+          <w:lang w:eastAsia="zh-CN"/>
+        </w:rPr>
+        <w:t xml:space="preserve"> the retesting procedure involve</w:t>
       </w:r>
       <w:r>
         <w:rPr>
@@ -3391,7 +3506,7 @@
     </w:p>
     <w:p>
       <w:pPr>
-        <w:spacing w:after="120" w:line="360" w:lineRule="auto"/>
+        <w:spacing w:after="120"/>
         <w:ind w:right="-327"/>
         <w:jc w:val="both"/>
         <w:rPr>
@@ -3430,7 +3545,7 @@
           <w:ilvl w:val="0"/>
           <w:numId w:val="14"/>
         </w:numPr>
-        <w:spacing w:after="120" w:line="360" w:lineRule="auto"/>
+        <w:spacing w:after="120"/>
         <w:ind w:right="-327"/>
         <w:jc w:val="both"/>
         <w:rPr>
@@ -3447,7 +3562,6 @@
           <w:szCs w:val="22"/>
           <w:lang w:eastAsia="zh-CN"/>
         </w:rPr>
-        <w:lastRenderedPageBreak/>
         <w:t>In many instances testing above this minimum level will be required to enable a conclusion to be reached on the significance of the out of specification or atypical result in decisions relating to the disposition of the material under test.  The chosen level of retests is scientifically sound and appropriate to the situation being investigated.</w:t>
       </w:r>
     </w:p>
@@ -3458,7 +3572,7 @@
           <w:ilvl w:val="0"/>
           <w:numId w:val="14"/>
         </w:numPr>
-        <w:spacing w:after="120" w:line="360" w:lineRule="auto"/>
+        <w:spacing w:after="120"/>
         <w:ind w:right="-327"/>
         <w:jc w:val="both"/>
         <w:rPr>
@@ -3485,7 +3599,7 @@
           <w:ilvl w:val="0"/>
           <w:numId w:val="27"/>
         </w:numPr>
-        <w:spacing w:after="200" w:line="360" w:lineRule="auto"/>
+        <w:spacing w:after="200"/>
         <w:ind w:hanging="360"/>
         <w:jc w:val="both"/>
         <w:rPr>
@@ -3510,7 +3624,7 @@
           <w:ilvl w:val="0"/>
           <w:numId w:val="27"/>
         </w:numPr>
-        <w:spacing w:after="200" w:line="360" w:lineRule="auto"/>
+        <w:spacing w:after="200"/>
         <w:ind w:hanging="360"/>
         <w:jc w:val="both"/>
         <w:rPr>
@@ -3535,7 +3649,7 @@
           <w:ilvl w:val="0"/>
           <w:numId w:val="27"/>
         </w:numPr>
-        <w:spacing w:after="200" w:line="360" w:lineRule="auto"/>
+        <w:spacing w:after="200"/>
         <w:ind w:hanging="360"/>
         <w:jc w:val="both"/>
         <w:rPr>
@@ -3560,7 +3674,7 @@
           <w:ilvl w:val="0"/>
           <w:numId w:val="27"/>
         </w:numPr>
-        <w:spacing w:after="120" w:line="360" w:lineRule="auto"/>
+        <w:spacing w:after="120"/>
         <w:ind w:hanging="360"/>
         <w:jc w:val="both"/>
         <w:rPr>
@@ -3585,7 +3699,7 @@
           <w:ilvl w:val="0"/>
           <w:numId w:val="14"/>
         </w:numPr>
-        <w:spacing w:after="200" w:line="360" w:lineRule="auto"/>
+        <w:spacing w:after="200"/>
         <w:ind w:right="-327"/>
         <w:jc w:val="both"/>
         <w:rPr>
@@ -3610,7 +3724,7 @@
           <w:ilvl w:val="0"/>
           <w:numId w:val="14"/>
         </w:numPr>
-        <w:spacing w:after="200" w:line="360" w:lineRule="auto"/>
+        <w:spacing w:after="200"/>
         <w:ind w:right="-327"/>
         <w:jc w:val="both"/>
         <w:rPr>
@@ -3625,6 +3739,7 @@
           <w:sz w:val="22"/>
           <w:szCs w:val="22"/>
         </w:rPr>
+        <w:lastRenderedPageBreak/>
         <w:t>All data obtained from retests are retained in the laboratory records.</w:t>
       </w:r>
     </w:p>
@@ -3635,7 +3750,7 @@
           <w:ilvl w:val="0"/>
           <w:numId w:val="14"/>
         </w:numPr>
-        <w:spacing w:after="120" w:line="360" w:lineRule="auto"/>
+        <w:spacing w:after="120"/>
         <w:ind w:right="-327"/>
         <w:jc w:val="both"/>
         <w:rPr>
@@ -3655,12 +3770,8 @@
     </w:p>
     <w:p>
       <w:pPr>
-        <w:numPr>
-          <w:ilvl w:val="1"/>
-          <w:numId w:val="22"/>
-        </w:numPr>
-        <w:spacing w:after="120" w:line="360" w:lineRule="auto"/>
-        <w:ind w:left="0" w:right="-327" w:hanging="567"/>
+        <w:spacing w:after="120"/>
+        <w:ind w:right="-327"/>
         <w:jc w:val="both"/>
         <w:rPr>
           <w:rFonts w:asciiTheme="minorHAnsi" w:eastAsia="Segoe UI" w:hAnsiTheme="minorHAnsi" w:cstheme="minorHAnsi"/>
@@ -3687,7 +3798,7 @@
           <w:ilvl w:val="0"/>
           <w:numId w:val="14"/>
         </w:numPr>
-        <w:spacing w:after="120" w:line="360" w:lineRule="auto"/>
+        <w:spacing w:after="120"/>
         <w:ind w:right="-327"/>
         <w:jc w:val="both"/>
         <w:rPr>
@@ -3703,17 +3814,7 @@
           <w:sz w:val="22"/>
           <w:szCs w:val="22"/>
         </w:rPr>
-        <w:t xml:space="preserve">The validity of averaging depends upon the sample and its purpose. Using averages can provide more accurate results. For example, in the case of microbiological assays, the use of averages because of the innate variability of the microbiological tests system. The kinetic scan of individual wells, or endotoxin data from a number of consecutive measurements, or with HPLC consecutive replicate injections from the same </w:t>
-      </w:r>
-      <w:r>
-        <w:rPr>
-          <w:rFonts w:asciiTheme="minorHAnsi" w:eastAsia="Segoe UI" w:hAnsiTheme="minorHAnsi" w:cstheme="minorHAnsi"/>
-          <w:color w:val="000000"/>
-          <w:sz w:val="22"/>
-          <w:szCs w:val="22"/>
-        </w:rPr>
-        <w:lastRenderedPageBreak/>
-        <w:t xml:space="preserve">preparation (the determination is considered one test and one result), however, unexpected variation in replicate determinations should trigger investigation and documentation requirements. </w:t>
+        <w:t xml:space="preserve">The validity of averaging depends upon the sample and its purpose. Using averages can provide more accurate results. For example, in the case of microbiological assays, the use of averages because of the innate variability of the microbiological tests system. The kinetic scan of individual wells, or endotoxin data from a number of consecutive measurements, or with HPLC consecutive replicate injections from the same preparation (the determination is considered one test and one result), however, unexpected variation in replicate determinations should trigger investigation and documentation requirements. </w:t>
       </w:r>
     </w:p>
     <w:p>
@@ -3723,7 +3824,7 @@
           <w:ilvl w:val="0"/>
           <w:numId w:val="14"/>
         </w:numPr>
-        <w:spacing w:after="120" w:line="360" w:lineRule="auto"/>
+        <w:spacing w:after="120"/>
         <w:ind w:right="-327"/>
         <w:jc w:val="both"/>
         <w:rPr>
@@ -3749,7 +3850,7 @@
           <w:ilvl w:val="0"/>
           <w:numId w:val="14"/>
         </w:numPr>
-        <w:spacing w:after="120" w:line="360" w:lineRule="auto"/>
+        <w:spacing w:after="120"/>
         <w:ind w:right="-327"/>
         <w:jc w:val="both"/>
         <w:rPr>
@@ -3793,7 +3894,7 @@
           <w:ilvl w:val="0"/>
           <w:numId w:val="14"/>
         </w:numPr>
-        <w:spacing w:after="120" w:line="360" w:lineRule="auto"/>
+        <w:spacing w:after="120"/>
         <w:ind w:right="-327"/>
         <w:jc w:val="both"/>
         <w:rPr>
@@ -3819,7 +3920,7 @@
           <w:ilvl w:val="0"/>
           <w:numId w:val="14"/>
         </w:numPr>
-        <w:spacing w:after="120" w:line="360" w:lineRule="auto"/>
+        <w:spacing w:after="120"/>
         <w:ind w:right="-327"/>
         <w:jc w:val="both"/>
         <w:rPr>
@@ -3850,12 +3951,8 @@
     </w:p>
     <w:p>
       <w:pPr>
-        <w:numPr>
-          <w:ilvl w:val="1"/>
-          <w:numId w:val="22"/>
-        </w:numPr>
-        <w:spacing w:after="120" w:line="360" w:lineRule="auto"/>
-        <w:ind w:left="0" w:right="-327" w:hanging="567"/>
+        <w:spacing w:after="120"/>
+        <w:ind w:right="-327"/>
         <w:jc w:val="both"/>
         <w:rPr>
           <w:rFonts w:asciiTheme="minorHAnsi" w:eastAsia="Segoe UI" w:hAnsiTheme="minorHAnsi" w:cstheme="minorHAnsi"/>
@@ -3882,7 +3979,7 @@
           <w:ilvl w:val="0"/>
           <w:numId w:val="14"/>
         </w:numPr>
-        <w:spacing w:after="200" w:line="360" w:lineRule="auto"/>
+        <w:spacing w:after="200"/>
         <w:ind w:right="-327"/>
         <w:jc w:val="both"/>
         <w:rPr>
@@ -3898,7 +3995,27 @@
           <w:sz w:val="22"/>
           <w:szCs w:val="22"/>
         </w:rPr>
-        <w:t>If insufficient quantity of the original sample remains to perform all further testing then the procedure for obtaining a resample must be discussed and agreed by QA. The process of obtaining the resample should be recorded within the laboratory investigation.</w:t>
+        <w:t xml:space="preserve">If insufficient quantity of the original sample remains to perform all further </w:t>
+      </w:r>
+      <w:proofErr w:type="gramStart"/>
+      <w:r>
+        <w:rPr>
+          <w:rFonts w:asciiTheme="minorHAnsi" w:eastAsia="Segoe UI" w:hAnsiTheme="minorHAnsi" w:cstheme="minorHAnsi"/>
+          <w:color w:val="000000"/>
+          <w:sz w:val="22"/>
+          <w:szCs w:val="22"/>
+        </w:rPr>
+        <w:t>testing</w:t>
+      </w:r>
+      <w:proofErr w:type="gramEnd"/>
+      <w:r>
+        <w:rPr>
+          <w:rFonts w:asciiTheme="minorHAnsi" w:eastAsia="Segoe UI" w:hAnsiTheme="minorHAnsi" w:cstheme="minorHAnsi"/>
+          <w:color w:val="000000"/>
+          <w:sz w:val="22"/>
+          <w:szCs w:val="22"/>
+        </w:rPr>
+        <w:t xml:space="preserve"> then the procedure for obtaining a resample must be discussed and agreed by QA. The process of obtaining the resample should be recorded within the laboratory investigation.</w:t>
       </w:r>
     </w:p>
     <w:p>
@@ -3908,7 +4025,7 @@
           <w:ilvl w:val="0"/>
           <w:numId w:val="14"/>
         </w:numPr>
-        <w:spacing w:after="200" w:line="360" w:lineRule="auto"/>
+        <w:spacing w:after="200"/>
         <w:ind w:right="-327"/>
         <w:jc w:val="both"/>
         <w:rPr>
@@ -3934,7 +4051,7 @@
           <w:ilvl w:val="0"/>
           <w:numId w:val="14"/>
         </w:numPr>
-        <w:spacing w:after="200" w:line="360" w:lineRule="auto"/>
+        <w:spacing w:after="200"/>
         <w:ind w:right="-327"/>
         <w:jc w:val="both"/>
         <w:rPr>
@@ -3960,7 +4077,7 @@
           <w:ilvl w:val="0"/>
           <w:numId w:val="14"/>
         </w:numPr>
-        <w:spacing w:after="200" w:line="360" w:lineRule="auto"/>
+        <w:spacing w:after="200"/>
         <w:ind w:right="-327"/>
         <w:jc w:val="both"/>
         <w:rPr>
@@ -3987,7 +4104,7 @@
           <w:ilvl w:val="0"/>
           <w:numId w:val="14"/>
         </w:numPr>
-        <w:spacing w:after="200" w:line="360" w:lineRule="auto"/>
+        <w:spacing w:after="200"/>
         <w:ind w:right="-327"/>
         <w:jc w:val="both"/>
         <w:rPr>
@@ -4013,7 +4130,7 @@
           <w:ilvl w:val="0"/>
           <w:numId w:val="14"/>
         </w:numPr>
-        <w:spacing w:after="200" w:line="360" w:lineRule="auto"/>
+        <w:spacing w:after="200"/>
         <w:ind w:right="-327"/>
         <w:jc w:val="both"/>
         <w:rPr>
@@ -4038,7 +4155,7 @@
           <w:ilvl w:val="0"/>
           <w:numId w:val="14"/>
         </w:numPr>
-        <w:spacing w:after="200" w:line="360" w:lineRule="auto"/>
+        <w:spacing w:after="200"/>
         <w:ind w:right="-327"/>
         <w:jc w:val="both"/>
         <w:rPr>
@@ -4053,7 +4170,23 @@
           <w:sz w:val="22"/>
           <w:szCs w:val="22"/>
         </w:rPr>
-        <w:t>In addition re-sampling must only be undertaken where it is considered that it is still possible to obtain a representative sample.  In situations where it may not be possible to obtain a resample, consideration is given to taking either a larger sample or more than one sample initially.</w:t>
+        <w:t xml:space="preserve">In </w:t>
+      </w:r>
+      <w:r>
+        <w:rPr>
+          <w:rFonts w:asciiTheme="minorHAnsi" w:eastAsia="Segoe UI" w:hAnsiTheme="minorHAnsi" w:cstheme="minorHAnsi"/>
+          <w:sz w:val="22"/>
+          <w:szCs w:val="22"/>
+        </w:rPr>
+        <w:t>addition,</w:t>
+      </w:r>
+      <w:r>
+        <w:rPr>
+          <w:rFonts w:asciiTheme="minorHAnsi" w:eastAsia="Segoe UI" w:hAnsiTheme="minorHAnsi" w:cstheme="minorHAnsi"/>
+          <w:sz w:val="22"/>
+          <w:szCs w:val="22"/>
+        </w:rPr>
+        <w:t xml:space="preserve"> re-sampling must only be undertaken where it is considered that it is still possible to obtain a representative sample.  In situations where it may not be possible to obtain a resample, consideration is given to taking either a larger sample or more than one sample initially.</w:t>
       </w:r>
       <w:r>
         <w:rPr>
@@ -4071,7 +4204,7 @@
           <w:ilvl w:val="0"/>
           <w:numId w:val="14"/>
         </w:numPr>
-        <w:spacing w:after="120" w:line="360" w:lineRule="auto"/>
+        <w:spacing w:after="120"/>
         <w:ind w:right="-327"/>
         <w:jc w:val="both"/>
         <w:rPr>
@@ -4108,15 +4241,11 @@
     </w:p>
     <w:p>
       <w:pPr>
-        <w:numPr>
-          <w:ilvl w:val="1"/>
-          <w:numId w:val="22"/>
-        </w:numPr>
         <w:autoSpaceDE w:val="0"/>
         <w:autoSpaceDN w:val="0"/>
         <w:adjustRightInd w:val="0"/>
-        <w:spacing w:after="120" w:line="360" w:lineRule="auto"/>
-        <w:ind w:left="0" w:right="-327" w:hanging="567"/>
+        <w:spacing w:after="120"/>
+        <w:ind w:right="-327"/>
         <w:jc w:val="both"/>
         <w:rPr>
           <w:rFonts w:asciiTheme="minorHAnsi" w:eastAsia="Segoe UI" w:hAnsiTheme="minorHAnsi" w:cstheme="minorHAnsi"/>
@@ -4134,7 +4263,31 @@
           <w:sz w:val="22"/>
           <w:szCs w:val="22"/>
         </w:rPr>
-        <w:t>Stability – Out Of Specification/Out Of Trend</w:t>
+        <w:t xml:space="preserve">Stability – Out </w:t>
+      </w:r>
+      <w:proofErr w:type="gramStart"/>
+      <w:r>
+        <w:rPr>
+          <w:rFonts w:asciiTheme="minorHAnsi" w:eastAsia="Segoe UI" w:hAnsiTheme="minorHAnsi" w:cstheme="minorHAnsi"/>
+          <w:b/>
+          <w:bCs/>
+          <w:color w:val="000000"/>
+          <w:sz w:val="22"/>
+          <w:szCs w:val="22"/>
+        </w:rPr>
+        <w:t>Of</w:t>
+      </w:r>
+      <w:proofErr w:type="gramEnd"/>
+      <w:r>
+        <w:rPr>
+          <w:rFonts w:asciiTheme="minorHAnsi" w:eastAsia="Segoe UI" w:hAnsiTheme="minorHAnsi" w:cstheme="minorHAnsi"/>
+          <w:b/>
+          <w:bCs/>
+          <w:color w:val="000000"/>
+          <w:sz w:val="22"/>
+          <w:szCs w:val="22"/>
+        </w:rPr>
+        <w:t xml:space="preserve"> Specification/Out Of Trend</w:t>
       </w:r>
     </w:p>
     <w:p>
@@ -4147,7 +4300,7 @@
         <w:autoSpaceDE w:val="0"/>
         <w:autoSpaceDN w:val="0"/>
         <w:adjustRightInd w:val="0"/>
-        <w:spacing w:after="120" w:line="360" w:lineRule="auto"/>
+        <w:spacing w:after="120"/>
         <w:ind w:right="-327"/>
         <w:jc w:val="both"/>
         <w:rPr>
@@ -4182,12 +4335,8 @@
     </w:p>
     <w:p>
       <w:pPr>
-        <w:numPr>
-          <w:ilvl w:val="1"/>
-          <w:numId w:val="22"/>
-        </w:numPr>
-        <w:spacing w:after="120" w:line="360" w:lineRule="auto"/>
-        <w:ind w:left="0" w:right="-327" w:hanging="567"/>
+        <w:spacing w:after="120"/>
+        <w:ind w:right="-327"/>
         <w:contextualSpacing/>
         <w:jc w:val="both"/>
         <w:rPr>
@@ -4216,7 +4365,7 @@
           <w:ilvl w:val="0"/>
           <w:numId w:val="14"/>
         </w:numPr>
-        <w:spacing w:after="120" w:line="360" w:lineRule="auto"/>
+        <w:spacing w:after="120"/>
         <w:ind w:right="-327"/>
         <w:jc w:val="both"/>
         <w:rPr>
@@ -4261,7 +4410,7 @@
           <w:ilvl w:val="0"/>
           <w:numId w:val="14"/>
         </w:numPr>
-        <w:spacing w:after="120" w:line="360" w:lineRule="auto"/>
+        <w:spacing w:after="120"/>
         <w:ind w:right="-327"/>
         <w:jc w:val="both"/>
         <w:rPr>
@@ -4288,7 +4437,7 @@
           <w:ilvl w:val="0"/>
           <w:numId w:val="14"/>
         </w:numPr>
-        <w:spacing w:after="120" w:line="360" w:lineRule="auto"/>
+        <w:spacing w:after="120"/>
         <w:ind w:right="-327"/>
         <w:jc w:val="both"/>
         <w:rPr>
@@ -4333,7 +4482,7 @@
           <w:ilvl w:val="0"/>
           <w:numId w:val="14"/>
         </w:numPr>
-        <w:spacing w:after="120" w:line="360" w:lineRule="auto"/>
+        <w:spacing w:after="120"/>
         <w:ind w:right="-327"/>
         <w:jc w:val="both"/>
         <w:rPr>
@@ -4350,28 +4499,7 @@
           <w:szCs w:val="22"/>
           <w:lang w:eastAsia="zh-CN"/>
         </w:rPr>
-        <w:lastRenderedPageBreak/>
-        <w:t xml:space="preserve">Deviation is reviewed and evaluated by Quality Assurance Department as part of periodic product review </w:t>
-      </w:r>
-      <w:proofErr w:type="gramStart"/>
-      <w:r>
-        <w:rPr>
-          <w:rFonts w:asciiTheme="minorHAnsi" w:hAnsiTheme="minorHAnsi" w:cstheme="minorHAnsi"/>
-          <w:sz w:val="22"/>
-          <w:szCs w:val="22"/>
-          <w:lang w:eastAsia="zh-CN"/>
-        </w:rPr>
-        <w:t>process</w:t>
-      </w:r>
-      <w:proofErr w:type="gramEnd"/>
-      <w:r>
-        <w:rPr>
-          <w:rFonts w:asciiTheme="minorHAnsi" w:hAnsiTheme="minorHAnsi" w:cstheme="minorHAnsi"/>
-          <w:sz w:val="22"/>
-          <w:szCs w:val="22"/>
-          <w:lang w:eastAsia="zh-CN"/>
-        </w:rPr>
-        <w:t xml:space="preserve"> to assess any trends or underlying issues that require additional corrective measures.</w:t>
+        <w:t>Deviation is reviewed and evaluated by Quality Assurance Department as part of periodic product review process to assess any trends or underlying issues that require additional corrective measures.</w:t>
       </w:r>
     </w:p>
     <w:p>
@@ -4381,7 +4509,7 @@
           <w:ilvl w:val="0"/>
           <w:numId w:val="14"/>
         </w:numPr>
-        <w:spacing w:after="120" w:line="360" w:lineRule="auto"/>
+        <w:spacing w:after="120"/>
         <w:ind w:right="-327"/>
         <w:jc w:val="both"/>
         <w:rPr>
@@ -4408,7 +4536,7 @@
           <w:ilvl w:val="0"/>
           <w:numId w:val="14"/>
         </w:numPr>
-        <w:spacing w:after="120" w:line="360" w:lineRule="auto"/>
+        <w:spacing w:after="120"/>
         <w:ind w:right="-327"/>
         <w:jc w:val="both"/>
         <w:rPr>
@@ -4435,7 +4563,7 @@
           <w:ilvl w:val="0"/>
           <w:numId w:val="14"/>
         </w:numPr>
-        <w:spacing w:after="120" w:line="360" w:lineRule="auto"/>
+        <w:spacing w:after="120"/>
         <w:ind w:right="-327"/>
         <w:jc w:val="both"/>
         <w:rPr>
@@ -4462,7 +4590,7 @@
           <w:ilvl w:val="0"/>
           <w:numId w:val="33"/>
         </w:numPr>
-        <w:spacing w:after="120" w:line="360" w:lineRule="auto"/>
+        <w:spacing w:after="120"/>
         <w:ind w:left="990" w:right="-327" w:hanging="270"/>
         <w:jc w:val="both"/>
         <w:rPr>
@@ -4479,6 +4607,7 @@
           <w:szCs w:val="22"/>
           <w:lang w:eastAsia="zh-CN"/>
         </w:rPr>
+        <w:lastRenderedPageBreak/>
         <w:t>An out of specification or atypical result obtained during stability testing where existing knowledge about the material under test or predictions from trend analysis indicate that the result is valid.  In these circumstances the procedures defined in the guidelines do not apply.</w:t>
       </w:r>
       <w:r>
@@ -4498,7 +4627,7 @@
           <w:ilvl w:val="0"/>
           <w:numId w:val="33"/>
         </w:numPr>
-        <w:spacing w:after="120" w:line="360" w:lineRule="auto"/>
+        <w:spacing w:after="120"/>
         <w:ind w:left="990" w:right="-327" w:hanging="270"/>
         <w:jc w:val="both"/>
         <w:rPr>
@@ -4535,7 +4664,7 @@
           <w:ilvl w:val="0"/>
           <w:numId w:val="33"/>
         </w:numPr>
-        <w:spacing w:after="120" w:line="360" w:lineRule="auto"/>
+        <w:spacing w:after="120"/>
         <w:ind w:left="990" w:right="-327" w:hanging="270"/>
         <w:jc w:val="both"/>
         <w:rPr>
@@ -4557,13 +4686,17 @@
     </w:p>
     <w:p>
       <w:pPr>
-        <w:numPr>
-          <w:ilvl w:val="1"/>
-          <w:numId w:val="22"/>
-        </w:numPr>
-        <w:spacing w:after="120" w:line="360" w:lineRule="auto"/>
-        <w:ind w:left="0" w:right="-327" w:hanging="567"/>
-        <w:jc w:val="both"/>
+        <w:spacing w:after="120"/>
+        <w:ind w:right="-327"/>
+        <w:jc w:val="both"/>
+        <w:rPr>
+          <w:rFonts w:asciiTheme="minorHAnsi" w:hAnsiTheme="minorHAnsi" w:cstheme="minorHAnsi"/>
+          <w:sz w:val="22"/>
+          <w:szCs w:val="22"/>
+          <w:lang w:eastAsia="zh-CN"/>
+        </w:rPr>
+      </w:pPr>
+      <w:r>
         <w:rPr>
           <w:rFonts w:asciiTheme="minorHAnsi" w:hAnsiTheme="minorHAnsi" w:cstheme="minorHAnsi"/>
           <w:b/>
@@ -4571,8 +4704,23 @@
           <w:szCs w:val="22"/>
           <w:lang w:eastAsia="zh-CN"/>
         </w:rPr>
-      </w:pPr>
-      <w:r>
+        <w:t xml:space="preserve">Timing: </w:t>
+      </w:r>
+      <w:r>
+        <w:rPr>
+          <w:rFonts w:asciiTheme="minorHAnsi" w:hAnsiTheme="minorHAnsi" w:cstheme="minorHAnsi"/>
+          <w:sz w:val="22"/>
+          <w:szCs w:val="22"/>
+          <w:lang w:eastAsia="zh-CN"/>
+        </w:rPr>
+        <w:t>The objective aim at completing the procedure within 30 working days of the problem’s occurrence particularly where the testing involves commercial batches of drug substance or drug product.</w:t>
+      </w:r>
+    </w:p>
+    <w:p>
+      <w:pPr>
+        <w:spacing w:after="120"/>
+        <w:ind w:right="-327"/>
+        <w:jc w:val="both"/>
         <w:rPr>
           <w:rFonts w:asciiTheme="minorHAnsi" w:hAnsiTheme="minorHAnsi" w:cstheme="minorHAnsi"/>
           <w:b/>
@@ -4580,52 +4728,27 @@
           <w:szCs w:val="22"/>
           <w:lang w:eastAsia="zh-CN"/>
         </w:rPr>
-        <w:t xml:space="preserve">Timing: </w:t>
-      </w:r>
-      <w:r>
-        <w:rPr>
-          <w:rFonts w:asciiTheme="minorHAnsi" w:hAnsiTheme="minorHAnsi" w:cstheme="minorHAnsi"/>
-          <w:sz w:val="22"/>
-          <w:szCs w:val="22"/>
-          <w:lang w:eastAsia="zh-CN"/>
-        </w:rPr>
-        <w:t>The objective aim at completing the procedure within 30 working days of the problem’s occurrence particularly where the testing involves commercial batches of drug substance or drug product.</w:t>
-      </w:r>
-    </w:p>
-    <w:p>
-      <w:pPr>
-        <w:spacing w:after="120" w:line="360" w:lineRule="auto"/>
+      </w:pPr>
+    </w:p>
+    <w:p>
+      <w:pPr>
+        <w:spacing w:after="120"/>
         <w:ind w:right="-327"/>
         <w:jc w:val="both"/>
         <w:rPr>
           <w:rFonts w:asciiTheme="minorHAnsi" w:hAnsiTheme="minorHAnsi" w:cstheme="minorHAnsi"/>
-          <w:b/>
-          <w:sz w:val="22"/>
-          <w:szCs w:val="22"/>
-          <w:lang w:eastAsia="zh-CN"/>
-        </w:rPr>
-      </w:pPr>
-    </w:p>
-    <w:p>
-      <w:pPr>
-        <w:spacing w:after="120" w:line="360" w:lineRule="auto"/>
-        <w:ind w:right="-327"/>
-        <w:jc w:val="both"/>
-        <w:rPr>
-          <w:rFonts w:asciiTheme="minorHAnsi" w:hAnsiTheme="minorHAnsi" w:cstheme="minorHAnsi"/>
-          <w:sz w:val="22"/>
-          <w:szCs w:val="22"/>
-          <w:lang w:eastAsia="zh-CN"/>
-        </w:rPr>
-      </w:pPr>
-      <w:r>
-        <w:rPr>
-          <w:rFonts w:asciiTheme="minorHAnsi" w:hAnsiTheme="minorHAnsi" w:cstheme="minorHAnsi"/>
-          <w:sz w:val="22"/>
-          <w:szCs w:val="22"/>
-          <w:lang w:eastAsia="zh-CN"/>
-        </w:rPr>
-        <w:lastRenderedPageBreak/>
+          <w:sz w:val="22"/>
+          <w:szCs w:val="22"/>
+          <w:lang w:eastAsia="zh-CN"/>
+        </w:rPr>
+      </w:pPr>
+      <w:r>
+        <w:rPr>
+          <w:rFonts w:asciiTheme="minorHAnsi" w:hAnsiTheme="minorHAnsi" w:cstheme="minorHAnsi"/>
+          <w:sz w:val="22"/>
+          <w:szCs w:val="22"/>
+          <w:lang w:eastAsia="zh-CN"/>
+        </w:rPr>
         <w:t>Time table for the Investigation</w:t>
       </w:r>
     </w:p>
@@ -4873,12 +4996,8 @@
     </w:p>
     <w:p>
       <w:pPr>
-        <w:numPr>
-          <w:ilvl w:val="1"/>
-          <w:numId w:val="22"/>
-        </w:numPr>
-        <w:spacing w:after="120" w:line="276" w:lineRule="auto"/>
-        <w:ind w:left="0" w:right="-327" w:hanging="567"/>
+        <w:spacing w:after="120"/>
+        <w:ind w:right="-327"/>
         <w:contextualSpacing/>
         <w:jc w:val="both"/>
         <w:rPr>
@@ -4906,7 +5025,7 @@
           <w:ilvl w:val="0"/>
           <w:numId w:val="14"/>
         </w:numPr>
-        <w:spacing w:after="120" w:line="360" w:lineRule="auto"/>
+        <w:spacing w:after="120"/>
         <w:ind w:right="-327"/>
         <w:jc w:val="both"/>
         <w:rPr>
@@ -4951,7 +5070,7 @@
           <w:ilvl w:val="0"/>
           <w:numId w:val="14"/>
         </w:numPr>
-        <w:spacing w:after="200" w:line="360" w:lineRule="auto"/>
+        <w:spacing w:after="200"/>
         <w:ind w:right="-327"/>
         <w:jc w:val="both"/>
         <w:rPr>
@@ -4978,7 +5097,7 @@
           <w:ilvl w:val="0"/>
           <w:numId w:val="14"/>
         </w:numPr>
-        <w:spacing w:after="200" w:line="360" w:lineRule="auto"/>
+        <w:spacing w:after="200"/>
         <w:ind w:right="-327"/>
         <w:jc w:val="both"/>
         <w:rPr>
@@ -5005,7 +5124,7 @@
           <w:ilvl w:val="0"/>
           <w:numId w:val="14"/>
         </w:numPr>
-        <w:spacing w:after="200" w:line="360" w:lineRule="auto"/>
+        <w:spacing w:after="200"/>
         <w:ind w:right="-327"/>
         <w:jc w:val="both"/>
         <w:rPr>
@@ -5032,7 +5151,7 @@
           <w:ilvl w:val="0"/>
           <w:numId w:val="34"/>
         </w:numPr>
-        <w:spacing w:after="200" w:line="360" w:lineRule="auto"/>
+        <w:spacing w:after="200"/>
         <w:ind w:right="-327"/>
         <w:jc w:val="both"/>
         <w:rPr>
@@ -5059,7 +5178,7 @@
           <w:ilvl w:val="0"/>
           <w:numId w:val="34"/>
         </w:numPr>
-        <w:spacing w:after="200" w:line="276" w:lineRule="auto"/>
+        <w:spacing w:after="200"/>
         <w:ind w:right="-327"/>
         <w:jc w:val="both"/>
         <w:rPr>
@@ -5086,7 +5205,7 @@
           <w:ilvl w:val="0"/>
           <w:numId w:val="34"/>
         </w:numPr>
-        <w:spacing w:after="200" w:line="276" w:lineRule="auto"/>
+        <w:spacing w:after="200"/>
         <w:ind w:right="-327"/>
         <w:jc w:val="both"/>
         <w:rPr>
@@ -5113,7 +5232,7 @@
           <w:ilvl w:val="0"/>
           <w:numId w:val="34"/>
         </w:numPr>
-        <w:spacing w:after="240" w:line="276" w:lineRule="auto"/>
+        <w:spacing w:after="240"/>
         <w:ind w:right="-327"/>
         <w:jc w:val="both"/>
         <w:rPr>
@@ -5130,6 +5249,7 @@
           <w:szCs w:val="22"/>
           <w:lang w:eastAsia="zh-CN"/>
         </w:rPr>
+        <w:lastRenderedPageBreak/>
         <w:t>Implications for other batches of the same</w:t>
       </w:r>
       <w:r>
@@ -5154,7 +5274,7 @@
     <w:p>
       <w:pPr>
         <w:pStyle w:val="ListParagraph"/>
-        <w:spacing w:after="240" w:line="276" w:lineRule="auto"/>
+        <w:spacing w:after="240"/>
         <w:ind w:left="1530" w:right="-327"/>
         <w:jc w:val="both"/>
         <w:rPr>
@@ -5172,7 +5292,7 @@
           <w:ilvl w:val="0"/>
           <w:numId w:val="14"/>
         </w:numPr>
-        <w:spacing w:after="200" w:line="276" w:lineRule="auto"/>
+        <w:spacing w:after="200"/>
         <w:ind w:right="-327"/>
         <w:jc w:val="both"/>
         <w:rPr>
@@ -5199,7 +5319,7 @@
           <w:ilvl w:val="0"/>
           <w:numId w:val="14"/>
         </w:numPr>
-        <w:spacing w:after="200" w:line="276" w:lineRule="auto"/>
+        <w:spacing w:after="200"/>
         <w:ind w:right="-327"/>
         <w:jc w:val="both"/>
         <w:rPr>
@@ -5216,35 +5336,58 @@
           <w:szCs w:val="22"/>
           <w:lang w:eastAsia="zh-CN"/>
         </w:rPr>
-        <w:t xml:space="preserve">A log is kept for OOS  - </w:t>
-      </w:r>
-      <w:r>
-        <w:rPr>
-          <w:rFonts w:asciiTheme="minorHAnsi" w:hAnsiTheme="minorHAnsi" w:cstheme="minorHAnsi"/>
-          <w:sz w:val="22"/>
-          <w:szCs w:val="22"/>
-          <w:lang w:eastAsia="zh-CN"/>
-        </w:rPr>
-        <w:t>BML/</w:t>
-      </w:r>
-      <w:r>
-        <w:rPr>
-          <w:rFonts w:asciiTheme="minorHAnsi" w:hAnsiTheme="minorHAnsi" w:cstheme="minorHAnsi"/>
-          <w:sz w:val="22"/>
-          <w:szCs w:val="22"/>
-          <w:lang w:eastAsia="zh-CN"/>
-        </w:rPr>
-        <w:t>LGBK/</w:t>
-      </w:r>
-      <w:r>
-        <w:rPr>
-          <w:rFonts w:asciiTheme="minorHAnsi" w:hAnsiTheme="minorHAnsi" w:cstheme="minorHAnsi"/>
-          <w:sz w:val="22"/>
-          <w:szCs w:val="22"/>
-          <w:lang w:eastAsia="zh-CN"/>
-        </w:rPr>
-        <w:t>QC/001</w:t>
-      </w:r>
+        <w:t>A log is kept for OOS- LGB/</w:t>
+      </w:r>
+      <w:r>
+        <w:rPr>
+          <w:rFonts w:asciiTheme="minorHAnsi" w:hAnsiTheme="minorHAnsi" w:cstheme="minorHAnsi"/>
+          <w:sz w:val="22"/>
+          <w:szCs w:val="22"/>
+          <w:lang w:eastAsia="zh-CN"/>
+        </w:rPr>
+        <w:t>Q</w:t>
+      </w:r>
+      <w:r>
+        <w:rPr>
+          <w:rFonts w:asciiTheme="minorHAnsi" w:hAnsiTheme="minorHAnsi" w:cstheme="minorHAnsi"/>
+          <w:sz w:val="22"/>
+          <w:szCs w:val="22"/>
+          <w:lang w:eastAsia="zh-CN"/>
+        </w:rPr>
+        <w:t>DG/QA</w:t>
+      </w:r>
+      <w:r>
+        <w:rPr>
+          <w:rFonts w:asciiTheme="minorHAnsi" w:hAnsiTheme="minorHAnsi" w:cstheme="minorHAnsi"/>
+          <w:sz w:val="22"/>
+          <w:szCs w:val="22"/>
+          <w:lang w:eastAsia="zh-CN"/>
+        </w:rPr>
+        <w:t>/0</w:t>
+      </w:r>
+      <w:r>
+        <w:rPr>
+          <w:rFonts w:asciiTheme="minorHAnsi" w:hAnsiTheme="minorHAnsi" w:cstheme="minorHAnsi"/>
+          <w:sz w:val="22"/>
+          <w:szCs w:val="22"/>
+          <w:lang w:eastAsia="zh-CN"/>
+        </w:rPr>
+        <w:t>67</w:t>
+      </w:r>
+    </w:p>
+    <w:p>
+      <w:pPr>
+        <w:pStyle w:val="ListParagraph"/>
+        <w:spacing w:after="200"/>
+        <w:ind w:left="540" w:right="-327"/>
+        <w:jc w:val="both"/>
+        <w:rPr>
+          <w:rFonts w:asciiTheme="minorHAnsi" w:hAnsiTheme="minorHAnsi" w:cstheme="minorHAnsi"/>
+          <w:sz w:val="22"/>
+          <w:szCs w:val="22"/>
+          <w:lang w:eastAsia="zh-CN"/>
+        </w:rPr>
+      </w:pPr>
     </w:p>
     <w:tbl>
       <w:tblPr>
@@ -5270,7 +5413,7 @@
           <w:p>
             <w:pPr>
               <w:pStyle w:val="ListParagraph"/>
-              <w:spacing w:after="200" w:line="276" w:lineRule="auto"/>
+              <w:spacing w:after="200"/>
               <w:ind w:left="0" w:right="-327"/>
               <w:jc w:val="both"/>
               <w:rPr>
@@ -5287,7 +5430,6 @@
                 <w:szCs w:val="22"/>
                 <w:lang w:eastAsia="zh-CN"/>
               </w:rPr>
-              <w:lastRenderedPageBreak/>
               <w:t>OOS No</w:t>
             </w:r>
           </w:p>
@@ -5299,7 +5441,7 @@
           <w:p>
             <w:pPr>
               <w:pStyle w:val="ListParagraph"/>
-              <w:spacing w:after="200" w:line="276" w:lineRule="auto"/>
+              <w:spacing w:after="200"/>
               <w:ind w:left="0" w:right="-327"/>
               <w:jc w:val="both"/>
               <w:rPr>
@@ -5316,16 +5458,7 @@
                 <w:szCs w:val="22"/>
                 <w:lang w:eastAsia="zh-CN"/>
               </w:rPr>
-              <w:t>Secti</w:t>
-            </w:r>
-            <w:r>
-              <w:rPr>
-                <w:rFonts w:asciiTheme="minorHAnsi" w:hAnsiTheme="minorHAnsi" w:cstheme="minorHAnsi"/>
-                <w:sz w:val="22"/>
-                <w:szCs w:val="22"/>
-                <w:lang w:eastAsia="zh-CN"/>
-              </w:rPr>
-              <w:t>on</w:t>
+              <w:t>Section</w:t>
             </w:r>
           </w:p>
         </w:tc>
@@ -5336,7 +5469,7 @@
           <w:p>
             <w:pPr>
               <w:pStyle w:val="ListParagraph"/>
-              <w:spacing w:after="200" w:line="276" w:lineRule="auto"/>
+              <w:spacing w:after="200"/>
               <w:ind w:left="0" w:right="-327"/>
               <w:jc w:val="both"/>
               <w:rPr>
@@ -5364,7 +5497,7 @@
           <w:p>
             <w:pPr>
               <w:pStyle w:val="ListParagraph"/>
-              <w:spacing w:after="200" w:line="276" w:lineRule="auto"/>
+              <w:spacing w:after="200"/>
               <w:ind w:left="0" w:right="-327"/>
               <w:rPr>
                 <w:rFonts w:asciiTheme="minorHAnsi" w:hAnsiTheme="minorHAnsi" w:cstheme="minorHAnsi"/>
@@ -5380,8 +5513,9 @@
                 <w:szCs w:val="22"/>
                 <w:lang w:eastAsia="zh-CN"/>
               </w:rPr>
-              <w:t>Description of OOS</w:t>
+              <w:t xml:space="preserve">Description of </w:t>
             </w:r>
+            <w:proofErr w:type="gramStart"/>
             <w:r>
               <w:rPr>
                 <w:rFonts w:asciiTheme="minorHAnsi" w:hAnsiTheme="minorHAnsi" w:cstheme="minorHAnsi"/>
@@ -5389,7 +5523,17 @@
                 <w:szCs w:val="22"/>
                 <w:lang w:eastAsia="zh-CN"/>
               </w:rPr>
-              <w:t>(Details: Product / Material Name)</w:t>
+              <w:t>OOS(</w:t>
+            </w:r>
+            <w:proofErr w:type="gramEnd"/>
+            <w:r>
+              <w:rPr>
+                <w:rFonts w:asciiTheme="minorHAnsi" w:hAnsiTheme="minorHAnsi" w:cstheme="minorHAnsi"/>
+                <w:sz w:val="22"/>
+                <w:szCs w:val="22"/>
+                <w:lang w:eastAsia="zh-CN"/>
+              </w:rPr>
+              <w:t>Details: Product / Material Name)</w:t>
             </w:r>
           </w:p>
         </w:tc>
@@ -5400,7 +5544,7 @@
           <w:p>
             <w:pPr>
               <w:pStyle w:val="ListParagraph"/>
-              <w:spacing w:after="200" w:line="276" w:lineRule="auto"/>
+              <w:spacing w:after="200"/>
               <w:ind w:left="0" w:right="-327"/>
               <w:rPr>
                 <w:rFonts w:asciiTheme="minorHAnsi" w:hAnsiTheme="minorHAnsi" w:cstheme="minorHAnsi"/>
@@ -5416,16 +5560,7 @@
                 <w:szCs w:val="22"/>
                 <w:lang w:eastAsia="zh-CN"/>
               </w:rPr>
-              <w:t xml:space="preserve">Lot/Batch </w:t>
-            </w:r>
-            <w:r>
-              <w:rPr>
-                <w:rFonts w:asciiTheme="minorHAnsi" w:hAnsiTheme="minorHAnsi" w:cstheme="minorHAnsi"/>
-                <w:sz w:val="22"/>
-                <w:szCs w:val="22"/>
-                <w:lang w:eastAsia="zh-CN"/>
-              </w:rPr>
-              <w:t>No</w:t>
+              <w:t>Lot/Batch No</w:t>
             </w:r>
             <w:r>
               <w:rPr>
@@ -5503,7 +5638,7 @@
           <w:p>
             <w:pPr>
               <w:pStyle w:val="ListParagraph"/>
-              <w:spacing w:after="200" w:line="276" w:lineRule="auto"/>
+              <w:spacing w:after="200"/>
               <w:ind w:left="0" w:right="-327"/>
               <w:jc w:val="both"/>
               <w:rPr>
@@ -5513,6 +5648,7 @@
                 <w:lang w:eastAsia="zh-CN"/>
               </w:rPr>
             </w:pPr>
+            <w:proofErr w:type="gramStart"/>
             <w:r>
               <w:rPr>
                 <w:rFonts w:asciiTheme="minorHAnsi" w:hAnsiTheme="minorHAnsi" w:cstheme="minorHAnsi"/>
@@ -5520,7 +5656,17 @@
                 <w:szCs w:val="22"/>
                 <w:lang w:eastAsia="zh-CN"/>
               </w:rPr>
-              <w:t>Conclusion  / Date</w:t>
+              <w:t>Conclusion  /</w:t>
+            </w:r>
+            <w:proofErr w:type="gramEnd"/>
+            <w:r>
+              <w:rPr>
+                <w:rFonts w:asciiTheme="minorHAnsi" w:hAnsiTheme="minorHAnsi" w:cstheme="minorHAnsi"/>
+                <w:sz w:val="22"/>
+                <w:szCs w:val="22"/>
+                <w:lang w:eastAsia="zh-CN"/>
+              </w:rPr>
+              <w:t xml:space="preserve"> Date</w:t>
             </w:r>
           </w:p>
         </w:tc>
@@ -5528,7 +5674,6 @@
     </w:tbl>
     <w:p>
       <w:pPr>
-        <w:spacing w:line="276" w:lineRule="auto"/>
         <w:ind w:right="-327"/>
         <w:jc w:val="both"/>
         <w:rPr>
@@ -5541,7 +5686,7 @@
     </w:p>
     <w:p>
       <w:pPr>
-        <w:spacing w:after="120" w:line="276" w:lineRule="auto"/>
+        <w:spacing w:after="120"/>
         <w:ind w:right="-327"/>
         <w:rPr>
           <w:rFonts w:asciiTheme="minorHAnsi" w:hAnsiTheme="minorHAnsi" w:cstheme="minorHAnsi"/>
@@ -5574,7 +5719,6 @@
         <w:autoSpaceDE w:val="0"/>
         <w:autoSpaceDN w:val="0"/>
         <w:adjustRightInd w:val="0"/>
-        <w:spacing w:line="276" w:lineRule="auto"/>
         <w:ind w:left="720" w:right="-327"/>
         <w:rPr>
           <w:rFonts w:asciiTheme="minorHAnsi" w:hAnsiTheme="minorHAnsi" w:cstheme="minorHAnsi"/>
@@ -5598,7 +5742,6 @@
         <w:autoSpaceDE w:val="0"/>
         <w:autoSpaceDN w:val="0"/>
         <w:adjustRightInd w:val="0"/>
-        <w:spacing w:line="276" w:lineRule="auto"/>
         <w:ind w:left="720" w:right="-327"/>
         <w:rPr>
           <w:rFonts w:asciiTheme="minorHAnsi" w:hAnsiTheme="minorHAnsi" w:cstheme="minorHAnsi"/>
@@ -5622,7 +5765,6 @@
         <w:autoSpaceDE w:val="0"/>
         <w:autoSpaceDN w:val="0"/>
         <w:adjustRightInd w:val="0"/>
-        <w:spacing w:line="276" w:lineRule="auto"/>
         <w:ind w:left="720" w:right="-327"/>
         <w:rPr>
           <w:rFonts w:asciiTheme="minorHAnsi" w:hAnsiTheme="minorHAnsi" w:cstheme="minorHAnsi"/>
@@ -5646,7 +5788,6 @@
         <w:autoSpaceDE w:val="0"/>
         <w:autoSpaceDN w:val="0"/>
         <w:adjustRightInd w:val="0"/>
-        <w:spacing w:line="276" w:lineRule="auto"/>
         <w:ind w:left="720" w:right="-327"/>
         <w:rPr>
           <w:rFonts w:asciiTheme="minorHAnsi" w:hAnsiTheme="minorHAnsi" w:cstheme="minorHAnsi"/>
@@ -5670,7 +5811,6 @@
         <w:autoSpaceDE w:val="0"/>
         <w:autoSpaceDN w:val="0"/>
         <w:adjustRightInd w:val="0"/>
-        <w:spacing w:line="276" w:lineRule="auto"/>
         <w:ind w:left="720" w:right="-327"/>
         <w:rPr>
           <w:rFonts w:asciiTheme="minorHAnsi" w:hAnsiTheme="minorHAnsi" w:cstheme="minorHAnsi"/>
@@ -5691,7 +5831,6 @@
     </w:p>
     <w:p>
       <w:pPr>
-        <w:spacing w:line="276" w:lineRule="auto"/>
         <w:ind w:left="720" w:right="-327"/>
         <w:rPr>
           <w:rFonts w:asciiTheme="minorHAnsi" w:hAnsiTheme="minorHAnsi" w:cstheme="minorHAnsi"/>
@@ -5712,7 +5851,6 @@
     </w:p>
     <w:p>
       <w:pPr>
-        <w:spacing w:line="276" w:lineRule="auto"/>
         <w:ind w:left="720" w:right="-327"/>
         <w:jc w:val="both"/>
         <w:rPr>
@@ -5725,12 +5863,8 @@
     </w:p>
     <w:p>
       <w:pPr>
-        <w:numPr>
-          <w:ilvl w:val="1"/>
-          <w:numId w:val="31"/>
-        </w:numPr>
-        <w:spacing w:after="120" w:line="276" w:lineRule="auto"/>
-        <w:ind w:left="270" w:right="-327" w:hanging="270"/>
+        <w:spacing w:after="120"/>
+        <w:ind w:right="-327"/>
         <w:contextualSpacing/>
         <w:jc w:val="both"/>
         <w:rPr>
@@ -5761,7 +5895,7 @@
           <w:ilvl w:val="0"/>
           <w:numId w:val="14"/>
         </w:numPr>
-        <w:spacing w:after="120" w:line="276" w:lineRule="auto"/>
+        <w:spacing w:after="120"/>
         <w:ind w:right="-327"/>
         <w:rPr>
           <w:rFonts w:asciiTheme="minorHAnsi" w:hAnsiTheme="minorHAnsi" w:cstheme="minorHAnsi"/>
@@ -5868,12 +6002,7 @@
     </w:p>
     <w:p>
       <w:pPr>
-        <w:pStyle w:val="ListParagraph"/>
-        <w:numPr>
-          <w:ilvl w:val="1"/>
-          <w:numId w:val="31"/>
-        </w:numPr>
-        <w:spacing w:after="120" w:line="276" w:lineRule="auto"/>
+        <w:spacing w:after="120"/>
         <w:jc w:val="both"/>
         <w:rPr>
           <w:rFonts w:asciiTheme="minorHAnsi" w:hAnsiTheme="minorHAnsi" w:cstheme="minorHAnsi"/>
@@ -5894,12 +6023,9 @@
         </w:rPr>
         <w:t>Trending</w:t>
       </w:r>
-      <w:bookmarkStart w:id="0" w:name="_GoBack"/>
-      <w:bookmarkEnd w:id="0"/>
-    </w:p>
-    <w:p>
-      <w:pPr>
-        <w:spacing w:line="276" w:lineRule="auto"/>
+    </w:p>
+    <w:p>
+      <w:pPr>
         <w:ind w:left="270" w:right="-327"/>
         <w:contextualSpacing/>
         <w:jc w:val="both"/>
@@ -5922,7 +6048,6 @@
     </w:p>
     <w:p>
       <w:pPr>
-        <w:spacing w:line="276" w:lineRule="auto"/>
         <w:ind w:left="270" w:right="-327"/>
         <w:contextualSpacing/>
         <w:jc w:val="both"/>
@@ -5945,7 +6070,6 @@
     </w:p>
     <w:p>
       <w:pPr>
-        <w:spacing w:line="276" w:lineRule="auto"/>
         <w:ind w:left="270" w:right="-327"/>
         <w:contextualSpacing/>
         <w:jc w:val="both"/>
@@ -5959,12 +6083,6 @@
     </w:p>
     <w:p>
       <w:pPr>
-        <w:pStyle w:val="ListParagraph"/>
-        <w:numPr>
-          <w:ilvl w:val="1"/>
-          <w:numId w:val="31"/>
-        </w:numPr>
-        <w:spacing w:line="276" w:lineRule="auto"/>
         <w:ind w:right="-327"/>
         <w:jc w:val="both"/>
         <w:rPr>
@@ -5987,7 +6105,6 @@
     </w:p>
     <w:p>
       <w:pPr>
-        <w:spacing w:line="276" w:lineRule="auto"/>
         <w:ind w:left="270" w:right="-327"/>
         <w:contextualSpacing/>
         <w:jc w:val="both"/>
@@ -6005,6 +6122,7 @@
           <w:szCs w:val="22"/>
           <w:lang w:eastAsia="zh-CN"/>
         </w:rPr>
+        <w:lastRenderedPageBreak/>
         <w:t>Give the out of Out of Specification R</w:t>
       </w:r>
       <w:r>
@@ -6014,16 +6132,7 @@
           <w:szCs w:val="22"/>
           <w:lang w:eastAsia="zh-CN"/>
         </w:rPr>
-        <w:t xml:space="preserve">eport number </w:t>
-      </w:r>
-      <w:r>
-        <w:rPr>
-          <w:rFonts w:asciiTheme="minorHAnsi" w:hAnsiTheme="minorHAnsi" w:cstheme="minorHAnsi"/>
-          <w:sz w:val="22"/>
-          <w:szCs w:val="22"/>
-          <w:lang w:eastAsia="zh-CN"/>
-        </w:rPr>
-        <w:t>as BML/YY/OOS/00 where;</w:t>
+        <w:t>eport number as BML/YY/OOS/00 where;</w:t>
       </w:r>
     </w:p>
     <w:p>
@@ -6031,7 +6140,7 @@
         <w:tabs>
           <w:tab w:val="left" w:pos="3620"/>
         </w:tabs>
-        <w:spacing w:after="120" w:line="276" w:lineRule="auto"/>
+        <w:spacing w:after="120"/>
         <w:ind w:left="270" w:right="-327" w:hanging="837"/>
         <w:jc w:val="both"/>
         <w:rPr>
@@ -6048,16 +6157,7 @@
           <w:szCs w:val="22"/>
           <w:lang w:eastAsia="zh-CN"/>
         </w:rPr>
-        <w:t xml:space="preserve">                 </w:t>
-      </w:r>
-      <w:r>
-        <w:rPr>
-          <w:rFonts w:asciiTheme="minorHAnsi" w:hAnsiTheme="minorHAnsi" w:cstheme="minorHAnsi"/>
-          <w:sz w:val="22"/>
-          <w:szCs w:val="22"/>
-          <w:lang w:eastAsia="zh-CN"/>
-        </w:rPr>
-        <w:t>BML – Biomedical Ltd</w:t>
+        <w:t xml:space="preserve">                 BML – Biomedical Ltd</w:t>
       </w:r>
     </w:p>
     <w:p>
@@ -6065,7 +6165,7 @@
         <w:tabs>
           <w:tab w:val="left" w:pos="3620"/>
         </w:tabs>
-        <w:spacing w:after="120" w:line="276" w:lineRule="auto"/>
+        <w:spacing w:after="120"/>
         <w:ind w:left="270" w:right="-327" w:hanging="837"/>
         <w:jc w:val="both"/>
         <w:rPr>
@@ -6082,16 +6182,7 @@
           <w:szCs w:val="22"/>
           <w:lang w:eastAsia="zh-CN"/>
         </w:rPr>
-        <w:t xml:space="preserve">                 </w:t>
-      </w:r>
-      <w:r>
-        <w:rPr>
-          <w:rFonts w:asciiTheme="minorHAnsi" w:hAnsiTheme="minorHAnsi" w:cstheme="minorHAnsi"/>
-          <w:sz w:val="22"/>
-          <w:szCs w:val="22"/>
-          <w:lang w:eastAsia="zh-CN"/>
-        </w:rPr>
-        <w:t>YY- last two digits of the current year</w:t>
+        <w:t xml:space="preserve">                 YY- last two digits of the current year</w:t>
       </w:r>
     </w:p>
     <w:p>
@@ -6099,7 +6190,7 @@
         <w:tabs>
           <w:tab w:val="left" w:pos="3620"/>
         </w:tabs>
-        <w:spacing w:after="120" w:line="276" w:lineRule="auto"/>
+        <w:spacing w:after="120"/>
         <w:ind w:left="270" w:right="-327" w:hanging="837"/>
         <w:jc w:val="both"/>
         <w:rPr>
@@ -6116,16 +6207,7 @@
           <w:szCs w:val="22"/>
           <w:lang w:eastAsia="zh-CN"/>
         </w:rPr>
-        <w:t xml:space="preserve">                 </w:t>
-      </w:r>
-      <w:r>
-        <w:rPr>
-          <w:rFonts w:asciiTheme="minorHAnsi" w:hAnsiTheme="minorHAnsi" w:cstheme="minorHAnsi"/>
-          <w:sz w:val="22"/>
-          <w:szCs w:val="22"/>
-          <w:lang w:eastAsia="zh-CN"/>
-        </w:rPr>
-        <w:t>OOS – Out of Specification</w:t>
+        <w:t xml:space="preserve">                 OOS – Out of Specification</w:t>
       </w:r>
     </w:p>
     <w:p>
@@ -6133,8 +6215,8 @@
         <w:tabs>
           <w:tab w:val="left" w:pos="3620"/>
         </w:tabs>
-        <w:spacing w:after="200" w:line="276" w:lineRule="auto"/>
-        <w:ind w:left="270" w:right="-327" w:hanging="837"/>
+        <w:spacing w:after="200"/>
+        <w:ind w:right="-327"/>
         <w:jc w:val="both"/>
         <w:rPr>
           <w:rFonts w:asciiTheme="minorHAnsi" w:hAnsiTheme="minorHAnsi" w:cstheme="minorHAnsi"/>
@@ -6150,18 +6232,7 @@
           <w:szCs w:val="22"/>
           <w:lang w:eastAsia="zh-CN"/>
         </w:rPr>
-        <w:lastRenderedPageBreak/>
-        <w:t xml:space="preserve">                             </w:t>
-      </w:r>
-      <w:proofErr w:type="gramStart"/>
-      <w:r>
-        <w:rPr>
-          <w:rFonts w:asciiTheme="minorHAnsi" w:hAnsiTheme="minorHAnsi" w:cstheme="minorHAnsi"/>
-          <w:sz w:val="22"/>
-          <w:szCs w:val="22"/>
-          <w:lang w:eastAsia="zh-CN"/>
-        </w:rPr>
-        <w:t xml:space="preserve">00 </w:t>
+        <w:t xml:space="preserve">     00</w:t>
       </w:r>
       <w:r>
         <w:rPr>
@@ -6172,7 +6243,6 @@
         </w:rPr>
         <w:t>- Serial no.</w:t>
       </w:r>
-      <w:proofErr w:type="gramEnd"/>
       <w:r>
         <w:rPr>
           <w:rFonts w:asciiTheme="minorHAnsi" w:hAnsiTheme="minorHAnsi" w:cstheme="minorHAnsi"/>
@@ -6185,209 +6255,1012 @@
     </w:p>
     <w:p>
       <w:pPr>
+        <w:spacing w:after="200"/>
+        <w:ind w:right="-327" w:hanging="630"/>
+        <w:jc w:val="both"/>
+        <w:rPr>
+          <w:rFonts w:asciiTheme="minorHAnsi" w:hAnsiTheme="minorHAnsi" w:cstheme="minorHAnsi"/>
+          <w:sz w:val="22"/>
+          <w:szCs w:val="22"/>
+          <w:lang w:eastAsia="zh-CN"/>
+        </w:rPr>
+      </w:pPr>
+      <w:r>
+        <w:rPr>
+          <w:rFonts w:asciiTheme="minorHAnsi" w:hAnsiTheme="minorHAnsi" w:cstheme="minorHAnsi"/>
+          <w:b/>
+          <w:sz w:val="22"/>
+          <w:szCs w:val="22"/>
+          <w:lang w:eastAsia="zh-CN"/>
+        </w:rPr>
+        <w:t xml:space="preserve">6.0 </w:t>
+      </w:r>
+      <w:r>
+        <w:rPr>
+          <w:rFonts w:asciiTheme="minorHAnsi" w:hAnsiTheme="minorHAnsi" w:cstheme="minorHAnsi"/>
+          <w:b/>
+          <w:sz w:val="22"/>
+          <w:szCs w:val="22"/>
+          <w:lang w:eastAsia="zh-CN"/>
+        </w:rPr>
+        <w:t>REFERENCES</w:t>
+      </w:r>
+      <w:r>
+        <w:rPr>
+          <w:rFonts w:asciiTheme="minorHAnsi" w:hAnsiTheme="minorHAnsi" w:cstheme="minorHAnsi"/>
+          <w:b/>
+          <w:sz w:val="22"/>
+          <w:szCs w:val="22"/>
+          <w:lang w:eastAsia="zh-CN"/>
+        </w:rPr>
+        <w:t>/ENCLOSURE</w:t>
+      </w:r>
+      <w:r>
+        <w:rPr>
+          <w:rFonts w:asciiTheme="minorHAnsi" w:hAnsiTheme="minorHAnsi" w:cstheme="minorHAnsi"/>
+          <w:b/>
+          <w:sz w:val="22"/>
+          <w:szCs w:val="22"/>
+          <w:lang w:eastAsia="zh-CN"/>
+        </w:rPr>
+        <w:t>:</w:t>
+      </w:r>
+    </w:p>
+    <w:p>
+      <w:pPr>
+        <w:spacing w:after="200"/>
+        <w:ind w:right="-327" w:hanging="630"/>
+        <w:jc w:val="both"/>
+        <w:rPr>
+          <w:rFonts w:asciiTheme="minorHAnsi" w:hAnsiTheme="minorHAnsi" w:cstheme="minorHAnsi"/>
+          <w:sz w:val="22"/>
+          <w:szCs w:val="22"/>
+          <w:lang w:eastAsia="zh-CN"/>
+        </w:rPr>
+      </w:pPr>
+      <w:r>
+        <w:rPr>
+          <w:rFonts w:asciiTheme="minorHAnsi" w:hAnsiTheme="minorHAnsi" w:cstheme="minorHAnsi"/>
+          <w:sz w:val="22"/>
+          <w:szCs w:val="22"/>
+          <w:lang w:eastAsia="zh-CN"/>
+        </w:rPr>
+        <w:t xml:space="preserve">- </w:t>
+      </w:r>
+      <w:r>
+        <w:rPr>
+          <w:rFonts w:asciiTheme="minorHAnsi" w:hAnsiTheme="minorHAnsi" w:cstheme="minorHAnsi"/>
+          <w:sz w:val="22"/>
+          <w:szCs w:val="22"/>
+          <w:lang w:eastAsia="zh-CN"/>
+        </w:rPr>
+        <w:t>World Health Organization Quality Assurance of Pharmaceuticals</w:t>
+      </w:r>
+    </w:p>
+    <w:p>
+      <w:pPr>
+        <w:spacing w:after="200"/>
+        <w:ind w:left="-450" w:right="-327" w:hanging="180"/>
+        <w:jc w:val="both"/>
+        <w:rPr>
+          <w:rFonts w:asciiTheme="minorHAnsi" w:hAnsiTheme="minorHAnsi" w:cstheme="minorHAnsi"/>
+          <w:sz w:val="22"/>
+          <w:szCs w:val="22"/>
+          <w:lang w:eastAsia="zh-CN"/>
+        </w:rPr>
+      </w:pPr>
+      <w:r>
+        <w:rPr>
+          <w:rFonts w:asciiTheme="minorHAnsi" w:hAnsiTheme="minorHAnsi" w:cstheme="minorHAnsi"/>
+          <w:sz w:val="22"/>
+          <w:szCs w:val="22"/>
+          <w:lang w:eastAsia="zh-CN"/>
+        </w:rPr>
+        <w:t xml:space="preserve">- </w:t>
+      </w:r>
+      <w:r>
+        <w:rPr>
+          <w:rFonts w:asciiTheme="minorHAnsi" w:hAnsiTheme="minorHAnsi" w:cstheme="minorHAnsi"/>
+          <w:sz w:val="22"/>
+          <w:szCs w:val="22"/>
+          <w:lang w:eastAsia="zh-CN"/>
+        </w:rPr>
+        <w:t>A compendium of guidelines and related materials Vol. 2 2</w:t>
+      </w:r>
+      <w:r>
+        <w:rPr>
+          <w:rFonts w:asciiTheme="minorHAnsi" w:hAnsiTheme="minorHAnsi" w:cstheme="minorHAnsi"/>
+          <w:sz w:val="22"/>
+          <w:szCs w:val="22"/>
+          <w:vertAlign w:val="superscript"/>
+          <w:lang w:eastAsia="zh-CN"/>
+        </w:rPr>
+        <w:t>nd</w:t>
+      </w:r>
+      <w:r>
+        <w:rPr>
+          <w:rFonts w:asciiTheme="minorHAnsi" w:hAnsiTheme="minorHAnsi" w:cstheme="minorHAnsi"/>
+          <w:sz w:val="22"/>
+          <w:szCs w:val="22"/>
+          <w:lang w:eastAsia="zh-CN"/>
+        </w:rPr>
+        <w:t xml:space="preserve"> updated edition GMP Manual; J. </w:t>
+      </w:r>
+      <w:proofErr w:type="spellStart"/>
+      <w:r>
+        <w:rPr>
+          <w:rFonts w:asciiTheme="minorHAnsi" w:hAnsiTheme="minorHAnsi" w:cstheme="minorHAnsi"/>
+          <w:sz w:val="22"/>
+          <w:szCs w:val="22"/>
+          <w:lang w:eastAsia="zh-CN"/>
+        </w:rPr>
+        <w:t>Kunzle</w:t>
+      </w:r>
+      <w:proofErr w:type="spellEnd"/>
+      <w:r>
+        <w:rPr>
+          <w:rFonts w:asciiTheme="minorHAnsi" w:hAnsiTheme="minorHAnsi" w:cstheme="minorHAnsi"/>
+          <w:sz w:val="22"/>
+          <w:szCs w:val="22"/>
+          <w:lang w:eastAsia="zh-CN"/>
+        </w:rPr>
+        <w:t>, R. Gomez Out of</w:t>
+      </w:r>
+      <w:r>
+        <w:rPr>
+          <w:rFonts w:asciiTheme="minorHAnsi" w:hAnsiTheme="minorHAnsi" w:cstheme="minorHAnsi"/>
+          <w:sz w:val="22"/>
+          <w:szCs w:val="22"/>
+          <w:lang w:eastAsia="zh-CN"/>
+        </w:rPr>
+        <w:t xml:space="preserve"> </w:t>
+      </w:r>
+      <w:r>
+        <w:rPr>
+          <w:rFonts w:asciiTheme="minorHAnsi" w:hAnsiTheme="minorHAnsi" w:cstheme="minorHAnsi"/>
+          <w:sz w:val="22"/>
+          <w:szCs w:val="22"/>
+          <w:lang w:eastAsia="zh-CN"/>
+        </w:rPr>
+        <w:t>Specification Investigations</w:t>
+      </w:r>
+    </w:p>
+    <w:p>
+      <w:pPr>
+        <w:spacing w:after="200"/>
+        <w:ind w:right="-327" w:hanging="630"/>
+        <w:jc w:val="both"/>
+        <w:rPr>
+          <w:rFonts w:asciiTheme="minorHAnsi" w:hAnsiTheme="minorHAnsi" w:cstheme="minorHAnsi"/>
+          <w:sz w:val="22"/>
+          <w:szCs w:val="22"/>
+          <w:lang w:eastAsia="zh-CN"/>
+        </w:rPr>
+      </w:pPr>
+      <w:r>
+        <w:rPr>
+          <w:rFonts w:asciiTheme="minorHAnsi" w:hAnsiTheme="minorHAnsi" w:cstheme="minorHAnsi"/>
+          <w:sz w:val="22"/>
+          <w:szCs w:val="22"/>
+          <w:lang w:eastAsia="zh-CN"/>
+        </w:rPr>
+        <w:t xml:space="preserve">- </w:t>
+      </w:r>
+      <w:r>
+        <w:rPr>
+          <w:rFonts w:asciiTheme="minorHAnsi" w:hAnsiTheme="minorHAnsi" w:cstheme="minorHAnsi"/>
+          <w:sz w:val="22"/>
+          <w:szCs w:val="22"/>
+          <w:lang w:eastAsia="zh-CN"/>
+        </w:rPr>
+        <w:t>Medicines and Healthcare Products Regulatory Agency [MHRA] Expectations</w:t>
+      </w:r>
+    </w:p>
+    <w:p>
+      <w:pPr>
+        <w:spacing w:after="200"/>
+        <w:ind w:right="-327" w:hanging="630"/>
+        <w:jc w:val="both"/>
+        <w:rPr>
+          <w:rFonts w:asciiTheme="minorHAnsi" w:hAnsiTheme="minorHAnsi" w:cstheme="minorHAnsi"/>
+          <w:sz w:val="22"/>
+          <w:szCs w:val="22"/>
+          <w:lang w:eastAsia="zh-CN"/>
+        </w:rPr>
+      </w:pPr>
+      <w:r>
+        <w:rPr>
+          <w:rFonts w:asciiTheme="minorHAnsi" w:hAnsiTheme="minorHAnsi" w:cstheme="minorHAnsi"/>
+          <w:sz w:val="22"/>
+          <w:szCs w:val="22"/>
+          <w:lang w:eastAsia="zh-CN"/>
+        </w:rPr>
+        <w:t xml:space="preserve">- </w:t>
+      </w:r>
+      <w:r>
+        <w:rPr>
+          <w:rFonts w:asciiTheme="minorHAnsi" w:hAnsiTheme="minorHAnsi" w:cstheme="minorHAnsi"/>
+          <w:sz w:val="22"/>
+          <w:szCs w:val="22"/>
+          <w:lang w:eastAsia="zh-CN"/>
+        </w:rPr>
+        <w:t>Preliminary investigation –</w:t>
+      </w:r>
+      <w:r>
+        <w:rPr>
+          <w:rFonts w:asciiTheme="minorHAnsi" w:hAnsiTheme="minorHAnsi" w:cstheme="minorHAnsi"/>
+          <w:sz w:val="22"/>
+          <w:szCs w:val="22"/>
+          <w:lang w:eastAsia="zh-CN"/>
+        </w:rPr>
+        <w:t>BML</w:t>
+      </w:r>
+      <w:r>
+        <w:rPr>
+          <w:rFonts w:asciiTheme="minorHAnsi" w:hAnsiTheme="minorHAnsi" w:cstheme="minorHAnsi"/>
+          <w:sz w:val="22"/>
+          <w:szCs w:val="22"/>
+          <w:lang w:eastAsia="zh-CN"/>
+        </w:rPr>
+        <w:t>/Q</w:t>
+      </w:r>
+      <w:r>
+        <w:rPr>
+          <w:rFonts w:asciiTheme="minorHAnsi" w:hAnsiTheme="minorHAnsi" w:cstheme="minorHAnsi"/>
+          <w:sz w:val="22"/>
+          <w:szCs w:val="22"/>
+          <w:lang w:eastAsia="zh-CN"/>
+        </w:rPr>
+        <w:t>DG</w:t>
+      </w:r>
+      <w:r>
+        <w:rPr>
+          <w:rFonts w:asciiTheme="minorHAnsi" w:hAnsiTheme="minorHAnsi" w:cstheme="minorHAnsi"/>
+          <w:sz w:val="22"/>
+          <w:szCs w:val="22"/>
+          <w:lang w:eastAsia="zh-CN"/>
+        </w:rPr>
+        <w:t>/</w:t>
+      </w:r>
+      <w:r>
+        <w:rPr>
+          <w:rFonts w:asciiTheme="minorHAnsi" w:hAnsiTheme="minorHAnsi" w:cstheme="minorHAnsi"/>
+          <w:sz w:val="22"/>
+          <w:szCs w:val="22"/>
+          <w:lang w:eastAsia="zh-CN"/>
+        </w:rPr>
+        <w:t>QA</w:t>
+      </w:r>
+      <w:r>
+        <w:rPr>
+          <w:rFonts w:asciiTheme="minorHAnsi" w:hAnsiTheme="minorHAnsi" w:cstheme="minorHAnsi"/>
+          <w:sz w:val="22"/>
+          <w:szCs w:val="22"/>
+          <w:lang w:eastAsia="zh-CN"/>
+        </w:rPr>
+        <w:t>/0</w:t>
+      </w:r>
+      <w:r>
+        <w:rPr>
+          <w:rFonts w:asciiTheme="minorHAnsi" w:hAnsiTheme="minorHAnsi" w:cstheme="minorHAnsi"/>
+          <w:sz w:val="22"/>
+          <w:szCs w:val="22"/>
+          <w:lang w:eastAsia="zh-CN"/>
+        </w:rPr>
+        <w:t>67</w:t>
+      </w:r>
+      <w:r>
+        <w:rPr>
+          <w:rFonts w:asciiTheme="minorHAnsi" w:hAnsiTheme="minorHAnsi" w:cstheme="minorHAnsi"/>
+          <w:sz w:val="22"/>
+          <w:szCs w:val="22"/>
+          <w:lang w:eastAsia="zh-CN"/>
+        </w:rPr>
+        <w:t>/F01</w:t>
+      </w:r>
+    </w:p>
+    <w:p>
+      <w:pPr>
+        <w:spacing w:after="200"/>
+        <w:ind w:right="-327" w:hanging="630"/>
+        <w:jc w:val="both"/>
+        <w:rPr>
+          <w:rFonts w:asciiTheme="minorHAnsi" w:hAnsiTheme="minorHAnsi" w:cstheme="minorHAnsi"/>
+          <w:sz w:val="22"/>
+          <w:szCs w:val="22"/>
+          <w:lang w:eastAsia="zh-CN"/>
+        </w:rPr>
+      </w:pPr>
+      <w:r>
+        <w:rPr>
+          <w:rFonts w:asciiTheme="minorHAnsi" w:hAnsiTheme="minorHAnsi" w:cstheme="minorHAnsi"/>
+          <w:sz w:val="22"/>
+          <w:szCs w:val="22"/>
+          <w:lang w:eastAsia="zh-CN"/>
+        </w:rPr>
+        <w:t>Phase 1 investigation-Chemical</w:t>
+      </w:r>
+      <w:r>
+        <w:rPr>
+          <w:rFonts w:asciiTheme="minorHAnsi" w:hAnsiTheme="minorHAnsi" w:cstheme="minorHAnsi"/>
+          <w:sz w:val="22"/>
+          <w:szCs w:val="22"/>
+          <w:lang w:eastAsia="zh-CN"/>
+        </w:rPr>
+        <w:t>-</w:t>
+      </w:r>
+      <w:r>
+        <w:rPr>
+          <w:rFonts w:asciiTheme="minorHAnsi" w:hAnsiTheme="minorHAnsi" w:cstheme="minorHAnsi"/>
+          <w:sz w:val="22"/>
+          <w:szCs w:val="22"/>
+          <w:lang w:eastAsia="zh-CN"/>
+        </w:rPr>
+        <w:t xml:space="preserve"> </w:t>
+      </w:r>
+      <w:r>
+        <w:rPr>
+          <w:rFonts w:asciiTheme="minorHAnsi" w:hAnsiTheme="minorHAnsi" w:cstheme="minorHAnsi"/>
+          <w:sz w:val="22"/>
+          <w:szCs w:val="22"/>
+          <w:lang w:eastAsia="zh-CN"/>
+        </w:rPr>
+        <w:t>BML</w:t>
+      </w:r>
+      <w:r>
+        <w:rPr>
+          <w:rFonts w:asciiTheme="minorHAnsi" w:hAnsiTheme="minorHAnsi" w:cstheme="minorHAnsi"/>
+          <w:sz w:val="22"/>
+          <w:szCs w:val="22"/>
+          <w:lang w:eastAsia="zh-CN"/>
+        </w:rPr>
+        <w:t>/Q</w:t>
+      </w:r>
+      <w:r>
+        <w:rPr>
+          <w:rFonts w:asciiTheme="minorHAnsi" w:hAnsiTheme="minorHAnsi" w:cstheme="minorHAnsi"/>
+          <w:sz w:val="22"/>
+          <w:szCs w:val="22"/>
+          <w:lang w:eastAsia="zh-CN"/>
+        </w:rPr>
+        <w:t>DG</w:t>
+      </w:r>
+      <w:r>
+        <w:rPr>
+          <w:rFonts w:asciiTheme="minorHAnsi" w:hAnsiTheme="minorHAnsi" w:cstheme="minorHAnsi"/>
+          <w:sz w:val="22"/>
+          <w:szCs w:val="22"/>
+          <w:lang w:eastAsia="zh-CN"/>
+        </w:rPr>
+        <w:t>/</w:t>
+      </w:r>
+      <w:r>
+        <w:rPr>
+          <w:rFonts w:asciiTheme="minorHAnsi" w:hAnsiTheme="minorHAnsi" w:cstheme="minorHAnsi"/>
+          <w:sz w:val="22"/>
+          <w:szCs w:val="22"/>
+          <w:lang w:eastAsia="zh-CN"/>
+        </w:rPr>
+        <w:t>QA</w:t>
+      </w:r>
+      <w:r>
+        <w:rPr>
+          <w:rFonts w:asciiTheme="minorHAnsi" w:hAnsiTheme="minorHAnsi" w:cstheme="minorHAnsi"/>
+          <w:sz w:val="22"/>
+          <w:szCs w:val="22"/>
+          <w:lang w:eastAsia="zh-CN"/>
+        </w:rPr>
+        <w:t>/0</w:t>
+      </w:r>
+      <w:r>
+        <w:rPr>
+          <w:rFonts w:asciiTheme="minorHAnsi" w:hAnsiTheme="minorHAnsi" w:cstheme="minorHAnsi"/>
+          <w:sz w:val="22"/>
+          <w:szCs w:val="22"/>
+          <w:lang w:eastAsia="zh-CN"/>
+        </w:rPr>
+        <w:t>67</w:t>
+      </w:r>
+      <w:r>
+        <w:rPr>
+          <w:rFonts w:asciiTheme="minorHAnsi" w:hAnsiTheme="minorHAnsi" w:cstheme="minorHAnsi"/>
+          <w:sz w:val="22"/>
+          <w:szCs w:val="22"/>
+          <w:lang w:eastAsia="zh-CN"/>
+        </w:rPr>
+        <w:t>/F02</w:t>
+      </w:r>
+    </w:p>
+    <w:p>
+      <w:pPr>
+        <w:spacing w:after="200"/>
+        <w:ind w:right="-327" w:hanging="630"/>
+        <w:jc w:val="both"/>
+        <w:rPr>
+          <w:rFonts w:asciiTheme="minorHAnsi" w:hAnsiTheme="minorHAnsi" w:cstheme="minorHAnsi"/>
+          <w:sz w:val="22"/>
+          <w:szCs w:val="22"/>
+          <w:lang w:eastAsia="zh-CN"/>
+        </w:rPr>
+      </w:pPr>
+      <w:r>
+        <w:rPr>
+          <w:rFonts w:asciiTheme="minorHAnsi" w:hAnsiTheme="minorHAnsi" w:cstheme="minorHAnsi"/>
+          <w:sz w:val="22"/>
+          <w:szCs w:val="22"/>
+          <w:lang w:eastAsia="zh-CN"/>
+        </w:rPr>
+        <w:t>Phase 2 investigation-Chemical</w:t>
+      </w:r>
+      <w:r>
+        <w:rPr>
+          <w:rFonts w:asciiTheme="minorHAnsi" w:hAnsiTheme="minorHAnsi" w:cstheme="minorHAnsi"/>
+          <w:sz w:val="22"/>
+          <w:szCs w:val="22"/>
+          <w:lang w:eastAsia="zh-CN"/>
+        </w:rPr>
+        <w:t>-</w:t>
+      </w:r>
+      <w:r>
+        <w:rPr>
+          <w:rFonts w:asciiTheme="minorHAnsi" w:hAnsiTheme="minorHAnsi" w:cstheme="minorHAnsi"/>
+          <w:sz w:val="22"/>
+          <w:szCs w:val="22"/>
+          <w:lang w:eastAsia="zh-CN"/>
+        </w:rPr>
+        <w:t xml:space="preserve"> </w:t>
+      </w:r>
+      <w:r>
+        <w:rPr>
+          <w:rFonts w:asciiTheme="minorHAnsi" w:hAnsiTheme="minorHAnsi" w:cstheme="minorHAnsi"/>
+          <w:sz w:val="22"/>
+          <w:szCs w:val="22"/>
+          <w:lang w:eastAsia="zh-CN"/>
+        </w:rPr>
+        <w:t>BML</w:t>
+      </w:r>
+      <w:r>
+        <w:rPr>
+          <w:rFonts w:asciiTheme="minorHAnsi" w:hAnsiTheme="minorHAnsi" w:cstheme="minorHAnsi"/>
+          <w:sz w:val="22"/>
+          <w:szCs w:val="22"/>
+          <w:lang w:eastAsia="zh-CN"/>
+        </w:rPr>
+        <w:t>/Q</w:t>
+      </w:r>
+      <w:r>
+        <w:rPr>
+          <w:rFonts w:asciiTheme="minorHAnsi" w:hAnsiTheme="minorHAnsi" w:cstheme="minorHAnsi"/>
+          <w:sz w:val="22"/>
+          <w:szCs w:val="22"/>
+          <w:lang w:eastAsia="zh-CN"/>
+        </w:rPr>
+        <w:t>DG</w:t>
+      </w:r>
+      <w:r>
+        <w:rPr>
+          <w:rFonts w:asciiTheme="minorHAnsi" w:hAnsiTheme="minorHAnsi" w:cstheme="minorHAnsi"/>
+          <w:sz w:val="22"/>
+          <w:szCs w:val="22"/>
+          <w:lang w:eastAsia="zh-CN"/>
+        </w:rPr>
+        <w:t>/</w:t>
+      </w:r>
+      <w:r>
+        <w:rPr>
+          <w:rFonts w:asciiTheme="minorHAnsi" w:hAnsiTheme="minorHAnsi" w:cstheme="minorHAnsi"/>
+          <w:sz w:val="22"/>
+          <w:szCs w:val="22"/>
+          <w:lang w:eastAsia="zh-CN"/>
+        </w:rPr>
+        <w:t>QA</w:t>
+      </w:r>
+      <w:r>
+        <w:rPr>
+          <w:rFonts w:asciiTheme="minorHAnsi" w:hAnsiTheme="minorHAnsi" w:cstheme="minorHAnsi"/>
+          <w:sz w:val="22"/>
+          <w:szCs w:val="22"/>
+          <w:lang w:eastAsia="zh-CN"/>
+        </w:rPr>
+        <w:t>/0</w:t>
+      </w:r>
+      <w:r>
+        <w:rPr>
+          <w:rFonts w:asciiTheme="minorHAnsi" w:hAnsiTheme="minorHAnsi" w:cstheme="minorHAnsi"/>
+          <w:sz w:val="22"/>
+          <w:szCs w:val="22"/>
+          <w:lang w:eastAsia="zh-CN"/>
+        </w:rPr>
+        <w:t>67</w:t>
+      </w:r>
+      <w:r>
+        <w:rPr>
+          <w:rFonts w:asciiTheme="minorHAnsi" w:hAnsiTheme="minorHAnsi" w:cstheme="minorHAnsi"/>
+          <w:sz w:val="22"/>
+          <w:szCs w:val="22"/>
+          <w:lang w:eastAsia="zh-CN"/>
+        </w:rPr>
+        <w:t>/F03</w:t>
+      </w:r>
+    </w:p>
+    <w:p>
+      <w:pPr>
+        <w:spacing w:after="200"/>
+        <w:ind w:right="-327" w:hanging="630"/>
+        <w:jc w:val="both"/>
+        <w:rPr>
+          <w:rFonts w:asciiTheme="minorHAnsi" w:hAnsiTheme="minorHAnsi" w:cstheme="minorHAnsi"/>
+          <w:sz w:val="22"/>
+          <w:szCs w:val="22"/>
+          <w:lang w:eastAsia="zh-CN"/>
+        </w:rPr>
+      </w:pPr>
+      <w:r>
+        <w:rPr>
+          <w:rFonts w:asciiTheme="minorHAnsi" w:hAnsiTheme="minorHAnsi" w:cstheme="minorHAnsi"/>
+          <w:sz w:val="22"/>
+          <w:szCs w:val="22"/>
+          <w:lang w:eastAsia="zh-CN"/>
+        </w:rPr>
+        <w:t>Phase 1 investigation-Microbial</w:t>
+      </w:r>
+      <w:r>
+        <w:rPr>
+          <w:rFonts w:asciiTheme="minorHAnsi" w:hAnsiTheme="minorHAnsi" w:cstheme="minorHAnsi"/>
+          <w:sz w:val="22"/>
+          <w:szCs w:val="22"/>
+          <w:lang w:eastAsia="zh-CN"/>
+        </w:rPr>
+        <w:t>-</w:t>
+      </w:r>
+      <w:r>
+        <w:rPr>
+          <w:rFonts w:asciiTheme="minorHAnsi" w:hAnsiTheme="minorHAnsi" w:cstheme="minorHAnsi"/>
+          <w:sz w:val="22"/>
+          <w:szCs w:val="22"/>
+          <w:lang w:eastAsia="zh-CN"/>
+        </w:rPr>
+        <w:t xml:space="preserve"> </w:t>
+      </w:r>
+      <w:r>
+        <w:rPr>
+          <w:rFonts w:asciiTheme="minorHAnsi" w:hAnsiTheme="minorHAnsi" w:cstheme="minorHAnsi"/>
+          <w:sz w:val="22"/>
+          <w:szCs w:val="22"/>
+          <w:lang w:eastAsia="zh-CN"/>
+        </w:rPr>
+        <w:t>BML</w:t>
+      </w:r>
+      <w:r>
+        <w:rPr>
+          <w:rFonts w:asciiTheme="minorHAnsi" w:hAnsiTheme="minorHAnsi" w:cstheme="minorHAnsi"/>
+          <w:sz w:val="22"/>
+          <w:szCs w:val="22"/>
+          <w:lang w:eastAsia="zh-CN"/>
+        </w:rPr>
+        <w:t>/Q</w:t>
+      </w:r>
+      <w:r>
+        <w:rPr>
+          <w:rFonts w:asciiTheme="minorHAnsi" w:hAnsiTheme="minorHAnsi" w:cstheme="minorHAnsi"/>
+          <w:sz w:val="22"/>
+          <w:szCs w:val="22"/>
+          <w:lang w:eastAsia="zh-CN"/>
+        </w:rPr>
+        <w:t>DG</w:t>
+      </w:r>
+      <w:r>
+        <w:rPr>
+          <w:rFonts w:asciiTheme="minorHAnsi" w:hAnsiTheme="minorHAnsi" w:cstheme="minorHAnsi"/>
+          <w:sz w:val="22"/>
+          <w:szCs w:val="22"/>
+          <w:lang w:eastAsia="zh-CN"/>
+        </w:rPr>
+        <w:t>/</w:t>
+      </w:r>
+      <w:r>
+        <w:rPr>
+          <w:rFonts w:asciiTheme="minorHAnsi" w:hAnsiTheme="minorHAnsi" w:cstheme="minorHAnsi"/>
+          <w:sz w:val="22"/>
+          <w:szCs w:val="22"/>
+          <w:lang w:eastAsia="zh-CN"/>
+        </w:rPr>
+        <w:t>QA</w:t>
+      </w:r>
+      <w:r>
+        <w:rPr>
+          <w:rFonts w:asciiTheme="minorHAnsi" w:hAnsiTheme="minorHAnsi" w:cstheme="minorHAnsi"/>
+          <w:sz w:val="22"/>
+          <w:szCs w:val="22"/>
+          <w:lang w:eastAsia="zh-CN"/>
+        </w:rPr>
+        <w:t>/0</w:t>
+      </w:r>
+      <w:r>
+        <w:rPr>
+          <w:rFonts w:asciiTheme="minorHAnsi" w:hAnsiTheme="minorHAnsi" w:cstheme="minorHAnsi"/>
+          <w:sz w:val="22"/>
+          <w:szCs w:val="22"/>
+          <w:lang w:eastAsia="zh-CN"/>
+        </w:rPr>
+        <w:t>67</w:t>
+      </w:r>
+      <w:r>
+        <w:rPr>
+          <w:rFonts w:asciiTheme="minorHAnsi" w:hAnsiTheme="minorHAnsi" w:cstheme="minorHAnsi"/>
+          <w:sz w:val="22"/>
+          <w:szCs w:val="22"/>
+          <w:lang w:eastAsia="zh-CN"/>
+        </w:rPr>
+        <w:t>/</w:t>
+      </w:r>
+      <w:r>
+        <w:rPr>
+          <w:rFonts w:asciiTheme="minorHAnsi" w:hAnsiTheme="minorHAnsi" w:cstheme="minorHAnsi"/>
+          <w:sz w:val="22"/>
+          <w:szCs w:val="22"/>
+          <w:lang w:eastAsia="zh-CN"/>
+        </w:rPr>
+        <w:t>/F04</w:t>
+      </w:r>
+    </w:p>
+    <w:p>
+      <w:pPr>
+        <w:spacing w:after="200"/>
+        <w:ind w:right="-327" w:hanging="630"/>
+        <w:jc w:val="both"/>
+        <w:rPr>
+          <w:rFonts w:asciiTheme="minorHAnsi" w:hAnsiTheme="minorHAnsi" w:cstheme="minorHAnsi"/>
+          <w:sz w:val="22"/>
+          <w:szCs w:val="22"/>
+          <w:lang w:eastAsia="zh-CN"/>
+        </w:rPr>
+      </w:pPr>
+      <w:r>
+        <w:rPr>
+          <w:rFonts w:asciiTheme="minorHAnsi" w:hAnsiTheme="minorHAnsi" w:cstheme="minorHAnsi"/>
+          <w:sz w:val="22"/>
+          <w:szCs w:val="22"/>
+          <w:lang w:eastAsia="zh-CN"/>
+        </w:rPr>
+        <w:t>Phase 2 investigation- Microbial</w:t>
+      </w:r>
+      <w:r>
+        <w:rPr>
+          <w:rFonts w:asciiTheme="minorHAnsi" w:hAnsiTheme="minorHAnsi" w:cstheme="minorHAnsi"/>
+          <w:sz w:val="22"/>
+          <w:szCs w:val="22"/>
+          <w:lang w:eastAsia="zh-CN"/>
+        </w:rPr>
+        <w:t>-</w:t>
+      </w:r>
+      <w:r>
+        <w:rPr>
+          <w:rFonts w:asciiTheme="minorHAnsi" w:hAnsiTheme="minorHAnsi" w:cstheme="minorHAnsi"/>
+          <w:sz w:val="22"/>
+          <w:szCs w:val="22"/>
+          <w:lang w:eastAsia="zh-CN"/>
+        </w:rPr>
+        <w:t xml:space="preserve"> </w:t>
+      </w:r>
+      <w:r>
+        <w:rPr>
+          <w:rFonts w:asciiTheme="minorHAnsi" w:hAnsiTheme="minorHAnsi" w:cstheme="minorHAnsi"/>
+          <w:sz w:val="22"/>
+          <w:szCs w:val="22"/>
+          <w:lang w:eastAsia="zh-CN"/>
+        </w:rPr>
+        <w:t>BML</w:t>
+      </w:r>
+      <w:r>
+        <w:rPr>
+          <w:rFonts w:asciiTheme="minorHAnsi" w:hAnsiTheme="minorHAnsi" w:cstheme="minorHAnsi"/>
+          <w:sz w:val="22"/>
+          <w:szCs w:val="22"/>
+          <w:lang w:eastAsia="zh-CN"/>
+        </w:rPr>
+        <w:t>/Q</w:t>
+      </w:r>
+      <w:r>
+        <w:rPr>
+          <w:rFonts w:asciiTheme="minorHAnsi" w:hAnsiTheme="minorHAnsi" w:cstheme="minorHAnsi"/>
+          <w:sz w:val="22"/>
+          <w:szCs w:val="22"/>
+          <w:lang w:eastAsia="zh-CN"/>
+        </w:rPr>
+        <w:t>DG</w:t>
+      </w:r>
+      <w:r>
+        <w:rPr>
+          <w:rFonts w:asciiTheme="minorHAnsi" w:hAnsiTheme="minorHAnsi" w:cstheme="minorHAnsi"/>
+          <w:sz w:val="22"/>
+          <w:szCs w:val="22"/>
+          <w:lang w:eastAsia="zh-CN"/>
+        </w:rPr>
+        <w:t>/</w:t>
+      </w:r>
+      <w:r>
+        <w:rPr>
+          <w:rFonts w:asciiTheme="minorHAnsi" w:hAnsiTheme="minorHAnsi" w:cstheme="minorHAnsi"/>
+          <w:sz w:val="22"/>
+          <w:szCs w:val="22"/>
+          <w:lang w:eastAsia="zh-CN"/>
+        </w:rPr>
+        <w:t>QA</w:t>
+      </w:r>
+      <w:r>
+        <w:rPr>
+          <w:rFonts w:asciiTheme="minorHAnsi" w:hAnsiTheme="minorHAnsi" w:cstheme="minorHAnsi"/>
+          <w:sz w:val="22"/>
+          <w:szCs w:val="22"/>
+          <w:lang w:eastAsia="zh-CN"/>
+        </w:rPr>
+        <w:t>/0</w:t>
+      </w:r>
+      <w:r>
+        <w:rPr>
+          <w:rFonts w:asciiTheme="minorHAnsi" w:hAnsiTheme="minorHAnsi" w:cstheme="minorHAnsi"/>
+          <w:sz w:val="22"/>
+          <w:szCs w:val="22"/>
+          <w:lang w:eastAsia="zh-CN"/>
+        </w:rPr>
+        <w:t>67</w:t>
+      </w:r>
+      <w:r>
+        <w:rPr>
+          <w:rFonts w:asciiTheme="minorHAnsi" w:hAnsiTheme="minorHAnsi" w:cstheme="minorHAnsi"/>
+          <w:sz w:val="22"/>
+          <w:szCs w:val="22"/>
+          <w:lang w:eastAsia="zh-CN"/>
+        </w:rPr>
+        <w:t>/</w:t>
+      </w:r>
+      <w:r>
+        <w:rPr>
+          <w:rFonts w:asciiTheme="minorHAnsi" w:hAnsiTheme="minorHAnsi" w:cstheme="minorHAnsi"/>
+          <w:sz w:val="22"/>
+          <w:szCs w:val="22"/>
+          <w:lang w:eastAsia="zh-CN"/>
+        </w:rPr>
+        <w:t>/F05</w:t>
+      </w:r>
+    </w:p>
+    <w:p>
+      <w:pPr>
+        <w:spacing w:after="200"/>
+        <w:ind w:right="-327" w:hanging="630"/>
+        <w:jc w:val="both"/>
+        <w:rPr>
+          <w:rFonts w:asciiTheme="minorHAnsi" w:hAnsiTheme="minorHAnsi" w:cstheme="minorHAnsi"/>
+          <w:sz w:val="22"/>
+          <w:szCs w:val="22"/>
+          <w:lang w:eastAsia="zh-CN"/>
+        </w:rPr>
+      </w:pPr>
+      <w:r>
+        <w:rPr>
+          <w:rFonts w:asciiTheme="minorHAnsi" w:hAnsiTheme="minorHAnsi" w:cstheme="minorHAnsi"/>
+          <w:sz w:val="22"/>
+          <w:szCs w:val="22"/>
+          <w:lang w:eastAsia="zh-CN"/>
+        </w:rPr>
+        <w:t>OOS flow chart</w:t>
+      </w:r>
+      <w:r>
+        <w:rPr>
+          <w:rFonts w:asciiTheme="minorHAnsi" w:hAnsiTheme="minorHAnsi" w:cstheme="minorHAnsi"/>
+          <w:sz w:val="22"/>
+          <w:szCs w:val="22"/>
+          <w:lang w:eastAsia="zh-CN"/>
+        </w:rPr>
+        <w:t>-</w:t>
+      </w:r>
+      <w:r>
+        <w:rPr>
+          <w:rFonts w:asciiTheme="minorHAnsi" w:hAnsiTheme="minorHAnsi" w:cstheme="minorHAnsi"/>
+          <w:sz w:val="22"/>
+          <w:szCs w:val="22"/>
+          <w:lang w:eastAsia="zh-CN"/>
+        </w:rPr>
+        <w:t xml:space="preserve"> </w:t>
+      </w:r>
+      <w:r>
+        <w:rPr>
+          <w:rFonts w:asciiTheme="minorHAnsi" w:hAnsiTheme="minorHAnsi" w:cstheme="minorHAnsi"/>
+          <w:sz w:val="22"/>
+          <w:szCs w:val="22"/>
+          <w:lang w:eastAsia="zh-CN"/>
+        </w:rPr>
+        <w:t>BML</w:t>
+      </w:r>
+      <w:r>
+        <w:rPr>
+          <w:rFonts w:asciiTheme="minorHAnsi" w:hAnsiTheme="minorHAnsi" w:cstheme="minorHAnsi"/>
+          <w:sz w:val="22"/>
+          <w:szCs w:val="22"/>
+          <w:lang w:eastAsia="zh-CN"/>
+        </w:rPr>
+        <w:t>/Q</w:t>
+      </w:r>
+      <w:r>
+        <w:rPr>
+          <w:rFonts w:asciiTheme="minorHAnsi" w:hAnsiTheme="minorHAnsi" w:cstheme="minorHAnsi"/>
+          <w:sz w:val="22"/>
+          <w:szCs w:val="22"/>
+          <w:lang w:eastAsia="zh-CN"/>
+        </w:rPr>
+        <w:t>DG</w:t>
+      </w:r>
+      <w:r>
+        <w:rPr>
+          <w:rFonts w:asciiTheme="minorHAnsi" w:hAnsiTheme="minorHAnsi" w:cstheme="minorHAnsi"/>
+          <w:sz w:val="22"/>
+          <w:szCs w:val="22"/>
+          <w:lang w:eastAsia="zh-CN"/>
+        </w:rPr>
+        <w:t>/</w:t>
+      </w:r>
+      <w:r>
+        <w:rPr>
+          <w:rFonts w:asciiTheme="minorHAnsi" w:hAnsiTheme="minorHAnsi" w:cstheme="minorHAnsi"/>
+          <w:sz w:val="22"/>
+          <w:szCs w:val="22"/>
+          <w:lang w:eastAsia="zh-CN"/>
+        </w:rPr>
+        <w:t>QA</w:t>
+      </w:r>
+      <w:r>
+        <w:rPr>
+          <w:rFonts w:asciiTheme="minorHAnsi" w:hAnsiTheme="minorHAnsi" w:cstheme="minorHAnsi"/>
+          <w:sz w:val="22"/>
+          <w:szCs w:val="22"/>
+          <w:lang w:eastAsia="zh-CN"/>
+        </w:rPr>
+        <w:t>/0</w:t>
+      </w:r>
+      <w:r>
+        <w:rPr>
+          <w:rFonts w:asciiTheme="minorHAnsi" w:hAnsiTheme="minorHAnsi" w:cstheme="minorHAnsi"/>
+          <w:sz w:val="22"/>
+          <w:szCs w:val="22"/>
+          <w:lang w:eastAsia="zh-CN"/>
+        </w:rPr>
+        <w:t>67</w:t>
+      </w:r>
+      <w:r>
+        <w:rPr>
+          <w:rFonts w:asciiTheme="minorHAnsi" w:hAnsiTheme="minorHAnsi" w:cstheme="minorHAnsi"/>
+          <w:sz w:val="22"/>
+          <w:szCs w:val="22"/>
+          <w:lang w:eastAsia="zh-CN"/>
+        </w:rPr>
+        <w:t>/C01</w:t>
+      </w:r>
+    </w:p>
+    <w:p>
+      <w:pPr>
+        <w:spacing w:after="200"/>
+        <w:ind w:right="-327" w:hanging="630"/>
+        <w:jc w:val="both"/>
+        <w:rPr>
+          <w:rFonts w:asciiTheme="minorHAnsi" w:hAnsiTheme="minorHAnsi" w:cstheme="minorHAnsi"/>
+          <w:sz w:val="22"/>
+          <w:szCs w:val="22"/>
+          <w:lang w:eastAsia="zh-CN"/>
+        </w:rPr>
+      </w:pPr>
+      <w:r>
+        <w:rPr>
+          <w:rFonts w:asciiTheme="minorHAnsi" w:hAnsiTheme="minorHAnsi" w:cstheme="minorHAnsi"/>
+          <w:sz w:val="22"/>
+          <w:szCs w:val="22"/>
+          <w:lang w:eastAsia="zh-CN"/>
+        </w:rPr>
+        <w:t xml:space="preserve">OOS investigation closure – </w:t>
+      </w:r>
+      <w:r>
+        <w:rPr>
+          <w:rFonts w:asciiTheme="minorHAnsi" w:hAnsiTheme="minorHAnsi" w:cstheme="minorHAnsi"/>
+          <w:sz w:val="22"/>
+          <w:szCs w:val="22"/>
+          <w:lang w:eastAsia="zh-CN"/>
+        </w:rPr>
+        <w:t>BML</w:t>
+      </w:r>
+      <w:r>
+        <w:rPr>
+          <w:rFonts w:asciiTheme="minorHAnsi" w:hAnsiTheme="minorHAnsi" w:cstheme="minorHAnsi"/>
+          <w:sz w:val="22"/>
+          <w:szCs w:val="22"/>
+          <w:lang w:eastAsia="zh-CN"/>
+        </w:rPr>
+        <w:t>/Q</w:t>
+      </w:r>
+      <w:r>
+        <w:rPr>
+          <w:rFonts w:asciiTheme="minorHAnsi" w:hAnsiTheme="minorHAnsi" w:cstheme="minorHAnsi"/>
+          <w:sz w:val="22"/>
+          <w:szCs w:val="22"/>
+          <w:lang w:eastAsia="zh-CN"/>
+        </w:rPr>
+        <w:t>DG</w:t>
+      </w:r>
+      <w:r>
+        <w:rPr>
+          <w:rFonts w:asciiTheme="minorHAnsi" w:hAnsiTheme="minorHAnsi" w:cstheme="minorHAnsi"/>
+          <w:sz w:val="22"/>
+          <w:szCs w:val="22"/>
+          <w:lang w:eastAsia="zh-CN"/>
+        </w:rPr>
+        <w:t>/</w:t>
+      </w:r>
+      <w:r>
+        <w:rPr>
+          <w:rFonts w:asciiTheme="minorHAnsi" w:hAnsiTheme="minorHAnsi" w:cstheme="minorHAnsi"/>
+          <w:sz w:val="22"/>
+          <w:szCs w:val="22"/>
+          <w:lang w:eastAsia="zh-CN"/>
+        </w:rPr>
+        <w:t>QA</w:t>
+      </w:r>
+      <w:r>
+        <w:rPr>
+          <w:rFonts w:asciiTheme="minorHAnsi" w:hAnsiTheme="minorHAnsi" w:cstheme="minorHAnsi"/>
+          <w:sz w:val="22"/>
+          <w:szCs w:val="22"/>
+          <w:lang w:eastAsia="zh-CN"/>
+        </w:rPr>
+        <w:t>/0</w:t>
+      </w:r>
+      <w:r>
+        <w:rPr>
+          <w:rFonts w:asciiTheme="minorHAnsi" w:hAnsiTheme="minorHAnsi" w:cstheme="minorHAnsi"/>
+          <w:sz w:val="22"/>
+          <w:szCs w:val="22"/>
+          <w:lang w:eastAsia="zh-CN"/>
+        </w:rPr>
+        <w:t>67</w:t>
+      </w:r>
+      <w:r>
+        <w:rPr>
+          <w:rFonts w:asciiTheme="minorHAnsi" w:hAnsiTheme="minorHAnsi" w:cstheme="minorHAnsi"/>
+          <w:sz w:val="22"/>
+          <w:szCs w:val="22"/>
+          <w:lang w:eastAsia="zh-CN"/>
+        </w:rPr>
+        <w:t>/</w:t>
+      </w:r>
+      <w:r>
+        <w:rPr>
+          <w:rFonts w:asciiTheme="minorHAnsi" w:hAnsiTheme="minorHAnsi" w:cstheme="minorHAnsi"/>
+          <w:sz w:val="22"/>
+          <w:szCs w:val="22"/>
+          <w:lang w:eastAsia="zh-CN"/>
+        </w:rPr>
+        <w:t xml:space="preserve">/G01 </w:t>
+      </w:r>
+    </w:p>
+    <w:p>
+      <w:pPr>
+        <w:ind w:right="-327"/>
+        <w:jc w:val="both"/>
+        <w:rPr>
+          <w:rFonts w:asciiTheme="minorHAnsi" w:hAnsiTheme="minorHAnsi" w:cstheme="minorHAnsi"/>
+          <w:sz w:val="22"/>
+          <w:szCs w:val="22"/>
+          <w:lang w:eastAsia="zh-CN"/>
+        </w:rPr>
+      </w:pPr>
+    </w:p>
+    <w:p>
+      <w:pPr>
+        <w:pStyle w:val="ListParagraph"/>
         <w:numPr>
           <w:ilvl w:val="0"/>
-          <w:numId w:val="21"/>
+          <w:numId w:val="35"/>
         </w:numPr>
-        <w:spacing w:after="200" w:line="276" w:lineRule="auto"/>
-        <w:ind w:left="0" w:right="-327" w:hanging="567"/>
-        <w:jc w:val="both"/>
-        <w:rPr>
-          <w:rFonts w:asciiTheme="minorHAnsi" w:hAnsiTheme="minorHAnsi" w:cstheme="minorHAnsi"/>
-          <w:sz w:val="22"/>
-          <w:szCs w:val="22"/>
-          <w:lang w:eastAsia="zh-CN"/>
-        </w:rPr>
-      </w:pPr>
-      <w:r>
-        <w:rPr>
-          <w:rFonts w:asciiTheme="minorHAnsi" w:hAnsiTheme="minorHAnsi" w:cstheme="minorHAnsi"/>
-          <w:b/>
-          <w:sz w:val="22"/>
-          <w:szCs w:val="22"/>
-          <w:lang w:eastAsia="zh-CN"/>
-        </w:rPr>
-        <w:t>REFERENCES:</w:t>
-      </w:r>
-    </w:p>
-    <w:p>
-      <w:pPr>
-        <w:numPr>
-          <w:ilvl w:val="1"/>
-          <w:numId w:val="21"/>
-        </w:numPr>
-        <w:spacing w:after="200" w:line="276" w:lineRule="auto"/>
-        <w:ind w:left="0" w:right="-327" w:hanging="567"/>
-        <w:jc w:val="both"/>
-        <w:rPr>
-          <w:rFonts w:asciiTheme="minorHAnsi" w:hAnsiTheme="minorHAnsi" w:cstheme="minorHAnsi"/>
-          <w:sz w:val="22"/>
-          <w:szCs w:val="22"/>
-          <w:lang w:eastAsia="zh-CN"/>
-        </w:rPr>
-      </w:pPr>
-      <w:r>
-        <w:rPr>
-          <w:rFonts w:asciiTheme="minorHAnsi" w:hAnsiTheme="minorHAnsi" w:cstheme="minorHAnsi"/>
-          <w:sz w:val="22"/>
-          <w:szCs w:val="22"/>
-          <w:lang w:eastAsia="zh-CN"/>
-        </w:rPr>
-        <w:t>World Health Organization Quality Assurance of Pharmaceuticals</w:t>
-      </w:r>
-    </w:p>
-    <w:p>
-      <w:pPr>
-        <w:numPr>
-          <w:ilvl w:val="1"/>
-          <w:numId w:val="21"/>
-        </w:numPr>
-        <w:spacing w:after="200" w:line="276" w:lineRule="auto"/>
-        <w:ind w:left="0" w:right="-327" w:hanging="567"/>
-        <w:jc w:val="both"/>
-        <w:rPr>
-          <w:rFonts w:asciiTheme="minorHAnsi" w:hAnsiTheme="minorHAnsi" w:cstheme="minorHAnsi"/>
-          <w:sz w:val="22"/>
-          <w:szCs w:val="22"/>
-          <w:lang w:eastAsia="zh-CN"/>
-        </w:rPr>
-      </w:pPr>
-      <w:r>
-        <w:rPr>
-          <w:rFonts w:asciiTheme="minorHAnsi" w:hAnsiTheme="minorHAnsi" w:cstheme="minorHAnsi"/>
-          <w:sz w:val="22"/>
-          <w:szCs w:val="22"/>
-          <w:lang w:eastAsia="zh-CN"/>
-        </w:rPr>
-        <w:t>A compendium of guidelines and related materials Vol. 2 2</w:t>
-      </w:r>
-      <w:r>
-        <w:rPr>
-          <w:rFonts w:asciiTheme="minorHAnsi" w:hAnsiTheme="minorHAnsi" w:cstheme="minorHAnsi"/>
-          <w:sz w:val="22"/>
-          <w:szCs w:val="22"/>
-          <w:vertAlign w:val="superscript"/>
-          <w:lang w:eastAsia="zh-CN"/>
-        </w:rPr>
-        <w:t>nd</w:t>
-      </w:r>
-      <w:r>
-        <w:rPr>
-          <w:rFonts w:asciiTheme="minorHAnsi" w:hAnsiTheme="minorHAnsi" w:cstheme="minorHAnsi"/>
-          <w:sz w:val="22"/>
-          <w:szCs w:val="22"/>
-          <w:lang w:eastAsia="zh-CN"/>
-        </w:rPr>
-        <w:t xml:space="preserve"> updated edition GMP Manual; J. </w:t>
-      </w:r>
-      <w:proofErr w:type="spellStart"/>
-      <w:r>
-        <w:rPr>
-          <w:rFonts w:asciiTheme="minorHAnsi" w:hAnsiTheme="minorHAnsi" w:cstheme="minorHAnsi"/>
-          <w:sz w:val="22"/>
-          <w:szCs w:val="22"/>
-          <w:lang w:eastAsia="zh-CN"/>
-        </w:rPr>
-        <w:t>Kunzle</w:t>
-      </w:r>
-      <w:proofErr w:type="spellEnd"/>
-      <w:r>
-        <w:rPr>
-          <w:rFonts w:asciiTheme="minorHAnsi" w:hAnsiTheme="minorHAnsi" w:cstheme="minorHAnsi"/>
-          <w:sz w:val="22"/>
-          <w:szCs w:val="22"/>
-          <w:lang w:eastAsia="zh-CN"/>
-        </w:rPr>
-        <w:t>, R. Gomez Out of Specification Investigations</w:t>
-      </w:r>
-    </w:p>
-    <w:p>
-      <w:pPr>
-        <w:numPr>
-          <w:ilvl w:val="1"/>
-          <w:numId w:val="21"/>
-        </w:numPr>
-        <w:spacing w:after="200" w:line="276" w:lineRule="auto"/>
-        <w:ind w:left="0" w:right="-327" w:hanging="567"/>
-        <w:jc w:val="both"/>
-        <w:rPr>
-          <w:rFonts w:asciiTheme="minorHAnsi" w:hAnsiTheme="minorHAnsi" w:cstheme="minorHAnsi"/>
-          <w:sz w:val="22"/>
-          <w:szCs w:val="22"/>
-          <w:lang w:eastAsia="zh-CN"/>
-        </w:rPr>
-      </w:pPr>
-      <w:r>
-        <w:rPr>
-          <w:rFonts w:asciiTheme="minorHAnsi" w:hAnsiTheme="minorHAnsi" w:cstheme="minorHAnsi"/>
-          <w:sz w:val="22"/>
-          <w:szCs w:val="22"/>
-          <w:lang w:eastAsia="zh-CN"/>
-        </w:rPr>
-        <w:t>Medicines and Healthcare Products Regulatory Agency [MHRA] Expectations</w:t>
-      </w:r>
-    </w:p>
-    <w:p>
-      <w:pPr>
-        <w:spacing w:line="276" w:lineRule="auto"/>
-        <w:ind w:right="-327"/>
-        <w:jc w:val="both"/>
-        <w:rPr>
-          <w:rFonts w:asciiTheme="minorHAnsi" w:hAnsiTheme="minorHAnsi" w:cstheme="minorHAnsi"/>
-          <w:sz w:val="22"/>
-          <w:szCs w:val="22"/>
-          <w:lang w:eastAsia="zh-CN"/>
-        </w:rPr>
-      </w:pPr>
-    </w:p>
-    <w:p>
-      <w:pPr>
-        <w:spacing w:line="276" w:lineRule="auto"/>
-        <w:ind w:right="-327"/>
-        <w:jc w:val="both"/>
-        <w:rPr>
-          <w:rFonts w:asciiTheme="minorHAnsi" w:hAnsiTheme="minorHAnsi" w:cstheme="minorHAnsi"/>
-          <w:sz w:val="22"/>
-          <w:szCs w:val="22"/>
-          <w:lang w:eastAsia="zh-CN"/>
-        </w:rPr>
-      </w:pPr>
-    </w:p>
-    <w:p>
-      <w:pPr>
-        <w:spacing w:line="276" w:lineRule="auto"/>
-        <w:ind w:right="-327"/>
-        <w:jc w:val="both"/>
-        <w:rPr>
-          <w:rFonts w:asciiTheme="minorHAnsi" w:hAnsiTheme="minorHAnsi" w:cstheme="minorHAnsi"/>
-          <w:sz w:val="22"/>
-          <w:szCs w:val="22"/>
-          <w:lang w:eastAsia="zh-CN"/>
-        </w:rPr>
-      </w:pPr>
-    </w:p>
-    <w:p>
-      <w:pPr>
-        <w:spacing w:line="276" w:lineRule="auto"/>
-        <w:ind w:right="-327"/>
-        <w:jc w:val="both"/>
-        <w:rPr>
-          <w:rFonts w:asciiTheme="minorHAnsi" w:hAnsiTheme="minorHAnsi" w:cstheme="minorHAnsi"/>
-          <w:sz w:val="22"/>
-          <w:szCs w:val="22"/>
-          <w:lang w:eastAsia="zh-CN"/>
-        </w:rPr>
-      </w:pPr>
-    </w:p>
-    <w:p>
-      <w:pPr>
-        <w:numPr>
-          <w:ilvl w:val="0"/>
-          <w:numId w:val="21"/>
-        </w:numPr>
-        <w:spacing w:after="200" w:line="276" w:lineRule="auto"/>
-        <w:ind w:left="0" w:right="-327" w:hanging="567"/>
-        <w:contextualSpacing/>
+        <w:spacing w:after="200"/>
+        <w:ind w:left="-180" w:right="-327"/>
         <w:jc w:val="both"/>
         <w:rPr>
           <w:rFonts w:asciiTheme="minorHAnsi" w:hAnsiTheme="minorHAnsi" w:cstheme="minorHAnsi"/>
@@ -6439,7 +7312,6 @@
           </w:tcPr>
           <w:p>
             <w:pPr>
-              <w:spacing w:line="276" w:lineRule="auto"/>
               <w:ind w:right="-327"/>
               <w:jc w:val="both"/>
               <w:rPr>
@@ -6468,7 +7340,6 @@
           </w:tcPr>
           <w:p>
             <w:pPr>
-              <w:spacing w:line="276" w:lineRule="auto"/>
               <w:ind w:right="-327"/>
               <w:jc w:val="both"/>
               <w:rPr>
@@ -6498,7 +7369,6 @@
           </w:tcPr>
           <w:p>
             <w:pPr>
-              <w:spacing w:line="276" w:lineRule="auto"/>
               <w:jc w:val="both"/>
               <w:rPr>
                 <w:rFonts w:asciiTheme="minorHAnsi" w:hAnsiTheme="minorHAnsi" w:cstheme="minorHAnsi"/>
@@ -6527,7 +7397,6 @@
           </w:tcPr>
           <w:p>
             <w:pPr>
-              <w:spacing w:line="276" w:lineRule="auto"/>
               <w:ind w:right="-327"/>
               <w:jc w:val="both"/>
               <w:rPr>
@@ -6562,7 +7431,6 @@
           </w:tcPr>
           <w:p>
             <w:pPr>
-              <w:spacing w:line="276" w:lineRule="auto"/>
               <w:ind w:right="-327"/>
               <w:jc w:val="both"/>
               <w:rPr>
@@ -6589,7 +7457,6 @@
           </w:tcPr>
           <w:p>
             <w:pPr>
-              <w:spacing w:line="276" w:lineRule="auto"/>
               <w:ind w:right="-327"/>
               <w:jc w:val="both"/>
               <w:rPr>
@@ -6617,7 +7484,6 @@
           </w:tcPr>
           <w:p>
             <w:pPr>
-              <w:spacing w:line="276" w:lineRule="auto"/>
               <w:ind w:right="-327"/>
               <w:jc w:val="both"/>
               <w:rPr>
@@ -6645,7 +7511,6 @@
           </w:tcPr>
           <w:p>
             <w:pPr>
-              <w:spacing w:line="276" w:lineRule="auto"/>
               <w:ind w:right="-327"/>
               <w:jc w:val="both"/>
               <w:rPr>
@@ -6678,7 +7543,6 @@
           </w:tcPr>
           <w:p>
             <w:pPr>
-              <w:spacing w:line="276" w:lineRule="auto"/>
               <w:ind w:right="-327"/>
               <w:jc w:val="both"/>
               <w:rPr>
@@ -6705,7 +7569,6 @@
           </w:tcPr>
           <w:p>
             <w:pPr>
-              <w:spacing w:line="276" w:lineRule="auto"/>
               <w:ind w:right="-327"/>
               <w:jc w:val="both"/>
               <w:rPr>
@@ -6733,7 +7596,6 @@
           </w:tcPr>
           <w:p>
             <w:pPr>
-              <w:spacing w:line="276" w:lineRule="auto"/>
               <w:ind w:right="-327"/>
               <w:jc w:val="both"/>
               <w:rPr>
@@ -6771,7 +7633,7 @@
                 <w:tab w:val="center" w:pos="4153"/>
                 <w:tab w:val="right" w:pos="8306"/>
               </w:tabs>
-              <w:spacing w:after="200" w:line="276" w:lineRule="auto"/>
+              <w:spacing w:after="200"/>
               <w:ind w:right="-9"/>
               <w:jc w:val="both"/>
               <w:rPr>
@@ -6803,7 +7665,7 @@
                 <w:tab w:val="center" w:pos="4153"/>
                 <w:tab w:val="right" w:pos="8306"/>
               </w:tabs>
-              <w:spacing w:after="200" w:line="276" w:lineRule="auto"/>
+              <w:spacing w:after="200"/>
               <w:ind w:right="-9"/>
               <w:jc w:val="both"/>
               <w:rPr>
@@ -6820,7 +7682,35 @@
                 <w:szCs w:val="22"/>
                 <w:lang w:eastAsia="zh-CN"/>
               </w:rPr>
-              <w:t>Inclusion of the need to carry out CAPA and close investigation at every stage if assignable root cause is determined</w:t>
+              <w:t xml:space="preserve">Inclusion of the need to carry out CAPA and close </w:t>
+            </w:r>
+            <w:r>
+              <w:rPr>
+                <w:rFonts w:asciiTheme="minorHAnsi" w:hAnsiTheme="minorHAnsi" w:cstheme="minorHAnsi"/>
+                <w:sz w:val="22"/>
+                <w:szCs w:val="22"/>
+                <w:lang w:eastAsia="zh-CN"/>
+              </w:rPr>
+              <w:lastRenderedPageBreak/>
+              <w:t>investigation at every stage if assignable root cause is</w:t>
+            </w:r>
+            <w:r>
+              <w:rPr>
+                <w:rFonts w:asciiTheme="minorHAnsi" w:hAnsiTheme="minorHAnsi" w:cstheme="minorHAnsi"/>
+                <w:sz w:val="22"/>
+                <w:szCs w:val="22"/>
+                <w:lang w:eastAsia="zh-CN"/>
+              </w:rPr>
+              <w:t>.</w:t>
+            </w:r>
+            <w:r>
+              <w:rPr>
+                <w:rFonts w:asciiTheme="minorHAnsi" w:hAnsiTheme="minorHAnsi" w:cstheme="minorHAnsi"/>
+                <w:sz w:val="22"/>
+                <w:szCs w:val="22"/>
+                <w:lang w:eastAsia="zh-CN"/>
+              </w:rPr>
+              <w:t xml:space="preserve"> determined</w:t>
             </w:r>
           </w:p>
           <w:p>
@@ -6835,7 +7725,7 @@
                 <w:tab w:val="center" w:pos="4153"/>
                 <w:tab w:val="right" w:pos="8306"/>
               </w:tabs>
-              <w:spacing w:after="200" w:line="276" w:lineRule="auto"/>
+              <w:spacing w:after="200"/>
               <w:ind w:right="-9"/>
               <w:jc w:val="both"/>
               <w:rPr>
@@ -6860,12 +7750,8 @@
     </w:tbl>
     <w:p>
       <w:pPr>
-        <w:numPr>
-          <w:ilvl w:val="0"/>
-          <w:numId w:val="21"/>
-        </w:numPr>
-        <w:spacing w:after="200" w:line="276" w:lineRule="auto"/>
-        <w:ind w:left="0" w:right="-327" w:hanging="567"/>
+        <w:spacing w:after="200"/>
+        <w:ind w:right="-327"/>
         <w:contextualSpacing/>
         <w:jc w:val="both"/>
         <w:rPr>
@@ -6876,210 +7762,9 @@
           <w:lang w:eastAsia="zh-CN"/>
         </w:rPr>
       </w:pPr>
-      <w:r>
-        <w:rPr>
-          <w:rFonts w:asciiTheme="minorHAnsi" w:hAnsiTheme="minorHAnsi" w:cstheme="minorHAnsi"/>
-          <w:b/>
-          <w:sz w:val="22"/>
-          <w:szCs w:val="22"/>
-          <w:lang w:eastAsia="zh-CN"/>
-        </w:rPr>
-        <w:t>ENCLOSURE</w:t>
-      </w:r>
-    </w:p>
-    <w:p>
-      <w:pPr>
-        <w:numPr>
-          <w:ilvl w:val="1"/>
-          <w:numId w:val="21"/>
-        </w:numPr>
-        <w:spacing w:after="200" w:line="276" w:lineRule="auto"/>
-        <w:ind w:left="0" w:right="-327" w:hanging="567"/>
-        <w:contextualSpacing/>
-        <w:jc w:val="both"/>
-        <w:rPr>
-          <w:rFonts w:asciiTheme="minorHAnsi" w:hAnsiTheme="minorHAnsi" w:cstheme="minorHAnsi"/>
-          <w:sz w:val="22"/>
-          <w:szCs w:val="22"/>
-          <w:lang w:eastAsia="zh-CN"/>
-        </w:rPr>
-      </w:pPr>
-      <w:r>
-        <w:rPr>
-          <w:rFonts w:asciiTheme="minorHAnsi" w:hAnsiTheme="minorHAnsi" w:cstheme="minorHAnsi"/>
-          <w:sz w:val="22"/>
-          <w:szCs w:val="22"/>
-          <w:lang w:eastAsia="zh-CN"/>
-        </w:rPr>
-        <w:t>Preliminary investigation –EMZ/QCC/0035/01/F01</w:t>
-      </w:r>
-    </w:p>
-    <w:p>
-      <w:pPr>
-        <w:numPr>
-          <w:ilvl w:val="1"/>
-          <w:numId w:val="21"/>
-        </w:numPr>
-        <w:spacing w:after="200" w:line="276" w:lineRule="auto"/>
-        <w:ind w:left="0" w:right="-327" w:hanging="567"/>
-        <w:contextualSpacing/>
-        <w:jc w:val="both"/>
-        <w:rPr>
-          <w:rFonts w:asciiTheme="minorHAnsi" w:hAnsiTheme="minorHAnsi" w:cstheme="minorHAnsi"/>
-          <w:sz w:val="22"/>
-          <w:szCs w:val="22"/>
-          <w:lang w:eastAsia="zh-CN"/>
-        </w:rPr>
-      </w:pPr>
-      <w:r>
-        <w:rPr>
-          <w:rFonts w:asciiTheme="minorHAnsi" w:hAnsiTheme="minorHAnsi" w:cstheme="minorHAnsi"/>
-          <w:sz w:val="22"/>
-          <w:szCs w:val="22"/>
-          <w:lang w:eastAsia="zh-CN"/>
-        </w:rPr>
-        <w:t>Phase 1 investigation-Chemical EMZ/QCC/0035/01/F02</w:t>
-      </w:r>
-    </w:p>
-    <w:p>
-      <w:pPr>
-        <w:numPr>
-          <w:ilvl w:val="1"/>
-          <w:numId w:val="21"/>
-        </w:numPr>
-        <w:spacing w:after="200" w:line="276" w:lineRule="auto"/>
-        <w:ind w:left="0" w:right="-327" w:hanging="567"/>
-        <w:contextualSpacing/>
-        <w:jc w:val="both"/>
-        <w:rPr>
-          <w:rFonts w:asciiTheme="minorHAnsi" w:hAnsiTheme="minorHAnsi" w:cstheme="minorHAnsi"/>
-          <w:sz w:val="22"/>
-          <w:szCs w:val="22"/>
-          <w:lang w:eastAsia="zh-CN"/>
-        </w:rPr>
-      </w:pPr>
-      <w:r>
-        <w:rPr>
-          <w:rFonts w:asciiTheme="minorHAnsi" w:hAnsiTheme="minorHAnsi" w:cstheme="minorHAnsi"/>
-          <w:sz w:val="22"/>
-          <w:szCs w:val="22"/>
-          <w:lang w:eastAsia="zh-CN"/>
-        </w:rPr>
-        <w:t>Phase 2 investigation-Chemical EMZ/QCC/0035/01/F03</w:t>
-      </w:r>
-    </w:p>
-    <w:p>
-      <w:pPr>
-        <w:numPr>
-          <w:ilvl w:val="1"/>
-          <w:numId w:val="21"/>
-        </w:numPr>
-        <w:spacing w:after="200" w:line="276" w:lineRule="auto"/>
-        <w:ind w:left="0" w:right="-327" w:hanging="567"/>
-        <w:contextualSpacing/>
-        <w:jc w:val="both"/>
-        <w:rPr>
-          <w:rFonts w:asciiTheme="minorHAnsi" w:hAnsiTheme="minorHAnsi" w:cstheme="minorHAnsi"/>
-          <w:sz w:val="22"/>
-          <w:szCs w:val="22"/>
-          <w:lang w:eastAsia="zh-CN"/>
-        </w:rPr>
-      </w:pPr>
-      <w:r>
-        <w:rPr>
-          <w:rFonts w:asciiTheme="minorHAnsi" w:hAnsiTheme="minorHAnsi" w:cstheme="minorHAnsi"/>
-          <w:sz w:val="22"/>
-          <w:szCs w:val="22"/>
-          <w:lang w:eastAsia="zh-CN"/>
-        </w:rPr>
-        <w:t>Phase 1 investigation-Microbial EMZ/QCC/0035/01/F04</w:t>
-      </w:r>
-    </w:p>
-    <w:p>
-      <w:pPr>
-        <w:numPr>
-          <w:ilvl w:val="1"/>
-          <w:numId w:val="21"/>
-        </w:numPr>
-        <w:spacing w:after="200" w:line="276" w:lineRule="auto"/>
-        <w:ind w:left="0" w:right="-327" w:hanging="567"/>
-        <w:contextualSpacing/>
-        <w:jc w:val="both"/>
-        <w:rPr>
-          <w:rFonts w:asciiTheme="minorHAnsi" w:hAnsiTheme="minorHAnsi" w:cstheme="minorHAnsi"/>
-          <w:sz w:val="22"/>
-          <w:szCs w:val="22"/>
-          <w:lang w:eastAsia="zh-CN"/>
-        </w:rPr>
-      </w:pPr>
-      <w:r>
-        <w:rPr>
-          <w:rFonts w:asciiTheme="minorHAnsi" w:hAnsiTheme="minorHAnsi" w:cstheme="minorHAnsi"/>
-          <w:sz w:val="22"/>
-          <w:szCs w:val="22"/>
-          <w:lang w:eastAsia="zh-CN"/>
-        </w:rPr>
-        <w:t>Phase 2 investigation- Microbial EMZ/QCC/0035/01/F05</w:t>
-      </w:r>
-    </w:p>
-    <w:p>
-      <w:pPr>
-        <w:numPr>
-          <w:ilvl w:val="1"/>
-          <w:numId w:val="21"/>
-        </w:numPr>
-        <w:spacing w:after="200" w:line="276" w:lineRule="auto"/>
-        <w:ind w:left="0" w:right="-327" w:hanging="567"/>
-        <w:contextualSpacing/>
-        <w:jc w:val="both"/>
-        <w:rPr>
-          <w:rFonts w:asciiTheme="minorHAnsi" w:hAnsiTheme="minorHAnsi" w:cstheme="minorHAnsi"/>
-          <w:sz w:val="22"/>
-          <w:szCs w:val="22"/>
-          <w:lang w:eastAsia="zh-CN"/>
-        </w:rPr>
-      </w:pPr>
-      <w:r>
-        <w:rPr>
-          <w:rFonts w:asciiTheme="minorHAnsi" w:hAnsiTheme="minorHAnsi" w:cstheme="minorHAnsi"/>
-          <w:sz w:val="22"/>
-          <w:szCs w:val="22"/>
-          <w:lang w:eastAsia="zh-CN"/>
-        </w:rPr>
-        <w:lastRenderedPageBreak/>
-        <w:t>OOS flow chart - EMZ/QCC/0035/01/C01</w:t>
-      </w:r>
-    </w:p>
-    <w:p>
-      <w:pPr>
-        <w:numPr>
-          <w:ilvl w:val="1"/>
-          <w:numId w:val="21"/>
-        </w:numPr>
-        <w:spacing w:after="200" w:line="276" w:lineRule="auto"/>
-        <w:ind w:left="0" w:right="-327" w:hanging="567"/>
-        <w:contextualSpacing/>
-        <w:jc w:val="both"/>
-        <w:rPr>
-          <w:rFonts w:asciiTheme="minorHAnsi" w:hAnsiTheme="minorHAnsi" w:cstheme="minorHAnsi"/>
-          <w:sz w:val="22"/>
-          <w:szCs w:val="22"/>
-          <w:lang w:eastAsia="zh-CN"/>
-        </w:rPr>
-      </w:pPr>
-      <w:r>
-        <w:rPr>
-          <w:rFonts w:asciiTheme="minorHAnsi" w:hAnsiTheme="minorHAnsi" w:cstheme="minorHAnsi"/>
-          <w:sz w:val="22"/>
-          <w:szCs w:val="22"/>
-          <w:lang w:eastAsia="zh-CN"/>
-        </w:rPr>
-        <w:t xml:space="preserve">OOS investigation closure – EMZ/QCC/0035/01/G01 </w:t>
-      </w:r>
-    </w:p>
-    <w:p>
-      <w:pPr>
-        <w:spacing w:line="360" w:lineRule="auto"/>
+    </w:p>
+    <w:p>
+      <w:pPr>
         <w:jc w:val="both"/>
         <w:rPr>
           <w:rFonts w:asciiTheme="minorHAnsi" w:hAnsiTheme="minorHAnsi" w:cstheme="minorHAnsi"/>
@@ -7245,7 +7930,6 @@
     </w:tbl>
     <w:p>
       <w:pPr>
-        <w:spacing w:line="360" w:lineRule="auto"/>
         <w:ind w:left="360"/>
         <w:jc w:val="both"/>
         <w:rPr>
@@ -7258,7 +7942,6 @@
     </w:p>
     <w:p>
       <w:pPr>
-        <w:spacing w:line="360" w:lineRule="auto"/>
         <w:jc w:val="both"/>
         <w:rPr>
           <w:rFonts w:asciiTheme="minorHAnsi" w:hAnsiTheme="minorHAnsi" w:cstheme="minorHAnsi"/>
@@ -7303,7 +7986,6 @@
           </w:tcPr>
           <w:p>
             <w:pPr>
-              <w:spacing w:line="276" w:lineRule="auto"/>
               <w:jc w:val="both"/>
               <w:rPr>
                 <w:rFonts w:asciiTheme="minorHAnsi" w:eastAsia="Calibri" w:hAnsiTheme="minorHAnsi" w:cstheme="minorHAnsi"/>
@@ -7328,7 +8010,6 @@
           </w:tcPr>
           <w:p>
             <w:pPr>
-              <w:spacing w:line="276" w:lineRule="auto"/>
               <w:jc w:val="both"/>
               <w:rPr>
                 <w:rFonts w:asciiTheme="minorHAnsi" w:eastAsia="Calibri" w:hAnsiTheme="minorHAnsi" w:cstheme="minorHAnsi"/>
@@ -7355,7 +8036,6 @@
           </w:tcPr>
           <w:p>
             <w:pPr>
-              <w:spacing w:line="276" w:lineRule="auto"/>
               <w:jc w:val="both"/>
               <w:rPr>
                 <w:rFonts w:asciiTheme="minorHAnsi" w:eastAsia="Calibri" w:hAnsiTheme="minorHAnsi" w:cstheme="minorHAnsi"/>
@@ -7380,7 +8060,6 @@
           </w:tcPr>
           <w:p>
             <w:pPr>
-              <w:spacing w:line="276" w:lineRule="auto"/>
               <w:jc w:val="both"/>
               <w:rPr>
                 <w:rFonts w:asciiTheme="minorHAnsi" w:eastAsia="Calibri" w:hAnsiTheme="minorHAnsi" w:cstheme="minorHAnsi"/>
@@ -7402,7 +8081,6 @@
     </w:tbl>
     <w:p>
       <w:pPr>
-        <w:spacing w:line="360" w:lineRule="auto"/>
         <w:jc w:val="both"/>
         <w:rPr>
           <w:rFonts w:asciiTheme="minorHAnsi" w:hAnsiTheme="minorHAnsi" w:cstheme="minorHAnsi"/>
@@ -7414,7 +8092,6 @@
     </w:p>
     <w:p>
       <w:pPr>
-        <w:spacing w:line="360" w:lineRule="auto"/>
         <w:jc w:val="both"/>
         <w:rPr>
           <w:rFonts w:asciiTheme="minorHAnsi" w:hAnsiTheme="minorHAnsi" w:cstheme="minorHAnsi"/>
@@ -7459,7 +8136,6 @@
           </w:tcPr>
           <w:p>
             <w:pPr>
-              <w:spacing w:line="360" w:lineRule="auto"/>
               <w:jc w:val="both"/>
               <w:rPr>
                 <w:rFonts w:asciiTheme="minorHAnsi" w:eastAsia="Calibri" w:hAnsiTheme="minorHAnsi" w:cstheme="minorHAnsi"/>
@@ -7486,7 +8162,6 @@
           </w:tcPr>
           <w:p>
             <w:pPr>
-              <w:spacing w:line="360" w:lineRule="auto"/>
               <w:jc w:val="both"/>
               <w:rPr>
                 <w:rFonts w:asciiTheme="minorHAnsi" w:eastAsia="Calibri" w:hAnsiTheme="minorHAnsi" w:cstheme="minorHAnsi"/>
@@ -7513,7 +8188,6 @@
           </w:tcPr>
           <w:p>
             <w:pPr>
-              <w:spacing w:line="360" w:lineRule="auto"/>
               <w:jc w:val="both"/>
               <w:rPr>
                 <w:rFonts w:asciiTheme="minorHAnsi" w:eastAsia="Calibri" w:hAnsiTheme="minorHAnsi" w:cstheme="minorHAnsi"/>
@@ -7542,7 +8216,6 @@
           </w:tcPr>
           <w:p>
             <w:pPr>
-              <w:spacing w:line="360" w:lineRule="auto"/>
               <w:jc w:val="both"/>
               <w:rPr>
                 <w:rFonts w:asciiTheme="minorHAnsi" w:eastAsia="Calibri" w:hAnsiTheme="minorHAnsi" w:cstheme="minorHAnsi"/>
@@ -7568,7 +8241,6 @@
           </w:tcPr>
           <w:p>
             <w:pPr>
-              <w:spacing w:line="360" w:lineRule="auto"/>
               <w:jc w:val="both"/>
               <w:rPr>
                 <w:rFonts w:asciiTheme="minorHAnsi" w:eastAsia="Calibri" w:hAnsiTheme="minorHAnsi" w:cstheme="minorHAnsi"/>
@@ -7594,7 +8266,6 @@
           </w:tcPr>
           <w:p>
             <w:pPr>
-              <w:spacing w:line="360" w:lineRule="auto"/>
               <w:jc w:val="both"/>
               <w:rPr>
                 <w:rFonts w:asciiTheme="minorHAnsi" w:eastAsia="Calibri" w:hAnsiTheme="minorHAnsi" w:cstheme="minorHAnsi"/>
@@ -7622,7 +8293,6 @@
           </w:tcPr>
           <w:p>
             <w:pPr>
-              <w:spacing w:line="360" w:lineRule="auto"/>
               <w:jc w:val="both"/>
               <w:rPr>
                 <w:rFonts w:asciiTheme="minorHAnsi" w:eastAsia="Calibri" w:hAnsiTheme="minorHAnsi" w:cstheme="minorHAnsi"/>
@@ -7648,7 +8318,6 @@
           </w:tcPr>
           <w:p>
             <w:pPr>
-              <w:spacing w:line="360" w:lineRule="auto"/>
               <w:jc w:val="both"/>
               <w:rPr>
                 <w:rFonts w:asciiTheme="minorHAnsi" w:eastAsia="Calibri" w:hAnsiTheme="minorHAnsi" w:cstheme="minorHAnsi"/>
@@ -7678,7 +8347,6 @@
                 <w:ilvl w:val="2"/>
                 <w:numId w:val="2"/>
               </w:numPr>
-              <w:spacing w:line="276" w:lineRule="auto"/>
               <w:ind w:right="992"/>
               <w:jc w:val="both"/>
               <w:rPr>
@@ -7702,7 +8370,6 @@
                 <w:ilvl w:val="2"/>
                 <w:numId w:val="2"/>
               </w:numPr>
-              <w:spacing w:line="276" w:lineRule="auto"/>
               <w:ind w:right="992"/>
               <w:jc w:val="both"/>
               <w:rPr>
@@ -7824,8 +8491,8 @@
       </w:pPr>
     </w:p>
     <w:sectPr>
-      <w:headerReference w:type="default" r:id="rId8"/>
-      <w:footerReference w:type="default" r:id="rId9"/>
+      <w:headerReference w:type="default" r:id="rId7"/>
+      <w:footerReference w:type="default" r:id="rId8"/>
       <w:pgSz w:w="12240" w:h="15840"/>
       <w:pgMar w:top="426" w:right="720" w:bottom="568" w:left="1440" w:header="576" w:footer="737" w:gutter="0"/>
       <w:cols w:space="720"/>
@@ -7836,7 +8503,7 @@
 </file>
 
 <file path=word/endnotes.xml><?xml version="1.0" encoding="utf-8"?>
-<w:endnotes xmlns:wpc="http://schemas.microsoft.com/office/word/2010/wordprocessingCanvas" xmlns:mc="http://schemas.openxmlformats.org/markup-compatibility/2006" xmlns:o="urn:schemas-microsoft-com:office:office" xmlns:r="http://schemas.openxmlformats.org/officeDocument/2006/relationships" xmlns:m="http://schemas.openxmlformats.org/officeDocument/2006/math" xmlns:v="urn:schemas-microsoft-com:vml" xmlns:wp14="http://schemas.microsoft.com/office/word/2010/wordprocessingDrawing" xmlns:wp="http://schemas.openxmlformats.org/drawingml/2006/wordprocessingDrawing" xmlns:w10="urn:schemas-microsoft-com:office:word" xmlns:w="http://schemas.openxmlformats.org/wordprocessingml/2006/main" xmlns:w14="http://schemas.microsoft.com/office/word/2010/wordml" xmlns:wpg="http://schemas.microsoft.com/office/word/2010/wordprocessingGroup" xmlns:wpi="http://schemas.microsoft.com/office/word/2010/wordprocessingInk" xmlns:wne="http://schemas.microsoft.com/office/word/2006/wordml" xmlns:wps="http://schemas.microsoft.com/office/word/2010/wordprocessingShape" mc:Ignorable="w14 wp14">
+<w:endnotes xmlns:wpc="http://schemas.microsoft.com/office/word/2010/wordprocessingCanvas" xmlns:cx="http://schemas.microsoft.com/office/drawing/2014/chartex" xmlns:cx1="http://schemas.microsoft.com/office/drawing/2015/9/8/chartex" xmlns:cx2="http://schemas.microsoft.com/office/drawing/2015/10/21/chartex" xmlns:cx3="http://schemas.microsoft.com/office/drawing/2016/5/9/chartex" xmlns:cx4="http://schemas.microsoft.com/office/drawing/2016/5/10/chartex" xmlns:cx5="http://schemas.microsoft.com/office/drawing/2016/5/11/chartex" xmlns:cx6="http://schemas.microsoft.com/office/drawing/2016/5/12/chartex" xmlns:cx7="http://schemas.microsoft.com/office/drawing/2016/5/13/chartex" xmlns:cx8="http://schemas.microsoft.com/office/drawing/2016/5/14/chartex" xmlns:mc="http://schemas.openxmlformats.org/markup-compatibility/2006" xmlns:aink="http://schemas.microsoft.com/office/drawing/2016/ink" xmlns:am3d="http://schemas.microsoft.com/office/drawing/2017/model3d" xmlns:o="urn:schemas-microsoft-com:office:office" xmlns:oel="http://schemas.microsoft.com/office/2019/extlst" xmlns:r="http://schemas.openxmlformats.org/officeDocument/2006/relationships" xmlns:m="http://schemas.openxmlformats.org/officeDocument/2006/math" xmlns:v="urn:schemas-microsoft-com:vml" xmlns:wp14="http://schemas.microsoft.com/office/word/2010/wordprocessingDrawing" xmlns:wp="http://schemas.openxmlformats.org/drawingml/2006/wordprocessingDrawing" xmlns:w10="urn:schemas-microsoft-com:office:word" xmlns:w="http://schemas.openxmlformats.org/wordprocessingml/2006/main" xmlns:w14="http://schemas.microsoft.com/office/word/2010/wordml" xmlns:w15="http://schemas.microsoft.com/office/word/2012/wordml" xmlns:w16cex="http://schemas.microsoft.com/office/word/2018/wordml/cex" xmlns:w16cid="http://schemas.microsoft.com/office/word/2016/wordml/cid" xmlns:w16="http://schemas.microsoft.com/office/word/2018/wordml" xmlns:w16sdtdh="http://schemas.microsoft.com/office/word/2020/wordml/sdtdatahash" xmlns:w16se="http://schemas.microsoft.com/office/word/2015/wordml/symex" xmlns:wpg="http://schemas.microsoft.com/office/word/2010/wordprocessingGroup" xmlns:wpi="http://schemas.microsoft.com/office/word/2010/wordprocessingInk" xmlns:wne="http://schemas.microsoft.com/office/word/2006/wordml" xmlns:wps="http://schemas.microsoft.com/office/word/2010/wordprocessingShape" mc:Ignorable="w14 w15 w16se w16cid w16 w16cex w16sdtdh wp14">
   <w:endnote w:type="separator" w:id="-1">
     <w:p>
       <w:r>
@@ -7855,7 +8522,7 @@
 </file>
 
 <file path=word/footer1.xml><?xml version="1.0" encoding="utf-8"?>
-<w:ftr xmlns:wpc="http://schemas.microsoft.com/office/word/2010/wordprocessingCanvas" xmlns:mc="http://schemas.openxmlformats.org/markup-compatibility/2006" xmlns:o="urn:schemas-microsoft-com:office:office" xmlns:r="http://schemas.openxmlformats.org/officeDocument/2006/relationships" xmlns:m="http://schemas.openxmlformats.org/officeDocument/2006/math" xmlns:v="urn:schemas-microsoft-com:vml" xmlns:wp14="http://schemas.microsoft.com/office/word/2010/wordprocessingDrawing" xmlns:wp="http://schemas.openxmlformats.org/drawingml/2006/wordprocessingDrawing" xmlns:w10="urn:schemas-microsoft-com:office:word" xmlns:w="http://schemas.openxmlformats.org/wordprocessingml/2006/main" xmlns:w14="http://schemas.microsoft.com/office/word/2010/wordml" xmlns:wpg="http://schemas.microsoft.com/office/word/2010/wordprocessingGroup" xmlns:wpi="http://schemas.microsoft.com/office/word/2010/wordprocessingInk" xmlns:wne="http://schemas.microsoft.com/office/word/2006/wordml" xmlns:wps="http://schemas.microsoft.com/office/word/2010/wordprocessingShape" mc:Ignorable="w14 wp14">
+<w:ftr xmlns:wpc="http://schemas.microsoft.com/office/word/2010/wordprocessingCanvas" xmlns:cx="http://schemas.microsoft.com/office/drawing/2014/chartex" xmlns:cx1="http://schemas.microsoft.com/office/drawing/2015/9/8/chartex" xmlns:cx2="http://schemas.microsoft.com/office/drawing/2015/10/21/chartex" xmlns:cx3="http://schemas.microsoft.com/office/drawing/2016/5/9/chartex" xmlns:cx4="http://schemas.microsoft.com/office/drawing/2016/5/10/chartex" xmlns:cx5="http://schemas.microsoft.com/office/drawing/2016/5/11/chartex" xmlns:cx6="http://schemas.microsoft.com/office/drawing/2016/5/12/chartex" xmlns:cx7="http://schemas.microsoft.com/office/drawing/2016/5/13/chartex" xmlns:cx8="http://schemas.microsoft.com/office/drawing/2016/5/14/chartex" xmlns:mc="http://schemas.openxmlformats.org/markup-compatibility/2006" xmlns:aink="http://schemas.microsoft.com/office/drawing/2016/ink" xmlns:am3d="http://schemas.microsoft.com/office/drawing/2017/model3d" xmlns:o="urn:schemas-microsoft-com:office:office" xmlns:oel="http://schemas.microsoft.com/office/2019/extlst" xmlns:r="http://schemas.openxmlformats.org/officeDocument/2006/relationships" xmlns:m="http://schemas.openxmlformats.org/officeDocument/2006/math" xmlns:v="urn:schemas-microsoft-com:vml" xmlns:wp14="http://schemas.microsoft.com/office/word/2010/wordprocessingDrawing" xmlns:wp="http://schemas.openxmlformats.org/drawingml/2006/wordprocessingDrawing" xmlns:w10="urn:schemas-microsoft-com:office:word" xmlns:w="http://schemas.openxmlformats.org/wordprocessingml/2006/main" xmlns:w14="http://schemas.microsoft.com/office/word/2010/wordml" xmlns:w15="http://schemas.microsoft.com/office/word/2012/wordml" xmlns:w16cex="http://schemas.microsoft.com/office/word/2018/wordml/cex" xmlns:w16cid="http://schemas.microsoft.com/office/word/2016/wordml/cid" xmlns:w16="http://schemas.microsoft.com/office/word/2018/wordml" xmlns:w16sdtdh="http://schemas.microsoft.com/office/word/2020/wordml/sdtdatahash" xmlns:w16se="http://schemas.microsoft.com/office/word/2015/wordml/symex" xmlns:wpg="http://schemas.microsoft.com/office/word/2010/wordprocessingGroup" xmlns:wpi="http://schemas.microsoft.com/office/word/2010/wordprocessingInk" xmlns:wne="http://schemas.microsoft.com/office/word/2006/wordml" xmlns:wps="http://schemas.microsoft.com/office/word/2010/wordprocessingShape" mc:Ignorable="w14 w15 w16se w16cid w16 w16cex w16sdtdh wp14">
   <w:p>
     <w:pPr>
       <w:pStyle w:val="Footer"/>
@@ -7966,7 +8633,7 @@
 </file>
 
 <file path=word/footnotes.xml><?xml version="1.0" encoding="utf-8"?>
-<w:footnotes xmlns:wpc="http://schemas.microsoft.com/office/word/2010/wordprocessingCanvas" xmlns:mc="http://schemas.openxmlformats.org/markup-compatibility/2006" xmlns:o="urn:schemas-microsoft-com:office:office" xmlns:r="http://schemas.openxmlformats.org/officeDocument/2006/relationships" xmlns:m="http://schemas.openxmlformats.org/officeDocument/2006/math" xmlns:v="urn:schemas-microsoft-com:vml" xmlns:wp14="http://schemas.microsoft.com/office/word/2010/wordprocessingDrawing" xmlns:wp="http://schemas.openxmlformats.org/drawingml/2006/wordprocessingDrawing" xmlns:w10="urn:schemas-microsoft-com:office:word" xmlns:w="http://schemas.openxmlformats.org/wordprocessingml/2006/main" xmlns:w14="http://schemas.microsoft.com/office/word/2010/wordml" xmlns:wpg="http://schemas.microsoft.com/office/word/2010/wordprocessingGroup" xmlns:wpi="http://schemas.microsoft.com/office/word/2010/wordprocessingInk" xmlns:wne="http://schemas.microsoft.com/office/word/2006/wordml" xmlns:wps="http://schemas.microsoft.com/office/word/2010/wordprocessingShape" mc:Ignorable="w14 wp14">
+<w:footnotes xmlns:wpc="http://schemas.microsoft.com/office/word/2010/wordprocessingCanvas" xmlns:cx="http://schemas.microsoft.com/office/drawing/2014/chartex" xmlns:cx1="http://schemas.microsoft.com/office/drawing/2015/9/8/chartex" xmlns:cx2="http://schemas.microsoft.com/office/drawing/2015/10/21/chartex" xmlns:cx3="http://schemas.microsoft.com/office/drawing/2016/5/9/chartex" xmlns:cx4="http://schemas.microsoft.com/office/drawing/2016/5/10/chartex" xmlns:cx5="http://schemas.microsoft.com/office/drawing/2016/5/11/chartex" xmlns:cx6="http://schemas.microsoft.com/office/drawing/2016/5/12/chartex" xmlns:cx7="http://schemas.microsoft.com/office/drawing/2016/5/13/chartex" xmlns:cx8="http://schemas.microsoft.com/office/drawing/2016/5/14/chartex" xmlns:mc="http://schemas.openxmlformats.org/markup-compatibility/2006" xmlns:aink="http://schemas.microsoft.com/office/drawing/2016/ink" xmlns:am3d="http://schemas.microsoft.com/office/drawing/2017/model3d" xmlns:o="urn:schemas-microsoft-com:office:office" xmlns:oel="http://schemas.microsoft.com/office/2019/extlst" xmlns:r="http://schemas.openxmlformats.org/officeDocument/2006/relationships" xmlns:m="http://schemas.openxmlformats.org/officeDocument/2006/math" xmlns:v="urn:schemas-microsoft-com:vml" xmlns:wp14="http://schemas.microsoft.com/office/word/2010/wordprocessingDrawing" xmlns:wp="http://schemas.openxmlformats.org/drawingml/2006/wordprocessingDrawing" xmlns:w10="urn:schemas-microsoft-com:office:word" xmlns:w="http://schemas.openxmlformats.org/wordprocessingml/2006/main" xmlns:w14="http://schemas.microsoft.com/office/word/2010/wordml" xmlns:w15="http://schemas.microsoft.com/office/word/2012/wordml" xmlns:w16cex="http://schemas.microsoft.com/office/word/2018/wordml/cex" xmlns:w16cid="http://schemas.microsoft.com/office/word/2016/wordml/cid" xmlns:w16="http://schemas.microsoft.com/office/word/2018/wordml" xmlns:w16sdtdh="http://schemas.microsoft.com/office/word/2020/wordml/sdtdatahash" xmlns:w16se="http://schemas.microsoft.com/office/word/2015/wordml/symex" xmlns:wpg="http://schemas.microsoft.com/office/word/2010/wordprocessingGroup" xmlns:wpi="http://schemas.microsoft.com/office/word/2010/wordprocessingInk" xmlns:wne="http://schemas.microsoft.com/office/word/2006/wordml" xmlns:wps="http://schemas.microsoft.com/office/word/2010/wordprocessingShape" mc:Ignorable="w14 w15 w16se w16cid w16 w16cex w16sdtdh wp14">
   <w:footnote w:type="separator" w:id="-1">
     <w:p>
       <w:r>
@@ -7985,7 +8652,7 @@
 </file>
 
 <file path=word/header1.xml><?xml version="1.0" encoding="utf-8"?>
-<w:hdr xmlns:wpc="http://schemas.microsoft.com/office/word/2010/wordprocessingCanvas" xmlns:mc="http://schemas.openxmlformats.org/markup-compatibility/2006" xmlns:o="urn:schemas-microsoft-com:office:office" xmlns:r="http://schemas.openxmlformats.org/officeDocument/2006/relationships" xmlns:m="http://schemas.openxmlformats.org/officeDocument/2006/math" xmlns:v="urn:schemas-microsoft-com:vml" xmlns:wp14="http://schemas.microsoft.com/office/word/2010/wordprocessingDrawing" xmlns:wp="http://schemas.openxmlformats.org/drawingml/2006/wordprocessingDrawing" xmlns:w10="urn:schemas-microsoft-com:office:word" xmlns:w="http://schemas.openxmlformats.org/wordprocessingml/2006/main" xmlns:w14="http://schemas.microsoft.com/office/word/2010/wordml" xmlns:wpg="http://schemas.microsoft.com/office/word/2010/wordprocessingGroup" xmlns:wpi="http://schemas.microsoft.com/office/word/2010/wordprocessingInk" xmlns:wne="http://schemas.microsoft.com/office/word/2006/wordml" xmlns:wps="http://schemas.microsoft.com/office/word/2010/wordprocessingShape" mc:Ignorable="w14 wp14">
+<w:hdr xmlns:wpc="http://schemas.microsoft.com/office/word/2010/wordprocessingCanvas" xmlns:cx="http://schemas.microsoft.com/office/drawing/2014/chartex" xmlns:cx1="http://schemas.microsoft.com/office/drawing/2015/9/8/chartex" xmlns:cx2="http://schemas.microsoft.com/office/drawing/2015/10/21/chartex" xmlns:cx3="http://schemas.microsoft.com/office/drawing/2016/5/9/chartex" xmlns:cx4="http://schemas.microsoft.com/office/drawing/2016/5/10/chartex" xmlns:cx5="http://schemas.microsoft.com/office/drawing/2016/5/11/chartex" xmlns:cx6="http://schemas.microsoft.com/office/drawing/2016/5/12/chartex" xmlns:cx7="http://schemas.microsoft.com/office/drawing/2016/5/13/chartex" xmlns:cx8="http://schemas.microsoft.com/office/drawing/2016/5/14/chartex" xmlns:mc="http://schemas.openxmlformats.org/markup-compatibility/2006" xmlns:aink="http://schemas.microsoft.com/office/drawing/2016/ink" xmlns:am3d="http://schemas.microsoft.com/office/drawing/2017/model3d" xmlns:o="urn:schemas-microsoft-com:office:office" xmlns:oel="http://schemas.microsoft.com/office/2019/extlst" xmlns:r="http://schemas.openxmlformats.org/officeDocument/2006/relationships" xmlns:m="http://schemas.openxmlformats.org/officeDocument/2006/math" xmlns:v="urn:schemas-microsoft-com:vml" xmlns:wp14="http://schemas.microsoft.com/office/word/2010/wordprocessingDrawing" xmlns:wp="http://schemas.openxmlformats.org/drawingml/2006/wordprocessingDrawing" xmlns:w10="urn:schemas-microsoft-com:office:word" xmlns:w="http://schemas.openxmlformats.org/wordprocessingml/2006/main" xmlns:w14="http://schemas.microsoft.com/office/word/2010/wordml" xmlns:w15="http://schemas.microsoft.com/office/word/2012/wordml" xmlns:w16cex="http://schemas.microsoft.com/office/word/2018/wordml/cex" xmlns:w16cid="http://schemas.microsoft.com/office/word/2016/wordml/cid" xmlns:w16="http://schemas.microsoft.com/office/word/2018/wordml" xmlns:w16sdtdh="http://schemas.microsoft.com/office/word/2020/wordml/sdtdatahash" xmlns:w16se="http://schemas.microsoft.com/office/word/2015/wordml/symex" xmlns:wpg="http://schemas.microsoft.com/office/word/2010/wordprocessingGroup" xmlns:wpi="http://schemas.microsoft.com/office/word/2010/wordprocessingInk" xmlns:wne="http://schemas.microsoft.com/office/word/2006/wordml" xmlns:wps="http://schemas.microsoft.com/office/word/2010/wordprocessingShape" mc:Ignorable="w14 w15 w16se w16cid w16 w16cex w16sdtdh wp14">
   <w:p>
     <w:pPr>
       <w:pStyle w:val="Header"/>
@@ -7994,7 +8661,7 @@
       <w:rPr>
         <w:noProof/>
       </w:rPr>
-      <w:pict>
+      <w:pict w14:anchorId="4E03B1B9">
         <v:shapetype id="_x0000_t136" coordsize="21600,21600" o:spt="136" adj="10800" path="m@7,l@8,m@5,21600l@6,21600e">
           <v:formulas>
             <v:f eqn="sum #0 0 10800"/>
@@ -8019,7 +8686,7 @@
           </v:handles>
           <o:lock v:ext="edit" text="t" shapetype="t"/>
         </v:shapetype>
-        <v:shape id="PowerPlusWaterMarkObject615578002" o:spid="_x0000_s2049" type="#_x0000_t136" style="position:absolute;margin-left:0;margin-top:0;width:585.15pt;height:125.35pt;rotation:315;z-index:-251658752;mso-position-horizontal:center;mso-position-horizontal-relative:margin;mso-position-vertical:center;mso-position-vertical-relative:margin" o:allowincell="f" fillcolor="silver" stroked="f">
+        <v:shape id="PowerPlusWaterMarkObject615578002" o:spid="_x0000_s1025" type="#_x0000_t136" style="position:absolute;margin-left:0;margin-top:0;width:585.15pt;height:125.35pt;rotation:315;z-index:-251658752;mso-position-horizontal:center;mso-position-horizontal-relative:margin;mso-position-vertical:center;mso-position-vertical-relative:margin" o:allowincell="f" fillcolor="silver" stroked="f">
           <v:fill opacity=".5"/>
           <v:textpath style="font-family:&quot;Calibri&quot;;font-size:1pt" string="BIOMEDICAL LTD"/>
           <w10:wrap anchorx="margin" anchory="margin"/>
@@ -8029,7 +8696,8 @@
   </w:p>
   <w:tbl>
     <w:tblPr>
-      <w:tblW w:w="0" w:type="auto"/>
+      <w:tblW w:w="11043" w:type="dxa"/>
+      <w:tblInd w:w="-522" w:type="dxa"/>
       <w:tblBorders>
         <w:top w:val="single" w:sz="4" w:space="0" w:color="000000"/>
         <w:left w:val="single" w:sz="4" w:space="0" w:color="000000"/>
@@ -8041,19 +8709,19 @@
       <w:tblLook w:val="04A0" w:firstRow="1" w:lastRow="0" w:firstColumn="1" w:lastColumn="0" w:noHBand="0" w:noVBand="1"/>
     </w:tblPr>
     <w:tblGrid>
-      <w:gridCol w:w="1951"/>
-      <w:gridCol w:w="1418"/>
-      <w:gridCol w:w="3685"/>
-      <w:gridCol w:w="1701"/>
-      <w:gridCol w:w="1541"/>
+      <w:gridCol w:w="2068"/>
+      <w:gridCol w:w="1505"/>
+      <w:gridCol w:w="3855"/>
+      <w:gridCol w:w="1974"/>
+      <w:gridCol w:w="1641"/>
     </w:tblGrid>
     <w:tr>
       <w:trPr>
-        <w:trHeight w:val="713"/>
+        <w:trHeight w:val="727"/>
       </w:trPr>
       <w:tc>
         <w:tcPr>
-          <w:tcW w:w="1951" w:type="dxa"/>
+          <w:tcW w:w="2068" w:type="dxa"/>
           <w:vMerge w:val="restart"/>
           <w:shd w:val="clear" w:color="auto" w:fill="auto"/>
         </w:tcPr>
@@ -8075,7 +8743,7 @@
               <w:szCs w:val="22"/>
             </w:rPr>
             <w:drawing>
-              <wp:inline distT="0" distB="0" distL="0" distR="0" wp14:anchorId="142D34E6" wp14:editId="25530897">
+              <wp:inline distT="0" distB="0" distL="0" distR="0" wp14:anchorId="7EC5EEF4" wp14:editId="0A6D044D">
                 <wp:extent cx="1019175" cy="904875"/>
                 <wp:effectExtent l="0" t="0" r="9525" b="0"/>
                 <wp:docPr id="135910985" name="Picture 4" descr="C:\Users\MR MICHAEL OMOSEBI\Desktop\biologo.png"/>
@@ -8127,7 +8795,7 @@
       </w:tc>
       <w:tc>
         <w:tcPr>
-          <w:tcW w:w="6804" w:type="dxa"/>
+          <w:tcW w:w="7334" w:type="dxa"/>
           <w:gridSpan w:val="3"/>
           <w:shd w:val="clear" w:color="auto" w:fill="auto"/>
         </w:tcPr>
@@ -8208,7 +8876,7 @@
       </w:tc>
       <w:tc>
         <w:tcPr>
-          <w:tcW w:w="1541" w:type="dxa"/>
+          <w:tcW w:w="1641" w:type="dxa"/>
           <w:vMerge w:val="restart"/>
           <w:shd w:val="clear" w:color="auto" w:fill="auto"/>
         </w:tcPr>
@@ -8241,11 +8909,11 @@
     </w:tr>
     <w:tr>
       <w:trPr>
-        <w:trHeight w:val="712"/>
+        <w:trHeight w:val="726"/>
       </w:trPr>
       <w:tc>
         <w:tcPr>
-          <w:tcW w:w="1951" w:type="dxa"/>
+          <w:tcW w:w="2068" w:type="dxa"/>
           <w:vMerge/>
           <w:shd w:val="clear" w:color="auto" w:fill="auto"/>
         </w:tcPr>
@@ -8264,7 +8932,7 @@
       </w:tc>
       <w:tc>
         <w:tcPr>
-          <w:tcW w:w="6804" w:type="dxa"/>
+          <w:tcW w:w="7334" w:type="dxa"/>
           <w:gridSpan w:val="3"/>
           <w:shd w:val="clear" w:color="auto" w:fill="auto"/>
         </w:tcPr>
@@ -8274,15 +8942,15 @@
             <w:jc w:val="center"/>
             <w:rPr>
               <w:rFonts w:ascii="Calibri" w:eastAsia="Calibri" w:hAnsi="Calibri" w:cs="Calibri"/>
-              <w:sz w:val="24"/>
-              <w:szCs w:val="24"/>
+              <w:sz w:val="28"/>
+              <w:szCs w:val="28"/>
             </w:rPr>
           </w:pPr>
           <w:r>
             <w:rPr>
               <w:rFonts w:ascii="Calibri" w:eastAsia="Calibri" w:hAnsi="Calibri" w:cs="Calibri"/>
-              <w:sz w:val="24"/>
-              <w:szCs w:val="24"/>
+              <w:sz w:val="28"/>
+              <w:szCs w:val="28"/>
             </w:rPr>
             <w:t xml:space="preserve">Title: </w:t>
           </w:r>
@@ -8290,44 +8958,26 @@
             <w:rPr>
               <w:rFonts w:ascii="Calibri" w:eastAsia="Calibri" w:hAnsi="Calibri"/>
               <w:b/>
-              <w:sz w:val="22"/>
-              <w:szCs w:val="22"/>
+              <w:sz w:val="28"/>
+              <w:szCs w:val="28"/>
             </w:rPr>
-            <w:t>Standard Operating Procedure</w:t>
-          </w:r>
-          <w:r>
-            <w:rPr>
-              <w:rFonts w:ascii="Calibri" w:eastAsia="Calibri" w:hAnsi="Calibri"/>
-              <w:b/>
-              <w:sz w:val="22"/>
-              <w:szCs w:val="22"/>
-            </w:rPr>
-            <w:t xml:space="preserve"> </w:t>
+            <w:t xml:space="preserve">Standard Operating Procedure </w:t>
           </w:r>
           <w:r>
             <w:rPr>
               <w:rFonts w:ascii="Calibri" w:hAnsi="Calibri" w:cs="Calibri"/>
               <w:b/>
-              <w:sz w:val="22"/>
-              <w:szCs w:val="22"/>
+              <w:sz w:val="28"/>
+              <w:szCs w:val="28"/>
             </w:rPr>
-            <w:t>fo</w:t>
+            <w:t xml:space="preserve">for </w:t>
           </w:r>
           <w:r>
             <w:rPr>
               <w:rFonts w:ascii="Calibri" w:hAnsi="Calibri" w:cs="Calibri"/>
               <w:b/>
-              <w:sz w:val="22"/>
-              <w:szCs w:val="22"/>
-            </w:rPr>
-            <w:t xml:space="preserve">r </w:t>
-          </w:r>
-          <w:r>
-            <w:rPr>
-              <w:rFonts w:ascii="Calibri" w:hAnsi="Calibri" w:cs="Calibri"/>
-              <w:b/>
-              <w:sz w:val="22"/>
-              <w:szCs w:val="22"/>
+              <w:sz w:val="28"/>
+              <w:szCs w:val="28"/>
             </w:rPr>
             <w:t>Out of Specification (00S)</w:t>
           </w:r>
@@ -8335,8 +8985,8 @@
             <w:rPr>
               <w:rFonts w:ascii="Calibri" w:hAnsi="Calibri" w:cs="Calibri"/>
               <w:b/>
-              <w:sz w:val="22"/>
-              <w:szCs w:val="22"/>
+              <w:sz w:val="28"/>
+              <w:szCs w:val="28"/>
             </w:rPr>
             <w:t xml:space="preserve"> </w:t>
           </w:r>
@@ -8344,7 +8994,7 @@
       </w:tc>
       <w:tc>
         <w:tcPr>
-          <w:tcW w:w="1541" w:type="dxa"/>
+          <w:tcW w:w="1641" w:type="dxa"/>
           <w:vMerge/>
           <w:shd w:val="clear" w:color="auto" w:fill="auto"/>
         </w:tcPr>
@@ -8362,11 +9012,11 @@
     </w:tr>
     <w:tr>
       <w:trPr>
-        <w:trHeight w:val="188"/>
+        <w:trHeight w:val="191"/>
       </w:trPr>
       <w:tc>
         <w:tcPr>
-          <w:tcW w:w="1951" w:type="dxa"/>
+          <w:tcW w:w="2068" w:type="dxa"/>
           <w:vMerge w:val="restart"/>
           <w:shd w:val="clear" w:color="auto" w:fill="auto"/>
         </w:tcPr>
@@ -8392,7 +9042,7 @@
       </w:tc>
       <w:tc>
         <w:tcPr>
-          <w:tcW w:w="1418" w:type="dxa"/>
+          <w:tcW w:w="1505" w:type="dxa"/>
           <w:vMerge w:val="restart"/>
           <w:shd w:val="clear" w:color="auto" w:fill="auto"/>
         </w:tcPr>
@@ -8417,7 +9067,7 @@
       </w:tc>
       <w:tc>
         <w:tcPr>
-          <w:tcW w:w="3685" w:type="dxa"/>
+          <w:tcW w:w="3855" w:type="dxa"/>
           <w:vMerge w:val="restart"/>
           <w:shd w:val="clear" w:color="auto" w:fill="auto"/>
         </w:tcPr>
@@ -8520,7 +9170,7 @@
       </w:tc>
       <w:tc>
         <w:tcPr>
-          <w:tcW w:w="1701" w:type="dxa"/>
+          <w:tcW w:w="1974" w:type="dxa"/>
           <w:shd w:val="clear" w:color="auto" w:fill="auto"/>
           <w:vAlign w:val="bottom"/>
         </w:tcPr>
@@ -8547,7 +9197,7 @@
       </w:tc>
       <w:tc>
         <w:tcPr>
-          <w:tcW w:w="1541" w:type="dxa"/>
+          <w:tcW w:w="1641" w:type="dxa"/>
           <w:shd w:val="clear" w:color="auto" w:fill="auto"/>
           <w:vAlign w:val="bottom"/>
         </w:tcPr>
@@ -8574,11 +9224,11 @@
     </w:tr>
     <w:tr>
       <w:trPr>
-        <w:trHeight w:val="187"/>
+        <w:trHeight w:val="190"/>
       </w:trPr>
       <w:tc>
         <w:tcPr>
-          <w:tcW w:w="1951" w:type="dxa"/>
+          <w:tcW w:w="2068" w:type="dxa"/>
           <w:vMerge/>
           <w:shd w:val="clear" w:color="auto" w:fill="auto"/>
         </w:tcPr>
@@ -8596,7 +9246,7 @@
       </w:tc>
       <w:tc>
         <w:tcPr>
-          <w:tcW w:w="1418" w:type="dxa"/>
+          <w:tcW w:w="1505" w:type="dxa"/>
           <w:vMerge/>
           <w:shd w:val="clear" w:color="auto" w:fill="auto"/>
         </w:tcPr>
@@ -8613,7 +9263,7 @@
       </w:tc>
       <w:tc>
         <w:tcPr>
-          <w:tcW w:w="3685" w:type="dxa"/>
+          <w:tcW w:w="3855" w:type="dxa"/>
           <w:vMerge/>
           <w:shd w:val="clear" w:color="auto" w:fill="auto"/>
         </w:tcPr>
@@ -8631,7 +9281,7 @@
       </w:tc>
       <w:tc>
         <w:tcPr>
-          <w:tcW w:w="1701" w:type="dxa"/>
+          <w:tcW w:w="1974" w:type="dxa"/>
           <w:shd w:val="clear" w:color="auto" w:fill="auto"/>
           <w:vAlign w:val="bottom"/>
         </w:tcPr>
@@ -8659,7 +9309,7 @@
       </w:tc>
       <w:tc>
         <w:tcPr>
-          <w:tcW w:w="1541" w:type="dxa"/>
+          <w:tcW w:w="1641" w:type="dxa"/>
           <w:shd w:val="clear" w:color="auto" w:fill="auto"/>
         </w:tcPr>
         <w:p>
@@ -8725,11 +9375,11 @@
     </w:tr>
     <w:tr>
       <w:trPr>
-        <w:trHeight w:val="367"/>
+        <w:trHeight w:val="374"/>
       </w:trPr>
       <w:tc>
         <w:tcPr>
-          <w:tcW w:w="1951" w:type="dxa"/>
+          <w:tcW w:w="2068" w:type="dxa"/>
           <w:shd w:val="clear" w:color="auto" w:fill="auto"/>
         </w:tcPr>
         <w:p>
@@ -8755,7 +9405,7 @@
       </w:tc>
       <w:tc>
         <w:tcPr>
-          <w:tcW w:w="1418" w:type="dxa"/>
+          <w:tcW w:w="1505" w:type="dxa"/>
           <w:shd w:val="clear" w:color="auto" w:fill="auto"/>
         </w:tcPr>
         <w:p>
@@ -8797,7 +9447,7 @@
       </w:tc>
       <w:tc>
         <w:tcPr>
-          <w:tcW w:w="3685" w:type="dxa"/>
+          <w:tcW w:w="3855" w:type="dxa"/>
           <w:vMerge/>
           <w:shd w:val="clear" w:color="auto" w:fill="auto"/>
         </w:tcPr>
@@ -8814,7 +9464,7 @@
       </w:tc>
       <w:tc>
         <w:tcPr>
-          <w:tcW w:w="1701" w:type="dxa"/>
+          <w:tcW w:w="1974" w:type="dxa"/>
           <w:shd w:val="clear" w:color="auto" w:fill="auto"/>
           <w:vAlign w:val="bottom"/>
         </w:tcPr>
@@ -8841,7 +9491,7 @@
       </w:tc>
       <w:tc>
         <w:tcPr>
-          <w:tcW w:w="1541" w:type="dxa"/>
+          <w:tcW w:w="1641" w:type="dxa"/>
           <w:shd w:val="clear" w:color="auto" w:fill="auto"/>
           <w:vAlign w:val="bottom"/>
         </w:tcPr>
@@ -8887,9 +9537,12 @@
       </w:tc>
     </w:tr>
     <w:tr>
+      <w:trPr>
+        <w:trHeight w:val="535"/>
+      </w:trPr>
       <w:tc>
         <w:tcPr>
-          <w:tcW w:w="3369" w:type="dxa"/>
+          <w:tcW w:w="3573" w:type="dxa"/>
           <w:gridSpan w:val="2"/>
           <w:shd w:val="clear" w:color="auto" w:fill="auto"/>
         </w:tcPr>
@@ -8915,10 +9568,22 @@
             <w:t xml:space="preserve">Prepared By: </w:t>
           </w:r>
         </w:p>
+        <w:p>
+          <w:pPr>
+            <w:pStyle w:val="Header"/>
+            <w:rPr>
+              <w:rFonts w:ascii="Calibri" w:eastAsia="Calibri" w:hAnsi="Calibri" w:cs="Calibri"/>
+              <w:b/>
+              <w:bCs/>
+              <w:sz w:val="22"/>
+              <w:szCs w:val="22"/>
+            </w:rPr>
+          </w:pPr>
+        </w:p>
       </w:tc>
       <w:tc>
         <w:tcPr>
-          <w:tcW w:w="3685" w:type="dxa"/>
+          <w:tcW w:w="3855" w:type="dxa"/>
           <w:shd w:val="clear" w:color="auto" w:fill="auto"/>
         </w:tcPr>
         <w:p>
@@ -8946,7 +9611,7 @@
       </w:tc>
       <w:tc>
         <w:tcPr>
-          <w:tcW w:w="3242" w:type="dxa"/>
+          <w:tcW w:w="3615" w:type="dxa"/>
           <w:gridSpan w:val="2"/>
           <w:shd w:val="clear" w:color="auto" w:fill="auto"/>
         </w:tcPr>
@@ -8976,10 +9641,61 @@
       </w:tc>
     </w:tr>
     <w:tr>
+      <w:trPr>
+        <w:trHeight w:val="551"/>
+      </w:trPr>
       <w:tc>
         <w:tcPr>
-          <w:tcW w:w="3369" w:type="dxa"/>
+          <w:tcW w:w="3573" w:type="dxa"/>
           <w:gridSpan w:val="2"/>
+          <w:shd w:val="clear" w:color="auto" w:fill="auto"/>
+        </w:tcPr>
+        <w:p>
+          <w:pPr>
+            <w:pStyle w:val="Header"/>
+            <w:rPr>
+              <w:rFonts w:ascii="Calibri" w:eastAsia="Calibri" w:hAnsi="Calibri" w:cs="Calibri"/>
+              <w:b/>
+              <w:bCs/>
+              <w:sz w:val="22"/>
+              <w:szCs w:val="22"/>
+            </w:rPr>
+          </w:pPr>
+          <w:r>
+            <w:rPr>
+              <w:rFonts w:ascii="Calibri" w:eastAsia="Calibri" w:hAnsi="Calibri" w:cs="Calibri"/>
+              <w:b/>
+              <w:bCs/>
+              <w:sz w:val="22"/>
+              <w:szCs w:val="22"/>
+            </w:rPr>
+            <w:t>Sign /date</w:t>
+          </w:r>
+          <w:r>
+            <w:rPr>
+              <w:rFonts w:ascii="Calibri" w:eastAsia="Calibri" w:hAnsi="Calibri" w:cs="Calibri"/>
+              <w:b/>
+              <w:bCs/>
+              <w:sz w:val="22"/>
+              <w:szCs w:val="22"/>
+            </w:rPr>
+            <w:t>:</w:t>
+          </w:r>
+        </w:p>
+        <w:p>
+          <w:pPr>
+            <w:pStyle w:val="Header"/>
+            <w:rPr>
+              <w:rFonts w:ascii="Calibri" w:eastAsia="Calibri" w:hAnsi="Calibri" w:cs="Calibri"/>
+              <w:sz w:val="22"/>
+              <w:szCs w:val="22"/>
+            </w:rPr>
+          </w:pPr>
+        </w:p>
+      </w:tc>
+      <w:tc>
+        <w:tcPr>
+          <w:tcW w:w="3855" w:type="dxa"/>
           <w:shd w:val="clear" w:color="auto" w:fill="auto"/>
         </w:tcPr>
         <w:p>
@@ -9001,22 +9717,6 @@
             </w:rPr>
             <w:t>Sign /date</w:t>
           </w:r>
-        </w:p>
-      </w:tc>
-      <w:tc>
-        <w:tcPr>
-          <w:tcW w:w="3685" w:type="dxa"/>
-          <w:shd w:val="clear" w:color="auto" w:fill="auto"/>
-        </w:tcPr>
-        <w:p>
-          <w:pPr>
-            <w:pStyle w:val="Header"/>
-            <w:rPr>
-              <w:rFonts w:ascii="Calibri" w:eastAsia="Calibri" w:hAnsi="Calibri" w:cs="Calibri"/>
-              <w:sz w:val="22"/>
-              <w:szCs w:val="22"/>
-            </w:rPr>
-          </w:pPr>
           <w:r>
             <w:rPr>
               <w:rFonts w:ascii="Calibri" w:eastAsia="Calibri" w:hAnsi="Calibri" w:cs="Calibri"/>
@@ -9025,13 +9725,13 @@
               <w:sz w:val="22"/>
               <w:szCs w:val="22"/>
             </w:rPr>
-            <w:t>Sign /date</w:t>
+            <w:t>:</w:t>
           </w:r>
         </w:p>
       </w:tc>
       <w:tc>
         <w:tcPr>
-          <w:tcW w:w="3242" w:type="dxa"/>
+          <w:tcW w:w="3615" w:type="dxa"/>
           <w:gridSpan w:val="2"/>
           <w:shd w:val="clear" w:color="auto" w:fill="auto"/>
         </w:tcPr>
@@ -9056,6 +9756,16 @@
             </w:rPr>
             <w:t>Sign /date</w:t>
           </w:r>
+          <w:r>
+            <w:rPr>
+              <w:rFonts w:ascii="Calibri" w:eastAsia="Calibri" w:hAnsi="Calibri" w:cs="Calibri"/>
+              <w:b/>
+              <w:bCs/>
+              <w:sz w:val="22"/>
+              <w:szCs w:val="22"/>
+            </w:rPr>
+            <w:t>:</w:t>
+          </w:r>
         </w:p>
       </w:tc>
     </w:tr>
@@ -9069,8 +9779,8 @@
 </file>
 
 <file path=word/numbering.xml><?xml version="1.0" encoding="utf-8"?>
-<w:numbering xmlns:wpc="http://schemas.microsoft.com/office/word/2010/wordprocessingCanvas" xmlns:mc="http://schemas.openxmlformats.org/markup-compatibility/2006" xmlns:o="urn:schemas-microsoft-com:office:office" xmlns:r="http://schemas.openxmlformats.org/officeDocument/2006/relationships" xmlns:m="http://schemas.openxmlformats.org/officeDocument/2006/math" xmlns:v="urn:schemas-microsoft-com:vml" xmlns:wp14="http://schemas.microsoft.com/office/word/2010/wordprocessingDrawing" xmlns:wp="http://schemas.openxmlformats.org/drawingml/2006/wordprocessingDrawing" xmlns:w10="urn:schemas-microsoft-com:office:word" xmlns:w="http://schemas.openxmlformats.org/wordprocessingml/2006/main" xmlns:w14="http://schemas.microsoft.com/office/word/2010/wordml" xmlns:wpg="http://schemas.microsoft.com/office/word/2010/wordprocessingGroup" xmlns:wpi="http://schemas.microsoft.com/office/word/2010/wordprocessingInk" xmlns:wne="http://schemas.microsoft.com/office/word/2006/wordml" xmlns:wps="http://schemas.microsoft.com/office/word/2010/wordprocessingShape" mc:Ignorable="w14 wp14">
-  <w:abstractNum w:abstractNumId="0">
+<w:numbering xmlns:wpc="http://schemas.microsoft.com/office/word/2010/wordprocessingCanvas" xmlns:cx="http://schemas.microsoft.com/office/drawing/2014/chartex" xmlns:cx1="http://schemas.microsoft.com/office/drawing/2015/9/8/chartex" xmlns:cx2="http://schemas.microsoft.com/office/drawing/2015/10/21/chartex" xmlns:cx3="http://schemas.microsoft.com/office/drawing/2016/5/9/chartex" xmlns:cx4="http://schemas.microsoft.com/office/drawing/2016/5/10/chartex" xmlns:cx5="http://schemas.microsoft.com/office/drawing/2016/5/11/chartex" xmlns:cx6="http://schemas.microsoft.com/office/drawing/2016/5/12/chartex" xmlns:cx7="http://schemas.microsoft.com/office/drawing/2016/5/13/chartex" xmlns:cx8="http://schemas.microsoft.com/office/drawing/2016/5/14/chartex" xmlns:mc="http://schemas.openxmlformats.org/markup-compatibility/2006" xmlns:aink="http://schemas.microsoft.com/office/drawing/2016/ink" xmlns:am3d="http://schemas.microsoft.com/office/drawing/2017/model3d" xmlns:o="urn:schemas-microsoft-com:office:office" xmlns:oel="http://schemas.microsoft.com/office/2019/extlst" xmlns:r="http://schemas.openxmlformats.org/officeDocument/2006/relationships" xmlns:m="http://schemas.openxmlformats.org/officeDocument/2006/math" xmlns:v="urn:schemas-microsoft-com:vml" xmlns:wp14="http://schemas.microsoft.com/office/word/2010/wordprocessingDrawing" xmlns:wp="http://schemas.openxmlformats.org/drawingml/2006/wordprocessingDrawing" xmlns:w10="urn:schemas-microsoft-com:office:word" xmlns:w="http://schemas.openxmlformats.org/wordprocessingml/2006/main" xmlns:w14="http://schemas.microsoft.com/office/word/2010/wordml" xmlns:w15="http://schemas.microsoft.com/office/word/2012/wordml" xmlns:w16cex="http://schemas.microsoft.com/office/word/2018/wordml/cex" xmlns:w16cid="http://schemas.microsoft.com/office/word/2016/wordml/cid" xmlns:w16="http://schemas.microsoft.com/office/word/2018/wordml" xmlns:w16sdtdh="http://schemas.microsoft.com/office/word/2020/wordml/sdtdatahash" xmlns:w16se="http://schemas.microsoft.com/office/word/2015/wordml/symex" xmlns:wpg="http://schemas.microsoft.com/office/word/2010/wordprocessingGroup" xmlns:wpi="http://schemas.microsoft.com/office/word/2010/wordprocessingInk" xmlns:wne="http://schemas.microsoft.com/office/word/2006/wordml" xmlns:wps="http://schemas.microsoft.com/office/word/2010/wordprocessingShape" mc:Ignorable="w14 w15 w16se w16cid w16 w16cex w16sdtdh wp14">
+  <w:abstractNum w:abstractNumId="0" w15:restartNumberingAfterBreak="0">
     <w:nsid w:val="01F116F8"/>
     <w:multiLevelType w:val="hybridMultilevel"/>
     <w:tmpl w:val="A7144252"/>
@@ -9183,7 +9893,7 @@
       </w:rPr>
     </w:lvl>
   </w:abstractNum>
-  <w:abstractNum w:abstractNumId="1">
+  <w:abstractNum w:abstractNumId="1" w15:restartNumberingAfterBreak="0">
     <w:nsid w:val="033C3BC5"/>
     <w:multiLevelType w:val="hybridMultilevel"/>
     <w:tmpl w:val="71F8A7CC"/>
@@ -9296,10 +10006,10 @@
       </w:rPr>
     </w:lvl>
   </w:abstractNum>
-  <w:abstractNum w:abstractNumId="2">
+  <w:abstractNum w:abstractNumId="2" w15:restartNumberingAfterBreak="0">
     <w:nsid w:val="039C1AA0"/>
     <w:multiLevelType w:val="hybridMultilevel"/>
-    <w:tmpl w:val="6A7EBE6E"/>
+    <w:tmpl w:val="B1800A80"/>
     <w:lvl w:ilvl="0" w:tplc="04090017">
       <w:start w:val="1"/>
       <w:numFmt w:val="lowerLetter"/>
@@ -9318,14 +10028,16 @@
         <w:ind w:left="1530" w:hanging="360"/>
       </w:pPr>
     </w:lvl>
-    <w:lvl w:ilvl="2" w:tplc="0409001B" w:tentative="1">
-      <w:start w:val="1"/>
-      <w:numFmt w:val="lowerRoman"/>
-      <w:lvlText w:val="%3."/>
-      <w:lvlJc w:val="right"/>
-      <w:pPr>
-        <w:ind w:left="2880" w:hanging="180"/>
-      </w:pPr>
+    <w:lvl w:ilvl="2" w:tplc="387A2DE4">
+      <w:numFmt w:val="decimalZero"/>
+      <w:lvlText w:val="%3"/>
+      <w:lvlJc w:val="left"/>
+      <w:pPr>
+        <w:ind w:left="3060" w:hanging="360"/>
+      </w:pPr>
+      <w:rPr>
+        <w:rFonts w:hint="default"/>
+      </w:rPr>
     </w:lvl>
     <w:lvl w:ilvl="3" w:tplc="0409000F" w:tentative="1">
       <w:start w:val="1"/>
@@ -9382,7 +10094,7 @@
       </w:pPr>
     </w:lvl>
   </w:abstractNum>
-  <w:abstractNum w:abstractNumId="3">
+  <w:abstractNum w:abstractNumId="3" w15:restartNumberingAfterBreak="0">
     <w:nsid w:val="065E65D1"/>
     <w:multiLevelType w:val="multilevel"/>
     <w:tmpl w:val="4E5EC19C"/>
@@ -9496,7 +10208,7 @@
       </w:rPr>
     </w:lvl>
   </w:abstractNum>
-  <w:abstractNum w:abstractNumId="4">
+  <w:abstractNum w:abstractNumId="4" w15:restartNumberingAfterBreak="0">
     <w:nsid w:val="068D797A"/>
     <w:multiLevelType w:val="hybridMultilevel"/>
     <w:tmpl w:val="F4CA86CC"/>
@@ -9609,7 +10321,7 @@
       </w:rPr>
     </w:lvl>
   </w:abstractNum>
-  <w:abstractNum w:abstractNumId="5">
+  <w:abstractNum w:abstractNumId="5" w15:restartNumberingAfterBreak="0">
     <w:nsid w:val="10803F7C"/>
     <w:multiLevelType w:val="multilevel"/>
     <w:tmpl w:val="6122BD0A"/>
@@ -9695,7 +10407,7 @@
       </w:pPr>
     </w:lvl>
   </w:abstractNum>
-  <w:abstractNum w:abstractNumId="6">
+  <w:abstractNum w:abstractNumId="6" w15:restartNumberingAfterBreak="0">
     <w:nsid w:val="12BD0801"/>
     <w:multiLevelType w:val="hybridMultilevel"/>
     <w:tmpl w:val="C2F489D2"/>
@@ -9807,7 +10519,7 @@
       </w:rPr>
     </w:lvl>
   </w:abstractNum>
-  <w:abstractNum w:abstractNumId="7">
+  <w:abstractNum w:abstractNumId="7" w15:restartNumberingAfterBreak="0">
     <w:nsid w:val="13445BD8"/>
     <w:multiLevelType w:val="multilevel"/>
     <w:tmpl w:val="44F4A07A"/>
@@ -9921,7 +10633,7 @@
       </w:rPr>
     </w:lvl>
   </w:abstractNum>
-  <w:abstractNum w:abstractNumId="8">
+  <w:abstractNum w:abstractNumId="8" w15:restartNumberingAfterBreak="0">
     <w:nsid w:val="148B47E0"/>
     <w:multiLevelType w:val="multilevel"/>
     <w:tmpl w:val="F45E6470"/>
@@ -10035,7 +10747,7 @@
       </w:rPr>
     </w:lvl>
   </w:abstractNum>
-  <w:abstractNum w:abstractNumId="9">
+  <w:abstractNum w:abstractNumId="9" w15:restartNumberingAfterBreak="0">
     <w:nsid w:val="175957ED"/>
     <w:multiLevelType w:val="multilevel"/>
     <w:tmpl w:val="81A05B86"/>
@@ -10124,7 +10836,7 @@
       </w:pPr>
     </w:lvl>
   </w:abstractNum>
-  <w:abstractNum w:abstractNumId="10">
+  <w:abstractNum w:abstractNumId="10" w15:restartNumberingAfterBreak="0">
     <w:nsid w:val="1E2B0B85"/>
     <w:multiLevelType w:val="multilevel"/>
     <w:tmpl w:val="5CE08598"/>
@@ -10237,7 +10949,7 @@
       </w:rPr>
     </w:lvl>
   </w:abstractNum>
-  <w:abstractNum w:abstractNumId="11">
+  <w:abstractNum w:abstractNumId="11" w15:restartNumberingAfterBreak="0">
     <w:nsid w:val="22DF7B2E"/>
     <w:multiLevelType w:val="multilevel"/>
     <w:tmpl w:val="EA8C7C4C"/>
@@ -10323,7 +11035,7 @@
       </w:pPr>
     </w:lvl>
   </w:abstractNum>
-  <w:abstractNum w:abstractNumId="12">
+  <w:abstractNum w:abstractNumId="12" w15:restartNumberingAfterBreak="0">
     <w:nsid w:val="25C704B9"/>
     <w:multiLevelType w:val="multilevel"/>
     <w:tmpl w:val="806C2556"/>
@@ -10446,7 +11158,7 @@
       </w:rPr>
     </w:lvl>
   </w:abstractNum>
-  <w:abstractNum w:abstractNumId="13">
+  <w:abstractNum w:abstractNumId="13" w15:restartNumberingAfterBreak="0">
     <w:nsid w:val="28377D04"/>
     <w:multiLevelType w:val="hybridMultilevel"/>
     <w:tmpl w:val="03AE63A2"/>
@@ -10535,7 +11247,7 @@
       </w:pPr>
     </w:lvl>
   </w:abstractNum>
-  <w:abstractNum w:abstractNumId="14">
+  <w:abstractNum w:abstractNumId="14" w15:restartNumberingAfterBreak="0">
     <w:nsid w:val="2A634E5D"/>
     <w:multiLevelType w:val="hybridMultilevel"/>
     <w:tmpl w:val="150CAB62"/>
@@ -10650,7 +11362,7 @@
       </w:rPr>
     </w:lvl>
   </w:abstractNum>
-  <w:abstractNum w:abstractNumId="15">
+  <w:abstractNum w:abstractNumId="15" w15:restartNumberingAfterBreak="0">
     <w:nsid w:val="2AD02834"/>
     <w:multiLevelType w:val="hybridMultilevel"/>
     <w:tmpl w:val="D3641AD0"/>
@@ -10739,7 +11451,129 @@
       </w:pPr>
     </w:lvl>
   </w:abstractNum>
-  <w:abstractNum w:abstractNumId="16">
+  <w:abstractNum w:abstractNumId="16" w15:restartNumberingAfterBreak="0">
+    <w:nsid w:val="35C74C4D"/>
+    <w:multiLevelType w:val="multilevel"/>
+    <w:tmpl w:val="ECAC4324"/>
+    <w:lvl w:ilvl="0">
+      <w:start w:val="7"/>
+      <w:numFmt w:val="decimal"/>
+      <w:lvlText w:val="%1.0"/>
+      <w:lvlJc w:val="left"/>
+      <w:pPr>
+        <w:ind w:left="360" w:hanging="360"/>
+      </w:pPr>
+      <w:rPr>
+        <w:rFonts w:hint="default"/>
+        <w:b/>
+      </w:rPr>
+    </w:lvl>
+    <w:lvl w:ilvl="1">
+      <w:start w:val="1"/>
+      <w:numFmt w:val="decimal"/>
+      <w:lvlText w:val="%1.%2"/>
+      <w:lvlJc w:val="left"/>
+      <w:pPr>
+        <w:ind w:left="1080" w:hanging="360"/>
+      </w:pPr>
+      <w:rPr>
+        <w:rFonts w:hint="default"/>
+        <w:b/>
+      </w:rPr>
+    </w:lvl>
+    <w:lvl w:ilvl="2">
+      <w:start w:val="1"/>
+      <w:numFmt w:val="decimal"/>
+      <w:lvlText w:val="%1.%2.%3"/>
+      <w:lvlJc w:val="left"/>
+      <w:pPr>
+        <w:ind w:left="2160" w:hanging="720"/>
+      </w:pPr>
+      <w:rPr>
+        <w:rFonts w:hint="default"/>
+        <w:b/>
+      </w:rPr>
+    </w:lvl>
+    <w:lvl w:ilvl="3">
+      <w:start w:val="1"/>
+      <w:numFmt w:val="decimal"/>
+      <w:lvlText w:val="%1.%2.%3.%4"/>
+      <w:lvlJc w:val="left"/>
+      <w:pPr>
+        <w:ind w:left="2880" w:hanging="720"/>
+      </w:pPr>
+      <w:rPr>
+        <w:rFonts w:hint="default"/>
+        <w:b/>
+      </w:rPr>
+    </w:lvl>
+    <w:lvl w:ilvl="4">
+      <w:start w:val="1"/>
+      <w:numFmt w:val="decimal"/>
+      <w:lvlText w:val="%1.%2.%3.%4.%5"/>
+      <w:lvlJc w:val="left"/>
+      <w:pPr>
+        <w:ind w:left="3960" w:hanging="1080"/>
+      </w:pPr>
+      <w:rPr>
+        <w:rFonts w:hint="default"/>
+        <w:b/>
+      </w:rPr>
+    </w:lvl>
+    <w:lvl w:ilvl="5">
+      <w:start w:val="1"/>
+      <w:numFmt w:val="decimal"/>
+      <w:lvlText w:val="%1.%2.%3.%4.%5.%6"/>
+      <w:lvlJc w:val="left"/>
+      <w:pPr>
+        <w:ind w:left="4680" w:hanging="1080"/>
+      </w:pPr>
+      <w:rPr>
+        <w:rFonts w:hint="default"/>
+        <w:b/>
+      </w:rPr>
+    </w:lvl>
+    <w:lvl w:ilvl="6">
+      <w:start w:val="1"/>
+      <w:numFmt w:val="decimal"/>
+      <w:lvlText w:val="%1.%2.%3.%4.%5.%6.%7"/>
+      <w:lvlJc w:val="left"/>
+      <w:pPr>
+        <w:ind w:left="5760" w:hanging="1440"/>
+      </w:pPr>
+      <w:rPr>
+        <w:rFonts w:hint="default"/>
+        <w:b/>
+      </w:rPr>
+    </w:lvl>
+    <w:lvl w:ilvl="7">
+      <w:start w:val="1"/>
+      <w:numFmt w:val="decimal"/>
+      <w:lvlText w:val="%1.%2.%3.%4.%5.%6.%7.%8"/>
+      <w:lvlJc w:val="left"/>
+      <w:pPr>
+        <w:ind w:left="6480" w:hanging="1440"/>
+      </w:pPr>
+      <w:rPr>
+        <w:rFonts w:hint="default"/>
+        <w:b/>
+      </w:rPr>
+    </w:lvl>
+    <w:lvl w:ilvl="8">
+      <w:start w:val="1"/>
+      <w:numFmt w:val="decimal"/>
+      <w:lvlText w:val="%1.%2.%3.%4.%5.%6.%7.%8.%9"/>
+      <w:lvlJc w:val="left"/>
+      <w:pPr>
+        <w:ind w:left="7200" w:hanging="1440"/>
+      </w:pPr>
+      <w:rPr>
+        <w:rFonts w:hint="default"/>
+        <w:b/>
+      </w:rPr>
+    </w:lvl>
+  </w:abstractNum>
+  <w:abstractNum w:abstractNumId="17" w15:restartNumberingAfterBreak="0">
     <w:nsid w:val="35DC0097"/>
     <w:multiLevelType w:val="multilevel"/>
     <w:tmpl w:val="D9F8AC04"/>
@@ -10855,7 +11689,7 @@
       </w:rPr>
     </w:lvl>
   </w:abstractNum>
-  <w:abstractNum w:abstractNumId="17">
+  <w:abstractNum w:abstractNumId="18" w15:restartNumberingAfterBreak="0">
     <w:nsid w:val="38251CDB"/>
     <w:multiLevelType w:val="multilevel"/>
     <w:tmpl w:val="5C1C0CC4"/>
@@ -10977,7 +11811,7 @@
       </w:rPr>
     </w:lvl>
   </w:abstractNum>
-  <w:abstractNum w:abstractNumId="18">
+  <w:abstractNum w:abstractNumId="19" w15:restartNumberingAfterBreak="0">
     <w:nsid w:val="384C6F20"/>
     <w:multiLevelType w:val="hybridMultilevel"/>
     <w:tmpl w:val="8E1A0CDE"/>
@@ -11090,7 +11924,7 @@
       </w:rPr>
     </w:lvl>
   </w:abstractNum>
-  <w:abstractNum w:abstractNumId="19">
+  <w:abstractNum w:abstractNumId="20" w15:restartNumberingAfterBreak="0">
     <w:nsid w:val="3C3048DF"/>
     <w:multiLevelType w:val="multilevel"/>
     <w:tmpl w:val="6DDCFE56"/>
@@ -11212,7 +12046,7 @@
       </w:rPr>
     </w:lvl>
   </w:abstractNum>
-  <w:abstractNum w:abstractNumId="20">
+  <w:abstractNum w:abstractNumId="21" w15:restartNumberingAfterBreak="0">
     <w:nsid w:val="42074F36"/>
     <w:multiLevelType w:val="multilevel"/>
     <w:tmpl w:val="9F865F80"/>
@@ -11326,7 +12160,7 @@
       </w:rPr>
     </w:lvl>
   </w:abstractNum>
-  <w:abstractNum w:abstractNumId="21">
+  <w:abstractNum w:abstractNumId="22" w15:restartNumberingAfterBreak="0">
     <w:nsid w:val="492A081B"/>
     <w:multiLevelType w:val="hybridMultilevel"/>
     <w:tmpl w:val="3070BDBE"/>
@@ -11439,7 +12273,7 @@
       </w:rPr>
     </w:lvl>
   </w:abstractNum>
-  <w:abstractNum w:abstractNumId="22">
+  <w:abstractNum w:abstractNumId="23" w15:restartNumberingAfterBreak="0">
     <w:nsid w:val="4E753569"/>
     <w:multiLevelType w:val="multilevel"/>
     <w:tmpl w:val="55F29200"/>
@@ -11561,7 +12395,7 @@
       </w:rPr>
     </w:lvl>
   </w:abstractNum>
-  <w:abstractNum w:abstractNumId="23">
+  <w:abstractNum w:abstractNumId="24" w15:restartNumberingAfterBreak="0">
     <w:nsid w:val="547604C4"/>
     <w:multiLevelType w:val="hybridMultilevel"/>
     <w:tmpl w:val="3A8EDB82"/>
@@ -11650,7 +12484,7 @@
       </w:pPr>
     </w:lvl>
   </w:abstractNum>
-  <w:abstractNum w:abstractNumId="24">
+  <w:abstractNum w:abstractNumId="25" w15:restartNumberingAfterBreak="0">
     <w:nsid w:val="57732692"/>
     <w:multiLevelType w:val="hybridMultilevel"/>
     <w:tmpl w:val="B128E710"/>
@@ -11763,7 +12597,7 @@
       </w:rPr>
     </w:lvl>
   </w:abstractNum>
-  <w:abstractNum w:abstractNumId="25">
+  <w:abstractNum w:abstractNumId="26" w15:restartNumberingAfterBreak="0">
     <w:nsid w:val="58074548"/>
     <w:multiLevelType w:val="hybridMultilevel"/>
     <w:tmpl w:val="F3549C80"/>
@@ -11852,7 +12686,7 @@
       </w:pPr>
     </w:lvl>
   </w:abstractNum>
-  <w:abstractNum w:abstractNumId="26">
+  <w:abstractNum w:abstractNumId="27" w15:restartNumberingAfterBreak="0">
     <w:nsid w:val="5A4421A6"/>
     <w:multiLevelType w:val="hybridMultilevel"/>
     <w:tmpl w:val="5F4A0A4E"/>
@@ -11941,7 +12775,7 @@
       </w:pPr>
     </w:lvl>
   </w:abstractNum>
-  <w:abstractNum w:abstractNumId="27">
+  <w:abstractNum w:abstractNumId="28" w15:restartNumberingAfterBreak="0">
     <w:nsid w:val="67474F38"/>
     <w:multiLevelType w:val="hybridMultilevel"/>
     <w:tmpl w:val="A9C202FA"/>
@@ -12054,7 +12888,7 @@
       </w:rPr>
     </w:lvl>
   </w:abstractNum>
-  <w:abstractNum w:abstractNumId="28">
+  <w:abstractNum w:abstractNumId="29" w15:restartNumberingAfterBreak="0">
     <w:nsid w:val="6C2F2001"/>
     <w:multiLevelType w:val="multilevel"/>
     <w:tmpl w:val="2F5AE4EE"/>
@@ -12177,7 +13011,7 @@
       </w:rPr>
     </w:lvl>
   </w:abstractNum>
-  <w:abstractNum w:abstractNumId="29">
+  <w:abstractNum w:abstractNumId="30" w15:restartNumberingAfterBreak="0">
     <w:nsid w:val="6FFF5DCA"/>
     <w:multiLevelType w:val="multilevel"/>
     <w:tmpl w:val="54DE571E"/>
@@ -12291,7 +13125,7 @@
       </w:rPr>
     </w:lvl>
   </w:abstractNum>
-  <w:abstractNum w:abstractNumId="30">
+  <w:abstractNum w:abstractNumId="31" w15:restartNumberingAfterBreak="0">
     <w:nsid w:val="727B247D"/>
     <w:multiLevelType w:val="hybridMultilevel"/>
     <w:tmpl w:val="67546448"/>
@@ -12431,7 +13265,7 @@
       </w:rPr>
     </w:lvl>
   </w:abstractNum>
-  <w:abstractNum w:abstractNumId="31">
+  <w:abstractNum w:abstractNumId="32" w15:restartNumberingAfterBreak="0">
     <w:nsid w:val="768E7178"/>
     <w:multiLevelType w:val="hybridMultilevel"/>
     <w:tmpl w:val="B134A91C"/>
@@ -12544,7 +13378,7 @@
       </w:rPr>
     </w:lvl>
   </w:abstractNum>
-  <w:abstractNum w:abstractNumId="32">
+  <w:abstractNum w:abstractNumId="33" w15:restartNumberingAfterBreak="0">
     <w:nsid w:val="7D1D18B0"/>
     <w:multiLevelType w:val="hybridMultilevel"/>
     <w:tmpl w:val="7F00B9D4"/>
@@ -12659,7 +13493,7 @@
       </w:rPr>
     </w:lvl>
   </w:abstractNum>
-  <w:abstractNum w:abstractNumId="33">
+  <w:abstractNum w:abstractNumId="34" w15:restartNumberingAfterBreak="0">
     <w:nsid w:val="7EBE054C"/>
     <w:multiLevelType w:val="multilevel"/>
     <w:tmpl w:val="A7D63D50"/>
@@ -12782,113 +13616,116 @@
       </w:rPr>
     </w:lvl>
   </w:abstractNum>
-  <w:num w:numId="1">
+  <w:num w:numId="1" w16cid:durableId="858079031">
     <w:abstractNumId w:val="9"/>
   </w:num>
-  <w:num w:numId="2">
+  <w:num w:numId="2" w16cid:durableId="1952198397">
     <w:abstractNumId w:val="10"/>
   </w:num>
-  <w:num w:numId="3">
+  <w:num w:numId="3" w16cid:durableId="375937382">
     <w:abstractNumId w:val="5"/>
   </w:num>
-  <w:num w:numId="4">
+  <w:num w:numId="4" w16cid:durableId="1941912942">
+    <w:abstractNumId w:val="23"/>
+  </w:num>
+  <w:num w:numId="5" w16cid:durableId="2130856109">
+    <w:abstractNumId w:val="11"/>
+  </w:num>
+  <w:num w:numId="6" w16cid:durableId="923955868">
+    <w:abstractNumId w:val="19"/>
+  </w:num>
+  <w:num w:numId="7" w16cid:durableId="2084253688">
+    <w:abstractNumId w:val="4"/>
+  </w:num>
+  <w:num w:numId="8" w16cid:durableId="664405934">
+    <w:abstractNumId w:val="26"/>
+  </w:num>
+  <w:num w:numId="9" w16cid:durableId="1314679120">
+    <w:abstractNumId w:val="14"/>
+  </w:num>
+  <w:num w:numId="10" w16cid:durableId="642274796">
+    <w:abstractNumId w:val="28"/>
+  </w:num>
+  <w:num w:numId="11" w16cid:durableId="1730420389">
+    <w:abstractNumId w:val="6"/>
+  </w:num>
+  <w:num w:numId="12" w16cid:durableId="446123078">
+    <w:abstractNumId w:val="24"/>
+  </w:num>
+  <w:num w:numId="13" w16cid:durableId="1305818135">
+    <w:abstractNumId w:val="13"/>
+  </w:num>
+  <w:num w:numId="14" w16cid:durableId="1177575387">
+    <w:abstractNumId w:val="1"/>
+  </w:num>
+  <w:num w:numId="15" w16cid:durableId="1239747917">
+    <w:abstractNumId w:val="32"/>
+  </w:num>
+  <w:num w:numId="16" w16cid:durableId="159078981">
+    <w:abstractNumId w:val="33"/>
+  </w:num>
+  <w:num w:numId="17" w16cid:durableId="658264009">
+    <w:abstractNumId w:val="0"/>
+  </w:num>
+  <w:num w:numId="18" w16cid:durableId="1790582423">
+    <w:abstractNumId w:val="31"/>
+  </w:num>
+  <w:num w:numId="19" w16cid:durableId="854811327">
     <w:abstractNumId w:val="22"/>
   </w:num>
-  <w:num w:numId="5">
-    <w:abstractNumId w:val="11"/>
+  <w:num w:numId="20" w16cid:durableId="1096362024">
+    <w:abstractNumId w:val="20"/>
   </w:num>
-  <w:num w:numId="6">
+  <w:num w:numId="21" w16cid:durableId="1960911173">
+    <w:abstractNumId w:val="17"/>
+  </w:num>
+  <w:num w:numId="22" w16cid:durableId="1871335186">
+    <w:abstractNumId w:val="29"/>
+  </w:num>
+  <w:num w:numId="23" w16cid:durableId="196546248">
+    <w:abstractNumId w:val="21"/>
+  </w:num>
+  <w:num w:numId="24" w16cid:durableId="1952199883">
     <w:abstractNumId w:val="18"/>
   </w:num>
-  <w:num w:numId="7">
-    <w:abstractNumId w:val="4"/>
+  <w:num w:numId="25" w16cid:durableId="757561493">
+    <w:abstractNumId w:val="3"/>
   </w:num>
-  <w:num w:numId="8">
+  <w:num w:numId="26" w16cid:durableId="269706421">
+    <w:abstractNumId w:val="8"/>
+  </w:num>
+  <w:num w:numId="27" w16cid:durableId="73626753">
+    <w:abstractNumId w:val="27"/>
+  </w:num>
+  <w:num w:numId="28" w16cid:durableId="1873574024">
+    <w:abstractNumId w:val="12"/>
+  </w:num>
+  <w:num w:numId="29" w16cid:durableId="332025718">
+    <w:abstractNumId w:val="34"/>
+  </w:num>
+  <w:num w:numId="30" w16cid:durableId="680670118">
+    <w:abstractNumId w:val="30"/>
+  </w:num>
+  <w:num w:numId="31" w16cid:durableId="1808552454">
+    <w:abstractNumId w:val="7"/>
+  </w:num>
+  <w:num w:numId="32" w16cid:durableId="1258902890">
+    <w:abstractNumId w:val="2"/>
+  </w:num>
+  <w:num w:numId="33" w16cid:durableId="112481387">
+    <w:abstractNumId w:val="15"/>
+  </w:num>
+  <w:num w:numId="34" w16cid:durableId="96875030">
     <w:abstractNumId w:val="25"/>
   </w:num>
-  <w:num w:numId="9">
-    <w:abstractNumId w:val="14"/>
-  </w:num>
-  <w:num w:numId="10">
-    <w:abstractNumId w:val="27"/>
-  </w:num>
-  <w:num w:numId="11">
-    <w:abstractNumId w:val="6"/>
-  </w:num>
-  <w:num w:numId="12">
-    <w:abstractNumId w:val="23"/>
-  </w:num>
-  <w:num w:numId="13">
-    <w:abstractNumId w:val="13"/>
-  </w:num>
-  <w:num w:numId="14">
-    <w:abstractNumId w:val="1"/>
-  </w:num>
-  <w:num w:numId="15">
-    <w:abstractNumId w:val="31"/>
-  </w:num>
-  <w:num w:numId="16">
-    <w:abstractNumId w:val="32"/>
-  </w:num>
-  <w:num w:numId="17">
-    <w:abstractNumId w:val="0"/>
-  </w:num>
-  <w:num w:numId="18">
-    <w:abstractNumId w:val="30"/>
-  </w:num>
-  <w:num w:numId="19">
-    <w:abstractNumId w:val="21"/>
-  </w:num>
-  <w:num w:numId="20">
-    <w:abstractNumId w:val="19"/>
-  </w:num>
-  <w:num w:numId="21">
+  <w:num w:numId="35" w16cid:durableId="519197608">
     <w:abstractNumId w:val="16"/>
-  </w:num>
-  <w:num w:numId="22">
-    <w:abstractNumId w:val="28"/>
-  </w:num>
-  <w:num w:numId="23">
-    <w:abstractNumId w:val="20"/>
-  </w:num>
-  <w:num w:numId="24">
-    <w:abstractNumId w:val="17"/>
-  </w:num>
-  <w:num w:numId="25">
-    <w:abstractNumId w:val="3"/>
-  </w:num>
-  <w:num w:numId="26">
-    <w:abstractNumId w:val="8"/>
-  </w:num>
-  <w:num w:numId="27">
-    <w:abstractNumId w:val="26"/>
-  </w:num>
-  <w:num w:numId="28">
-    <w:abstractNumId w:val="12"/>
-  </w:num>
-  <w:num w:numId="29">
-    <w:abstractNumId w:val="33"/>
-  </w:num>
-  <w:num w:numId="30">
-    <w:abstractNumId w:val="29"/>
-  </w:num>
-  <w:num w:numId="31">
-    <w:abstractNumId w:val="7"/>
-  </w:num>
-  <w:num w:numId="32">
-    <w:abstractNumId w:val="2"/>
-  </w:num>
-  <w:num w:numId="33">
-    <w:abstractNumId w:val="15"/>
-  </w:num>
-  <w:num w:numId="34">
-    <w:abstractNumId w:val="24"/>
   </w:num>
 </w:numbering>
 </file>
 
 <file path=word/styles.xml><?xml version="1.0" encoding="utf-8"?>
-<w:styles xmlns:mc="http://schemas.openxmlformats.org/markup-compatibility/2006" xmlns:r="http://schemas.openxmlformats.org/officeDocument/2006/relationships" xmlns:w="http://schemas.openxmlformats.org/wordprocessingml/2006/main" xmlns:w14="http://schemas.microsoft.com/office/word/2010/wordml" mc:Ignorable="w14">
+<w:styles xmlns:mc="http://schemas.openxmlformats.org/markup-compatibility/2006" xmlns:r="http://schemas.openxmlformats.org/officeDocument/2006/relationships" xmlns:w="http://schemas.openxmlformats.org/wordprocessingml/2006/main" xmlns:w14="http://schemas.microsoft.com/office/word/2010/wordml" xmlns:w15="http://schemas.microsoft.com/office/word/2012/wordml" xmlns:w16cex="http://schemas.microsoft.com/office/word/2018/wordml/cex" xmlns:w16cid="http://schemas.microsoft.com/office/word/2016/wordml/cid" xmlns:w16="http://schemas.microsoft.com/office/word/2018/wordml" xmlns:w16sdtdh="http://schemas.microsoft.com/office/word/2020/wordml/sdtdatahash" xmlns:w16se="http://schemas.microsoft.com/office/word/2015/wordml/symex" mc:Ignorable="w14 w15 w16se w16cid w16 w16cex w16sdtdh">
   <w:docDefaults>
     <w:rPrDefault>
       <w:rPr>
@@ -12904,145 +13741,383 @@
       </w:pPr>
     </w:pPrDefault>
   </w:docDefaults>
-  <w:latentStyles w:defLockedState="0" w:defUIPriority="99" w:defSemiHidden="1" w:defUnhideWhenUsed="1" w:defQFormat="0" w:count="267">
-    <w:lsdException w:name="Normal" w:semiHidden="0" w:uiPriority="0" w:unhideWhenUsed="0" w:qFormat="1"/>
-    <w:lsdException w:name="heading 1" w:semiHidden="0" w:uiPriority="9" w:unhideWhenUsed="0" w:qFormat="1"/>
-    <w:lsdException w:name="heading 2" w:uiPriority="9" w:qFormat="1"/>
-    <w:lsdException w:name="heading 3" w:uiPriority="9" w:qFormat="1"/>
-    <w:lsdException w:name="heading 4" w:uiPriority="9" w:qFormat="1"/>
-    <w:lsdException w:name="heading 5" w:uiPriority="9" w:qFormat="1"/>
-    <w:lsdException w:name="heading 6" w:uiPriority="9" w:qFormat="1"/>
-    <w:lsdException w:name="heading 7" w:uiPriority="9" w:qFormat="1"/>
-    <w:lsdException w:name="heading 8" w:uiPriority="9" w:qFormat="1"/>
-    <w:lsdException w:name="heading 9" w:uiPriority="9" w:qFormat="1"/>
-    <w:lsdException w:name="toc 1" w:uiPriority="39"/>
-    <w:lsdException w:name="toc 2" w:uiPriority="39"/>
-    <w:lsdException w:name="toc 3" w:uiPriority="39"/>
-    <w:lsdException w:name="toc 4" w:uiPriority="39"/>
-    <w:lsdException w:name="toc 5" w:uiPriority="39"/>
-    <w:lsdException w:name="toc 6" w:uiPriority="39"/>
-    <w:lsdException w:name="toc 7" w:uiPriority="39"/>
-    <w:lsdException w:name="toc 8" w:uiPriority="39"/>
-    <w:lsdException w:name="toc 9" w:uiPriority="39"/>
-    <w:lsdException w:name="header" w:uiPriority="0"/>
-    <w:lsdException w:name="caption" w:uiPriority="35" w:qFormat="1"/>
-    <w:lsdException w:name="Title" w:semiHidden="0" w:uiPriority="10" w:unhideWhenUsed="0" w:qFormat="1"/>
-    <w:lsdException w:name="Default Paragraph Font" w:uiPriority="1"/>
-    <w:lsdException w:name="Subtitle" w:semiHidden="0" w:uiPriority="11" w:unhideWhenUsed="0" w:qFormat="1"/>
-    <w:lsdException w:name="Strong" w:semiHidden="0" w:uiPriority="22" w:unhideWhenUsed="0" w:qFormat="1"/>
-    <w:lsdException w:name="Emphasis" w:semiHidden="0" w:uiPriority="20" w:unhideWhenUsed="0" w:qFormat="1"/>
-    <w:lsdException w:name="Table Grid" w:semiHidden="0" w:uiPriority="59" w:unhideWhenUsed="0"/>
-    <w:lsdException w:name="Placeholder Text" w:unhideWhenUsed="0"/>
-    <w:lsdException w:name="No Spacing" w:semiHidden="0" w:uiPriority="1" w:unhideWhenUsed="0" w:qFormat="1"/>
-    <w:lsdException w:name="Light Shading" w:semiHidden="0" w:uiPriority="60" w:unhideWhenUsed="0"/>
-    <w:lsdException w:name="Light List" w:semiHidden="0" w:uiPriority="61" w:unhideWhenUsed="0"/>
-    <w:lsdException w:name="Light Grid" w:semiHidden="0" w:uiPriority="62" w:unhideWhenUsed="0"/>
-    <w:lsdException w:name="Medium Shading 1" w:semiHidden="0" w:uiPriority="63" w:unhideWhenUsed="0"/>
-    <w:lsdException w:name="Medium Shading 2" w:semiHidden="0" w:uiPriority="64" w:unhideWhenUsed="0"/>
-    <w:lsdException w:name="Medium List 1" w:semiHidden="0" w:uiPriority="65" w:unhideWhenUsed="0"/>
-    <w:lsdException w:name="Medium List 2" w:semiHidden="0" w:uiPriority="66" w:unhideWhenUsed="0"/>
-    <w:lsdException w:name="Medium Grid 1" w:semiHidden="0" w:uiPriority="67" w:unhideWhenUsed="0"/>
-    <w:lsdException w:name="Medium Grid 2" w:semiHidden="0" w:uiPriority="68" w:unhideWhenUsed="0"/>
-    <w:lsdException w:name="Medium Grid 3" w:semiHidden="0" w:uiPriority="69" w:unhideWhenUsed="0"/>
-    <w:lsdException w:name="Dark List" w:semiHidden="0" w:uiPriority="70" w:unhideWhenUsed="0"/>
-    <w:lsdException w:name="Colorful Shading" w:semiHidden="0" w:uiPriority="71" w:unhideWhenUsed="0"/>
-    <w:lsdException w:name="Colorful List" w:semiHidden="0" w:uiPriority="72" w:unhideWhenUsed="0"/>
-    <w:lsdException w:name="Colorful Grid" w:semiHidden="0" w:uiPriority="73" w:unhideWhenUsed="0"/>
-    <w:lsdException w:name="Light Shading Accent 1" w:semiHidden="0" w:uiPriority="60" w:unhideWhenUsed="0"/>
-    <w:lsdException w:name="Light List Accent 1" w:semiHidden="0" w:uiPriority="61" w:unhideWhenUsed="0"/>
-    <w:lsdException w:name="Light Grid Accent 1" w:semiHidden="0" w:uiPriority="62" w:unhideWhenUsed="0"/>
-    <w:lsdException w:name="Medium Shading 1 Accent 1" w:semiHidden="0" w:uiPriority="63" w:unhideWhenUsed="0"/>
-    <w:lsdException w:name="Medium Shading 2 Accent 1" w:semiHidden="0" w:uiPriority="64" w:unhideWhenUsed="0"/>
-    <w:lsdException w:name="Medium List 1 Accent 1" w:semiHidden="0" w:uiPriority="65" w:unhideWhenUsed="0"/>
-    <w:lsdException w:name="Revision" w:unhideWhenUsed="0"/>
-    <w:lsdException w:name="List Paragraph" w:semiHidden="0" w:uiPriority="34" w:unhideWhenUsed="0" w:qFormat="1"/>
-    <w:lsdException w:name="Quote" w:semiHidden="0" w:uiPriority="29" w:unhideWhenUsed="0" w:qFormat="1"/>
-    <w:lsdException w:name="Intense Quote" w:semiHidden="0" w:uiPriority="30" w:unhideWhenUsed="0" w:qFormat="1"/>
-    <w:lsdException w:name="Medium List 2 Accent 1" w:semiHidden="0" w:uiPriority="66" w:unhideWhenUsed="0"/>
-    <w:lsdException w:name="Medium Grid 1 Accent 1" w:semiHidden="0" w:uiPriority="67" w:unhideWhenUsed="0"/>
-    <w:lsdException w:name="Medium Grid 2 Accent 1" w:semiHidden="0" w:uiPriority="68" w:unhideWhenUsed="0"/>
-    <w:lsdException w:name="Medium Grid 3 Accent 1" w:semiHidden="0" w:uiPriority="69" w:unhideWhenUsed="0"/>
-    <w:lsdException w:name="Dark List Accent 1" w:semiHidden="0" w:uiPriority="70" w:unhideWhenUsed="0"/>
-    <w:lsdException w:name="Colorful Shading Accent 1" w:semiHidden="0" w:uiPriority="71" w:unhideWhenUsed="0"/>
-    <w:lsdException w:name="Colorful List Accent 1" w:semiHidden="0" w:uiPriority="72" w:unhideWhenUsed="0"/>
-    <w:lsdException w:name="Colorful Grid Accent 1" w:semiHidden="0" w:uiPriority="73" w:unhideWhenUsed="0"/>
-    <w:lsdException w:name="Light Shading Accent 2" w:semiHidden="0" w:uiPriority="60" w:unhideWhenUsed="0"/>
-    <w:lsdException w:name="Light List Accent 2" w:semiHidden="0" w:uiPriority="61" w:unhideWhenUsed="0"/>
-    <w:lsdException w:name="Light Grid Accent 2" w:semiHidden="0" w:uiPriority="62" w:unhideWhenUsed="0"/>
-    <w:lsdException w:name="Medium Shading 1 Accent 2" w:semiHidden="0" w:uiPriority="63" w:unhideWhenUsed="0"/>
-    <w:lsdException w:name="Medium Shading 2 Accent 2" w:semiHidden="0" w:uiPriority="64" w:unhideWhenUsed="0"/>
-    <w:lsdException w:name="Medium List 1 Accent 2" w:semiHidden="0" w:uiPriority="65" w:unhideWhenUsed="0"/>
-    <w:lsdException w:name="Medium List 2 Accent 2" w:semiHidden="0" w:uiPriority="66" w:unhideWhenUsed="0"/>
-    <w:lsdException w:name="Medium Grid 1 Accent 2" w:semiHidden="0" w:uiPriority="67" w:unhideWhenUsed="0"/>
-    <w:lsdException w:name="Medium Grid 2 Accent 2" w:semiHidden="0" w:uiPriority="68" w:unhideWhenUsed="0"/>
-    <w:lsdException w:name="Medium Grid 3 Accent 2" w:semiHidden="0" w:uiPriority="69" w:unhideWhenUsed="0"/>
-    <w:lsdException w:name="Dark List Accent 2" w:semiHidden="0" w:uiPriority="70" w:unhideWhenUsed="0"/>
-    <w:lsdException w:name="Colorful Shading Accent 2" w:semiHidden="0" w:uiPriority="71" w:unhideWhenUsed="0"/>
-    <w:lsdException w:name="Colorful List Accent 2" w:semiHidden="0" w:uiPriority="72" w:unhideWhenUsed="0"/>
-    <w:lsdException w:name="Colorful Grid Accent 2" w:semiHidden="0" w:uiPriority="73" w:unhideWhenUsed="0"/>
-    <w:lsdException w:name="Light Shading Accent 3" w:semiHidden="0" w:uiPriority="60" w:unhideWhenUsed="0"/>
-    <w:lsdException w:name="Light List Accent 3" w:semiHidden="0" w:uiPriority="61" w:unhideWhenUsed="0"/>
-    <w:lsdException w:name="Light Grid Accent 3" w:semiHidden="0" w:uiPriority="62" w:unhideWhenUsed="0"/>
-    <w:lsdException w:name="Medium Shading 1 Accent 3" w:semiHidden="0" w:uiPriority="63" w:unhideWhenUsed="0"/>
-    <w:lsdException w:name="Medium Shading 2 Accent 3" w:semiHidden="0" w:uiPriority="64" w:unhideWhenUsed="0"/>
-    <w:lsdException w:name="Medium List 1 Accent 3" w:semiHidden="0" w:uiPriority="65" w:unhideWhenUsed="0"/>
-    <w:lsdException w:name="Medium List 2 Accent 3" w:semiHidden="0" w:uiPriority="66" w:unhideWhenUsed="0"/>
-    <w:lsdException w:name="Medium Grid 1 Accent 3" w:semiHidden="0" w:uiPriority="67" w:unhideWhenUsed="0"/>
-    <w:lsdException w:name="Medium Grid 2 Accent 3" w:semiHidden="0" w:uiPriority="68" w:unhideWhenUsed="0"/>
-    <w:lsdException w:name="Medium Grid 3 Accent 3" w:semiHidden="0" w:uiPriority="69" w:unhideWhenUsed="0"/>
-    <w:lsdException w:name="Dark List Accent 3" w:semiHidden="0" w:uiPriority="70" w:unhideWhenUsed="0"/>
-    <w:lsdException w:name="Colorful Shading Accent 3" w:semiHidden="0" w:uiPriority="71" w:unhideWhenUsed="0"/>
-    <w:lsdException w:name="Colorful List Accent 3" w:semiHidden="0" w:uiPriority="72" w:unhideWhenUsed="0"/>
-    <w:lsdException w:name="Colorful Grid Accent 3" w:semiHidden="0" w:uiPriority="73" w:unhideWhenUsed="0"/>
-    <w:lsdException w:name="Light Shading Accent 4" w:semiHidden="0" w:uiPriority="60" w:unhideWhenUsed="0"/>
-    <w:lsdException w:name="Light List Accent 4" w:semiHidden="0" w:uiPriority="61" w:unhideWhenUsed="0"/>
-    <w:lsdException w:name="Light Grid Accent 4" w:semiHidden="0" w:uiPriority="62" w:unhideWhenUsed="0"/>
-    <w:lsdException w:name="Medium Shading 1 Accent 4" w:semiHidden="0" w:uiPriority="63" w:unhideWhenUsed="0"/>
-    <w:lsdException w:name="Medium Shading 2 Accent 4" w:semiHidden="0" w:uiPriority="64" w:unhideWhenUsed="0"/>
-    <w:lsdException w:name="Medium List 1 Accent 4" w:semiHidden="0" w:uiPriority="65" w:unhideWhenUsed="0"/>
-    <w:lsdException w:name="Medium List 2 Accent 4" w:semiHidden="0" w:uiPriority="66" w:unhideWhenUsed="0"/>
-    <w:lsdException w:name="Medium Grid 1 Accent 4" w:semiHidden="0" w:uiPriority="67" w:unhideWhenUsed="0"/>
-    <w:lsdException w:name="Medium Grid 2 Accent 4" w:semiHidden="0" w:uiPriority="68" w:unhideWhenUsed="0"/>
-    <w:lsdException w:name="Medium Grid 3 Accent 4" w:semiHidden="0" w:uiPriority="69" w:unhideWhenUsed="0"/>
-    <w:lsdException w:name="Dark List Accent 4" w:semiHidden="0" w:uiPriority="70" w:unhideWhenUsed="0"/>
-    <w:lsdException w:name="Colorful Shading Accent 4" w:semiHidden="0" w:uiPriority="71" w:unhideWhenUsed="0"/>
-    <w:lsdException w:name="Colorful List Accent 4" w:semiHidden="0" w:uiPriority="72" w:unhideWhenUsed="0"/>
-    <w:lsdException w:name="Colorful Grid Accent 4" w:semiHidden="0" w:uiPriority="73" w:unhideWhenUsed="0"/>
-    <w:lsdException w:name="Light Shading Accent 5" w:semiHidden="0" w:uiPriority="60" w:unhideWhenUsed="0"/>
-    <w:lsdException w:name="Light List Accent 5" w:semiHidden="0" w:uiPriority="61" w:unhideWhenUsed="0"/>
-    <w:lsdException w:name="Light Grid Accent 5" w:semiHidden="0" w:uiPriority="62" w:unhideWhenUsed="0"/>
-    <w:lsdException w:name="Medium Shading 1 Accent 5" w:semiHidden="0" w:uiPriority="63" w:unhideWhenUsed="0"/>
-    <w:lsdException w:name="Medium Shading 2 Accent 5" w:semiHidden="0" w:uiPriority="64" w:unhideWhenUsed="0"/>
-    <w:lsdException w:name="Medium List 1 Accent 5" w:semiHidden="0" w:uiPriority="65" w:unhideWhenUsed="0"/>
-    <w:lsdException w:name="Medium List 2 Accent 5" w:semiHidden="0" w:uiPriority="66" w:unhideWhenUsed="0"/>
-    <w:lsdException w:name="Medium Grid 1 Accent 5" w:semiHidden="0" w:uiPriority="67" w:unhideWhenUsed="0"/>
-    <w:lsdException w:name="Medium Grid 2 Accent 5" w:semiHidden="0" w:uiPriority="68" w:unhideWhenUsed="0"/>
-    <w:lsdException w:name="Medium Grid 3 Accent 5" w:semiHidden="0" w:uiPriority="69" w:unhideWhenUsed="0"/>
-    <w:lsdException w:name="Dark List Accent 5" w:semiHidden="0" w:uiPriority="70" w:unhideWhenUsed="0"/>
-    <w:lsdException w:name="Colorful Shading Accent 5" w:semiHidden="0" w:uiPriority="71" w:unhideWhenUsed="0"/>
-    <w:lsdException w:name="Colorful List Accent 5" w:semiHidden="0" w:uiPriority="72" w:unhideWhenUsed="0"/>
-    <w:lsdException w:name="Colorful Grid Accent 5" w:semiHidden="0" w:uiPriority="73" w:unhideWhenUsed="0"/>
-    <w:lsdException w:name="Light Shading Accent 6" w:semiHidden="0" w:uiPriority="60" w:unhideWhenUsed="0"/>
-    <w:lsdException w:name="Light List Accent 6" w:semiHidden="0" w:uiPriority="61" w:unhideWhenUsed="0"/>
-    <w:lsdException w:name="Light Grid Accent 6" w:semiHidden="0" w:uiPriority="62" w:unhideWhenUsed="0"/>
-    <w:lsdException w:name="Medium Shading 1 Accent 6" w:semiHidden="0" w:uiPriority="63" w:unhideWhenUsed="0"/>
-    <w:lsdException w:name="Medium Shading 2 Accent 6" w:semiHidden="0" w:uiPriority="64" w:unhideWhenUsed="0"/>
-    <w:lsdException w:name="Medium List 1 Accent 6" w:semiHidden="0" w:uiPriority="65" w:unhideWhenUsed="0"/>
-    <w:lsdException w:name="Medium List 2 Accent 6" w:semiHidden="0" w:uiPriority="66" w:unhideWhenUsed="0"/>
-    <w:lsdException w:name="Medium Grid 1 Accent 6" w:semiHidden="0" w:uiPriority="67" w:unhideWhenUsed="0"/>
-    <w:lsdException w:name="Medium Grid 2 Accent 6" w:semiHidden="0" w:uiPriority="68" w:unhideWhenUsed="0"/>
-    <w:lsdException w:name="Medium Grid 3 Accent 6" w:semiHidden="0" w:uiPriority="69" w:unhideWhenUsed="0"/>
-    <w:lsdException w:name="Dark List Accent 6" w:semiHidden="0" w:uiPriority="70" w:unhideWhenUsed="0"/>
-    <w:lsdException w:name="Colorful Shading Accent 6" w:semiHidden="0" w:uiPriority="71" w:unhideWhenUsed="0"/>
-    <w:lsdException w:name="Colorful List Accent 6" w:semiHidden="0" w:uiPriority="72" w:unhideWhenUsed="0"/>
-    <w:lsdException w:name="Colorful Grid Accent 6" w:semiHidden="0" w:uiPriority="73" w:unhideWhenUsed="0"/>
-    <w:lsdException w:name="Subtle Emphasis" w:semiHidden="0" w:uiPriority="19" w:unhideWhenUsed="0" w:qFormat="1"/>
-    <w:lsdException w:name="Intense Emphasis" w:semiHidden="0" w:uiPriority="21" w:unhideWhenUsed="0" w:qFormat="1"/>
-    <w:lsdException w:name="Subtle Reference" w:semiHidden="0" w:uiPriority="31" w:unhideWhenUsed="0" w:qFormat="1"/>
-    <w:lsdException w:name="Intense Reference" w:semiHidden="0" w:uiPriority="32" w:unhideWhenUsed="0" w:qFormat="1"/>
-    <w:lsdException w:name="Book Title" w:semiHidden="0" w:uiPriority="33" w:unhideWhenUsed="0" w:qFormat="1"/>
-    <w:lsdException w:name="Bibliography" w:uiPriority="37"/>
-    <w:lsdException w:name="TOC Heading" w:uiPriority="39" w:qFormat="1"/>
+  <w:latentStyles w:defLockedState="0" w:defUIPriority="99" w:defSemiHidden="0" w:defUnhideWhenUsed="0" w:defQFormat="0" w:count="376">
+    <w:lsdException w:name="Normal" w:uiPriority="0" w:qFormat="1"/>
+    <w:lsdException w:name="heading 1" w:uiPriority="9" w:qFormat="1"/>
+    <w:lsdException w:name="heading 2" w:semiHidden="1" w:uiPriority="9" w:unhideWhenUsed="1" w:qFormat="1"/>
+    <w:lsdException w:name="heading 3" w:semiHidden="1" w:uiPriority="9" w:unhideWhenUsed="1" w:qFormat="1"/>
+    <w:lsdException w:name="heading 4" w:semiHidden="1" w:uiPriority="9" w:unhideWhenUsed="1" w:qFormat="1"/>
+    <w:lsdException w:name="heading 5" w:semiHidden="1" w:uiPriority="9" w:unhideWhenUsed="1" w:qFormat="1"/>
+    <w:lsdException w:name="heading 6" w:semiHidden="1" w:uiPriority="9" w:unhideWhenUsed="1" w:qFormat="1"/>
+    <w:lsdException w:name="heading 7" w:semiHidden="1" w:uiPriority="9" w:unhideWhenUsed="1" w:qFormat="1"/>
+    <w:lsdException w:name="heading 8" w:semiHidden="1" w:uiPriority="9" w:unhideWhenUsed="1" w:qFormat="1"/>
+    <w:lsdException w:name="heading 9" w:semiHidden="1" w:uiPriority="9" w:unhideWhenUsed="1" w:qFormat="1"/>
+    <w:lsdException w:name="index 1" w:semiHidden="1" w:unhideWhenUsed="1"/>
+    <w:lsdException w:name="index 2" w:semiHidden="1" w:unhideWhenUsed="1"/>
+    <w:lsdException w:name="index 3" w:semiHidden="1" w:unhideWhenUsed="1"/>
+    <w:lsdException w:name="index 4" w:semiHidden="1" w:unhideWhenUsed="1"/>
+    <w:lsdException w:name="index 5" w:semiHidden="1" w:unhideWhenUsed="1"/>
+    <w:lsdException w:name="index 6" w:semiHidden="1" w:unhideWhenUsed="1"/>
+    <w:lsdException w:name="index 7" w:semiHidden="1" w:unhideWhenUsed="1"/>
+    <w:lsdException w:name="index 8" w:semiHidden="1" w:unhideWhenUsed="1"/>
+    <w:lsdException w:name="index 9" w:semiHidden="1" w:unhideWhenUsed="1"/>
+    <w:lsdException w:name="toc 1" w:semiHidden="1" w:uiPriority="39" w:unhideWhenUsed="1"/>
+    <w:lsdException w:name="toc 2" w:semiHidden="1" w:uiPriority="39" w:unhideWhenUsed="1"/>
+    <w:lsdException w:name="toc 3" w:semiHidden="1" w:uiPriority="39" w:unhideWhenUsed="1"/>
+    <w:lsdException w:name="toc 4" w:semiHidden="1" w:uiPriority="39" w:unhideWhenUsed="1"/>
+    <w:lsdException w:name="toc 5" w:semiHidden="1" w:uiPriority="39" w:unhideWhenUsed="1"/>
+    <w:lsdException w:name="toc 6" w:semiHidden="1" w:uiPriority="39" w:unhideWhenUsed="1"/>
+    <w:lsdException w:name="toc 7" w:semiHidden="1" w:uiPriority="39" w:unhideWhenUsed="1"/>
+    <w:lsdException w:name="toc 8" w:semiHidden="1" w:uiPriority="39" w:unhideWhenUsed="1"/>
+    <w:lsdException w:name="toc 9" w:semiHidden="1" w:uiPriority="39" w:unhideWhenUsed="1"/>
+    <w:lsdException w:name="Normal Indent" w:semiHidden="1" w:unhideWhenUsed="1"/>
+    <w:lsdException w:name="footnote text" w:semiHidden="1" w:unhideWhenUsed="1"/>
+    <w:lsdException w:name="annotation text" w:semiHidden="1" w:unhideWhenUsed="1"/>
+    <w:lsdException w:name="header" w:semiHidden="1" w:uiPriority="0" w:unhideWhenUsed="1"/>
+    <w:lsdException w:name="footer" w:semiHidden="1" w:unhideWhenUsed="1"/>
+    <w:lsdException w:name="index heading" w:semiHidden="1" w:unhideWhenUsed="1"/>
+    <w:lsdException w:name="caption" w:semiHidden="1" w:uiPriority="35" w:unhideWhenUsed="1" w:qFormat="1"/>
+    <w:lsdException w:name="table of figures" w:semiHidden="1" w:unhideWhenUsed="1"/>
+    <w:lsdException w:name="envelope address" w:semiHidden="1" w:unhideWhenUsed="1"/>
+    <w:lsdException w:name="envelope return" w:semiHidden="1" w:unhideWhenUsed="1"/>
+    <w:lsdException w:name="footnote reference" w:semiHidden="1" w:unhideWhenUsed="1"/>
+    <w:lsdException w:name="annotation reference" w:semiHidden="1" w:unhideWhenUsed="1"/>
+    <w:lsdException w:name="line number" w:semiHidden="1" w:unhideWhenUsed="1"/>
+    <w:lsdException w:name="page number" w:semiHidden="1" w:unhideWhenUsed="1"/>
+    <w:lsdException w:name="endnote reference" w:semiHidden="1" w:unhideWhenUsed="1"/>
+    <w:lsdException w:name="endnote text" w:semiHidden="1" w:unhideWhenUsed="1"/>
+    <w:lsdException w:name="table of authorities" w:semiHidden="1" w:unhideWhenUsed="1"/>
+    <w:lsdException w:name="macro" w:semiHidden="1" w:unhideWhenUsed="1"/>
+    <w:lsdException w:name="toa heading" w:semiHidden="1" w:unhideWhenUsed="1"/>
+    <w:lsdException w:name="List" w:semiHidden="1" w:unhideWhenUsed="1"/>
+    <w:lsdException w:name="List Bullet" w:semiHidden="1" w:unhideWhenUsed="1"/>
+    <w:lsdException w:name="List Number" w:semiHidden="1" w:unhideWhenUsed="1"/>
+    <w:lsdException w:name="List 2" w:semiHidden="1" w:unhideWhenUsed="1"/>
+    <w:lsdException w:name="List 3" w:semiHidden="1" w:unhideWhenUsed="1"/>
+    <w:lsdException w:name="List 4" w:semiHidden="1" w:unhideWhenUsed="1"/>
+    <w:lsdException w:name="List 5" w:semiHidden="1" w:unhideWhenUsed="1"/>
+    <w:lsdException w:name="List Bullet 2" w:semiHidden="1" w:unhideWhenUsed="1"/>
+    <w:lsdException w:name="List Bullet 3" w:semiHidden="1" w:unhideWhenUsed="1"/>
+    <w:lsdException w:name="List Bullet 4" w:semiHidden="1" w:unhideWhenUsed="1"/>
+    <w:lsdException w:name="List Bullet 5" w:semiHidden="1" w:unhideWhenUsed="1"/>
+    <w:lsdException w:name="List Number 2" w:semiHidden="1" w:unhideWhenUsed="1"/>
+    <w:lsdException w:name="List Number 3" w:semiHidden="1" w:unhideWhenUsed="1"/>
+    <w:lsdException w:name="List Number 4" w:semiHidden="1" w:unhideWhenUsed="1"/>
+    <w:lsdException w:name="List Number 5" w:semiHidden="1" w:unhideWhenUsed="1"/>
+    <w:lsdException w:name="Title" w:uiPriority="10" w:qFormat="1"/>
+    <w:lsdException w:name="Closing" w:semiHidden="1" w:unhideWhenUsed="1"/>
+    <w:lsdException w:name="Signature" w:semiHidden="1" w:unhideWhenUsed="1"/>
+    <w:lsdException w:name="Default Paragraph Font" w:semiHidden="1" w:uiPriority="1" w:unhideWhenUsed="1"/>
+    <w:lsdException w:name="Body Text" w:semiHidden="1" w:unhideWhenUsed="1"/>
+    <w:lsdException w:name="Body Text Indent" w:semiHidden="1" w:unhideWhenUsed="1"/>
+    <w:lsdException w:name="List Continue" w:semiHidden="1" w:unhideWhenUsed="1"/>
+    <w:lsdException w:name="List Continue 2" w:semiHidden="1" w:unhideWhenUsed="1"/>
+    <w:lsdException w:name="List Continue 3" w:semiHidden="1" w:unhideWhenUsed="1"/>
+    <w:lsdException w:name="List Continue 4" w:semiHidden="1" w:unhideWhenUsed="1"/>
+    <w:lsdException w:name="List Continue 5" w:semiHidden="1" w:unhideWhenUsed="1"/>
+    <w:lsdException w:name="Message Header" w:semiHidden="1" w:unhideWhenUsed="1"/>
+    <w:lsdException w:name="Subtitle" w:uiPriority="11" w:qFormat="1"/>
+    <w:lsdException w:name="Salutation" w:semiHidden="1" w:unhideWhenUsed="1"/>
+    <w:lsdException w:name="Date" w:semiHidden="1" w:unhideWhenUsed="1"/>
+    <w:lsdException w:name="Body Text First Indent" w:semiHidden="1" w:unhideWhenUsed="1"/>
+    <w:lsdException w:name="Body Text First Indent 2" w:semiHidden="1" w:unhideWhenUsed="1"/>
+    <w:lsdException w:name="Note Heading" w:semiHidden="1" w:unhideWhenUsed="1"/>
+    <w:lsdException w:name="Body Text 2" w:semiHidden="1" w:unhideWhenUsed="1"/>
+    <w:lsdException w:name="Body Text 3" w:semiHidden="1" w:unhideWhenUsed="1"/>
+    <w:lsdException w:name="Body Text Indent 2" w:semiHidden="1" w:unhideWhenUsed="1"/>
+    <w:lsdException w:name="Body Text Indent 3" w:semiHidden="1" w:unhideWhenUsed="1"/>
+    <w:lsdException w:name="Block Text" w:semiHidden="1" w:unhideWhenUsed="1"/>
+    <w:lsdException w:name="Hyperlink" w:semiHidden="1" w:unhideWhenUsed="1"/>
+    <w:lsdException w:name="FollowedHyperlink" w:semiHidden="1" w:unhideWhenUsed="1"/>
+    <w:lsdException w:name="Strong" w:uiPriority="22" w:qFormat="1"/>
+    <w:lsdException w:name="Emphasis" w:uiPriority="20" w:qFormat="1"/>
+    <w:lsdException w:name="Document Map" w:semiHidden="1" w:unhideWhenUsed="1"/>
+    <w:lsdException w:name="Plain Text" w:semiHidden="1" w:unhideWhenUsed="1"/>
+    <w:lsdException w:name="E-mail Signature" w:semiHidden="1" w:unhideWhenUsed="1"/>
+    <w:lsdException w:name="HTML Top of Form" w:semiHidden="1" w:unhideWhenUsed="1"/>
+    <w:lsdException w:name="HTML Bottom of Form" w:semiHidden="1" w:unhideWhenUsed="1"/>
+    <w:lsdException w:name="Normal (Web)" w:semiHidden="1" w:unhideWhenUsed="1"/>
+    <w:lsdException w:name="HTML Acronym" w:semiHidden="1" w:unhideWhenUsed="1"/>
+    <w:lsdException w:name="HTML Address" w:semiHidden="1" w:unhideWhenUsed="1"/>
+    <w:lsdException w:name="HTML Cite" w:semiHidden="1" w:unhideWhenUsed="1"/>
+    <w:lsdException w:name="HTML Code" w:semiHidden="1" w:unhideWhenUsed="1"/>
+    <w:lsdException w:name="HTML Definition" w:semiHidden="1" w:unhideWhenUsed="1"/>
+    <w:lsdException w:name="HTML Keyboard" w:semiHidden="1" w:unhideWhenUsed="1"/>
+    <w:lsdException w:name="HTML Preformatted" w:semiHidden="1" w:unhideWhenUsed="1"/>
+    <w:lsdException w:name="HTML Sample" w:semiHidden="1" w:unhideWhenUsed="1"/>
+    <w:lsdException w:name="HTML Typewriter" w:semiHidden="1" w:unhideWhenUsed="1"/>
+    <w:lsdException w:name="HTML Variable" w:semiHidden="1" w:unhideWhenUsed="1"/>
+    <w:lsdException w:name="Normal Table" w:semiHidden="1" w:unhideWhenUsed="1"/>
+    <w:lsdException w:name="annotation subject" w:semiHidden="1" w:unhideWhenUsed="1"/>
+    <w:lsdException w:name="No List" w:semiHidden="1" w:unhideWhenUsed="1"/>
+    <w:lsdException w:name="Outline List 1" w:semiHidden="1" w:unhideWhenUsed="1"/>
+    <w:lsdException w:name="Outline List 2" w:semiHidden="1" w:unhideWhenUsed="1"/>
+    <w:lsdException w:name="Outline List 3" w:semiHidden="1" w:unhideWhenUsed="1"/>
+    <w:lsdException w:name="Table Simple 1" w:semiHidden="1" w:unhideWhenUsed="1"/>
+    <w:lsdException w:name="Table Simple 2" w:semiHidden="1" w:unhideWhenUsed="1"/>
+    <w:lsdException w:name="Table Simple 3" w:semiHidden="1" w:unhideWhenUsed="1"/>
+    <w:lsdException w:name="Table Classic 1" w:semiHidden="1" w:unhideWhenUsed="1"/>
+    <w:lsdException w:name="Table Classic 2" w:semiHidden="1" w:unhideWhenUsed="1"/>
+    <w:lsdException w:name="Table Classic 3" w:semiHidden="1" w:unhideWhenUsed="1"/>
+    <w:lsdException w:name="Table Classic 4" w:semiHidden="1" w:unhideWhenUsed="1"/>
+    <w:lsdException w:name="Table Colorful 1" w:semiHidden="1" w:unhideWhenUsed="1"/>
+    <w:lsdException w:name="Table Colorful 2" w:semiHidden="1" w:unhideWhenUsed="1"/>
+    <w:lsdException w:name="Table Colorful 3" w:semiHidden="1" w:unhideWhenUsed="1"/>
+    <w:lsdException w:name="Table Columns 1" w:semiHidden="1" w:unhideWhenUsed="1"/>
+    <w:lsdException w:name="Table Columns 2" w:semiHidden="1" w:unhideWhenUsed="1"/>
+    <w:lsdException w:name="Table Columns 3" w:semiHidden="1" w:unhideWhenUsed="1"/>
+    <w:lsdException w:name="Table Columns 4" w:semiHidden="1" w:unhideWhenUsed="1"/>
+    <w:lsdException w:name="Table Columns 5" w:semiHidden="1" w:unhideWhenUsed="1"/>
+    <w:lsdException w:name="Table Grid 1" w:semiHidden="1" w:unhideWhenUsed="1"/>
+    <w:lsdException w:name="Table Grid 2" w:semiHidden="1" w:unhideWhenUsed="1"/>
+    <w:lsdException w:name="Table Grid 3" w:semiHidden="1" w:unhideWhenUsed="1"/>
+    <w:lsdException w:name="Table Grid 4" w:semiHidden="1" w:unhideWhenUsed="1"/>
+    <w:lsdException w:name="Table Grid 5" w:semiHidden="1" w:unhideWhenUsed="1"/>
+    <w:lsdException w:name="Table Grid 6" w:semiHidden="1" w:unhideWhenUsed="1"/>
+    <w:lsdException w:name="Table Grid 7" w:semiHidden="1" w:unhideWhenUsed="1"/>
+    <w:lsdException w:name="Table Grid 8" w:semiHidden="1" w:unhideWhenUsed="1"/>
+    <w:lsdException w:name="Table List 1" w:semiHidden="1" w:unhideWhenUsed="1"/>
+    <w:lsdException w:name="Table List 2" w:semiHidden="1" w:unhideWhenUsed="1"/>
+    <w:lsdException w:name="Table List 3" w:semiHidden="1" w:unhideWhenUsed="1"/>
+    <w:lsdException w:name="Table List 4" w:semiHidden="1" w:unhideWhenUsed="1"/>
+    <w:lsdException w:name="Table List 5" w:semiHidden="1" w:unhideWhenUsed="1"/>
+    <w:lsdException w:name="Table List 6" w:semiHidden="1" w:unhideWhenUsed="1"/>
+    <w:lsdException w:name="Table List 7" w:semiHidden="1" w:unhideWhenUsed="1"/>
+    <w:lsdException w:name="Table List 8" w:semiHidden="1" w:unhideWhenUsed="1"/>
+    <w:lsdException w:name="Table 3D effects 1" w:semiHidden="1" w:unhideWhenUsed="1"/>
+    <w:lsdException w:name="Table 3D effects 2" w:semiHidden="1" w:unhideWhenUsed="1"/>
+    <w:lsdException w:name="Table 3D effects 3" w:semiHidden="1" w:unhideWhenUsed="1"/>
+    <w:lsdException w:name="Table Contemporary" w:semiHidden="1" w:unhideWhenUsed="1"/>
+    <w:lsdException w:name="Table Elegant" w:semiHidden="1" w:unhideWhenUsed="1"/>
+    <w:lsdException w:name="Table Professional" w:semiHidden="1" w:unhideWhenUsed="1"/>
+    <w:lsdException w:name="Table Subtle 1" w:semiHidden="1" w:unhideWhenUsed="1"/>
+    <w:lsdException w:name="Table Subtle 2" w:semiHidden="1" w:unhideWhenUsed="1"/>
+    <w:lsdException w:name="Table Web 1" w:semiHidden="1" w:unhideWhenUsed="1"/>
+    <w:lsdException w:name="Table Web 2" w:semiHidden="1" w:unhideWhenUsed="1"/>
+    <w:lsdException w:name="Table Web 3" w:semiHidden="1" w:unhideWhenUsed="1"/>
+    <w:lsdException w:name="Balloon Text" w:semiHidden="1" w:unhideWhenUsed="1"/>
+    <w:lsdException w:name="Table Grid" w:uiPriority="59"/>
+    <w:lsdException w:name="Table Theme" w:semiHidden="1" w:unhideWhenUsed="1"/>
+    <w:lsdException w:name="Placeholder Text" w:semiHidden="1"/>
+    <w:lsdException w:name="No Spacing" w:uiPriority="1" w:qFormat="1"/>
+    <w:lsdException w:name="Light Shading" w:uiPriority="60"/>
+    <w:lsdException w:name="Light List" w:uiPriority="61"/>
+    <w:lsdException w:name="Light Grid" w:uiPriority="62"/>
+    <w:lsdException w:name="Medium Shading 1" w:uiPriority="63"/>
+    <w:lsdException w:name="Medium Shading 2" w:uiPriority="64"/>
+    <w:lsdException w:name="Medium List 1" w:uiPriority="65"/>
+    <w:lsdException w:name="Medium List 2" w:uiPriority="66"/>
+    <w:lsdException w:name="Medium Grid 1" w:uiPriority="67"/>
+    <w:lsdException w:name="Medium Grid 2" w:uiPriority="68"/>
+    <w:lsdException w:name="Medium Grid 3" w:uiPriority="69"/>
+    <w:lsdException w:name="Dark List" w:uiPriority="70"/>
+    <w:lsdException w:name="Colorful Shading" w:uiPriority="71"/>
+    <w:lsdException w:name="Colorful List" w:uiPriority="72"/>
+    <w:lsdException w:name="Colorful Grid" w:uiPriority="73"/>
+    <w:lsdException w:name="Light Shading Accent 1" w:uiPriority="60"/>
+    <w:lsdException w:name="Light List Accent 1" w:uiPriority="61"/>
+    <w:lsdException w:name="Light Grid Accent 1" w:uiPriority="62"/>
+    <w:lsdException w:name="Medium Shading 1 Accent 1" w:uiPriority="63"/>
+    <w:lsdException w:name="Medium Shading 2 Accent 1" w:uiPriority="64"/>
+    <w:lsdException w:name="Medium List 1 Accent 1" w:uiPriority="65"/>
+    <w:lsdException w:name="Revision" w:semiHidden="1"/>
+    <w:lsdException w:name="List Paragraph" w:uiPriority="34" w:qFormat="1"/>
+    <w:lsdException w:name="Quote" w:uiPriority="29" w:qFormat="1"/>
+    <w:lsdException w:name="Intense Quote" w:uiPriority="30" w:qFormat="1"/>
+    <w:lsdException w:name="Medium List 2 Accent 1" w:uiPriority="66"/>
+    <w:lsdException w:name="Medium Grid 1 Accent 1" w:uiPriority="67"/>
+    <w:lsdException w:name="Medium Grid 2 Accent 1" w:uiPriority="68"/>
+    <w:lsdException w:name="Medium Grid 3 Accent 1" w:uiPriority="69"/>
+    <w:lsdException w:name="Dark List Accent 1" w:uiPriority="70"/>
+    <w:lsdException w:name="Colorful Shading Accent 1" w:uiPriority="71"/>
+    <w:lsdException w:name="Colorful List Accent 1" w:uiPriority="72"/>
+    <w:lsdException w:name="Colorful Grid Accent 1" w:uiPriority="73"/>
+    <w:lsdException w:name="Light Shading Accent 2" w:uiPriority="60"/>
+    <w:lsdException w:name="Light List Accent 2" w:uiPriority="61"/>
+    <w:lsdException w:name="Light Grid Accent 2" w:uiPriority="62"/>
+    <w:lsdException w:name="Medium Shading 1 Accent 2" w:uiPriority="63"/>
+    <w:lsdException w:name="Medium Shading 2 Accent 2" w:uiPriority="64"/>
+    <w:lsdException w:name="Medium List 1 Accent 2" w:uiPriority="65"/>
+    <w:lsdException w:name="Medium List 2 Accent 2" w:uiPriority="66"/>
+    <w:lsdException w:name="Medium Grid 1 Accent 2" w:uiPriority="67"/>
+    <w:lsdException w:name="Medium Grid 2 Accent 2" w:uiPriority="68"/>
+    <w:lsdException w:name="Medium Grid 3 Accent 2" w:uiPriority="69"/>
+    <w:lsdException w:name="Dark List Accent 2" w:uiPriority="70"/>
+    <w:lsdException w:name="Colorful Shading Accent 2" w:uiPriority="71"/>
+    <w:lsdException w:name="Colorful List Accent 2" w:uiPriority="72"/>
+    <w:lsdException w:name="Colorful Grid Accent 2" w:uiPriority="73"/>
+    <w:lsdException w:name="Light Shading Accent 3" w:uiPriority="60"/>
+    <w:lsdException w:name="Light List Accent 3" w:uiPriority="61"/>
+    <w:lsdException w:name="Light Grid Accent 3" w:uiPriority="62"/>
+    <w:lsdException w:name="Medium Shading 1 Accent 3" w:uiPriority="63"/>
+    <w:lsdException w:name="Medium Shading 2 Accent 3" w:uiPriority="64"/>
+    <w:lsdException w:name="Medium List 1 Accent 3" w:uiPriority="65"/>
+    <w:lsdException w:name="Medium List 2 Accent 3" w:uiPriority="66"/>
+    <w:lsdException w:name="Medium Grid 1 Accent 3" w:uiPriority="67"/>
+    <w:lsdException w:name="Medium Grid 2 Accent 3" w:uiPriority="68"/>
+    <w:lsdException w:name="Medium Grid 3 Accent 3" w:uiPriority="69"/>
+    <w:lsdException w:name="Dark List Accent 3" w:uiPriority="70"/>
+    <w:lsdException w:name="Colorful Shading Accent 3" w:uiPriority="71"/>
+    <w:lsdException w:name="Colorful List Accent 3" w:uiPriority="72"/>
+    <w:lsdException w:name="Colorful Grid Accent 3" w:uiPriority="73"/>
+    <w:lsdException w:name="Light Shading Accent 4" w:uiPriority="60"/>
+    <w:lsdException w:name="Light List Accent 4" w:uiPriority="61"/>
+    <w:lsdException w:name="Light Grid Accent 4" w:uiPriority="62"/>
+    <w:lsdException w:name="Medium Shading 1 Accent 4" w:uiPriority="63"/>
+    <w:lsdException w:name="Medium Shading 2 Accent 4" w:uiPriority="64"/>
+    <w:lsdException w:name="Medium List 1 Accent 4" w:uiPriority="65"/>
+    <w:lsdException w:name="Medium List 2 Accent 4" w:uiPriority="66"/>
+    <w:lsdException w:name="Medium Grid 1 Accent 4" w:uiPriority="67"/>
+    <w:lsdException w:name="Medium Grid 2 Accent 4" w:uiPriority="68"/>
+    <w:lsdException w:name="Medium Grid 3 Accent 4" w:uiPriority="69"/>
+    <w:lsdException w:name="Dark List Accent 4" w:uiPriority="70"/>
+    <w:lsdException w:name="Colorful Shading Accent 4" w:uiPriority="71"/>
+    <w:lsdException w:name="Colorful List Accent 4" w:uiPriority="72"/>
+    <w:lsdException w:name="Colorful Grid Accent 4" w:uiPriority="73"/>
+    <w:lsdException w:name="Light Shading Accent 5" w:uiPriority="60"/>
+    <w:lsdException w:name="Light List Accent 5" w:uiPriority="61"/>
+    <w:lsdException w:name="Light Grid Accent 5" w:uiPriority="62"/>
+    <w:lsdException w:name="Medium Shading 1 Accent 5" w:uiPriority="63"/>
+    <w:lsdException w:name="Medium Shading 2 Accent 5" w:uiPriority="64"/>
+    <w:lsdException w:name="Medium List 1 Accent 5" w:uiPriority="65"/>
+    <w:lsdException w:name="Medium List 2 Accent 5" w:uiPriority="66"/>
+    <w:lsdException w:name="Medium Grid 1 Accent 5" w:uiPriority="67"/>
+    <w:lsdException w:name="Medium Grid 2 Accent 5" w:uiPriority="68"/>
+    <w:lsdException w:name="Medium Grid 3 Accent 5" w:uiPriority="69"/>
+    <w:lsdException w:name="Dark List Accent 5" w:uiPriority="70"/>
+    <w:lsdException w:name="Colorful Shading Accent 5" w:uiPriority="71"/>
+    <w:lsdException w:name="Colorful List Accent 5" w:uiPriority="72"/>
+    <w:lsdException w:name="Colorful Grid Accent 5" w:uiPriority="73"/>
+    <w:lsdException w:name="Light Shading Accent 6" w:uiPriority="60"/>
+    <w:lsdException w:name="Light List Accent 6" w:uiPriority="61"/>
+    <w:lsdException w:name="Light Grid Accent 6" w:uiPriority="62"/>
+    <w:lsdException w:name="Medium Shading 1 Accent 6" w:uiPriority="63"/>
+    <w:lsdException w:name="Medium Shading 2 Accent 6" w:uiPriority="64"/>
+    <w:lsdException w:name="Medium List 1 Accent 6" w:uiPriority="65"/>
+    <w:lsdException w:name="Medium List 2 Accent 6" w:uiPriority="66"/>
+    <w:lsdException w:name="Medium Grid 1 Accent 6" w:uiPriority="67"/>
+    <w:lsdException w:name="Medium Grid 2 Accent 6" w:uiPriority="68"/>
+    <w:lsdException w:name="Medium Grid 3 Accent 6" w:uiPriority="69"/>
+    <w:lsdException w:name="Dark List Accent 6" w:uiPriority="70"/>
+    <w:lsdException w:name="Colorful Shading Accent 6" w:uiPriority="71"/>
+    <w:lsdException w:name="Colorful List Accent 6" w:uiPriority="72"/>
+    <w:lsdException w:name="Colorful Grid Accent 6" w:uiPriority="73"/>
+    <w:lsdException w:name="Subtle Emphasis" w:uiPriority="19" w:qFormat="1"/>
+    <w:lsdException w:name="Intense Emphasis" w:uiPriority="21" w:qFormat="1"/>
+    <w:lsdException w:name="Subtle Reference" w:uiPriority="31" w:qFormat="1"/>
+    <w:lsdException w:name="Intense Reference" w:uiPriority="32" w:qFormat="1"/>
+    <w:lsdException w:name="Book Title" w:uiPriority="33" w:qFormat="1"/>
+    <w:lsdException w:name="Bibliography" w:semiHidden="1" w:uiPriority="37" w:unhideWhenUsed="1"/>
+    <w:lsdException w:name="TOC Heading" w:semiHidden="1" w:uiPriority="39" w:unhideWhenUsed="1" w:qFormat="1"/>
+    <w:lsdException w:name="Plain Table 1" w:uiPriority="41"/>
+    <w:lsdException w:name="Plain Table 2" w:uiPriority="42"/>
+    <w:lsdException w:name="Plain Table 3" w:uiPriority="43"/>
+    <w:lsdException w:name="Plain Table 4" w:uiPriority="44"/>
+    <w:lsdException w:name="Plain Table 5" w:uiPriority="45"/>
+    <w:lsdException w:name="Grid Table Light" w:uiPriority="40"/>
+    <w:lsdException w:name="Grid Table 1 Light" w:uiPriority="46"/>
+    <w:lsdException w:name="Grid Table 2" w:uiPriority="47"/>
+    <w:lsdException w:name="Grid Table 3" w:uiPriority="48"/>
+    <w:lsdException w:name="Grid Table 4" w:uiPriority="49"/>
+    <w:lsdException w:name="Grid Table 5 Dark" w:uiPriority="50"/>
+    <w:lsdException w:name="Grid Table 6 Colorful" w:uiPriority="51"/>
+    <w:lsdException w:name="Grid Table 7 Colorful" w:uiPriority="52"/>
+    <w:lsdException w:name="Grid Table 1 Light Accent 1" w:uiPriority="46"/>
+    <w:lsdException w:name="Grid Table 2 Accent 1" w:uiPriority="47"/>
+    <w:lsdException w:name="Grid Table 3 Accent 1" w:uiPriority="48"/>
+    <w:lsdException w:name="Grid Table 4 Accent 1" w:uiPriority="49"/>
+    <w:lsdException w:name="Grid Table 5 Dark Accent 1" w:uiPriority="50"/>
+    <w:lsdException w:name="Grid Table 6 Colorful Accent 1" w:uiPriority="51"/>
+    <w:lsdException w:name="Grid Table 7 Colorful Accent 1" w:uiPriority="52"/>
+    <w:lsdException w:name="Grid Table 1 Light Accent 2" w:uiPriority="46"/>
+    <w:lsdException w:name="Grid Table 2 Accent 2" w:uiPriority="47"/>
+    <w:lsdException w:name="Grid Table 3 Accent 2" w:uiPriority="48"/>
+    <w:lsdException w:name="Grid Table 4 Accent 2" w:uiPriority="49"/>
+    <w:lsdException w:name="Grid Table 5 Dark Accent 2" w:uiPriority="50"/>
+    <w:lsdException w:name="Grid Table 6 Colorful Accent 2" w:uiPriority="51"/>
+    <w:lsdException w:name="Grid Table 7 Colorful Accent 2" w:uiPriority="52"/>
+    <w:lsdException w:name="Grid Table 1 Light Accent 3" w:uiPriority="46"/>
+    <w:lsdException w:name="Grid Table 2 Accent 3" w:uiPriority="47"/>
+    <w:lsdException w:name="Grid Table 3 Accent 3" w:uiPriority="48"/>
+    <w:lsdException w:name="Grid Table 4 Accent 3" w:uiPriority="49"/>
+    <w:lsdException w:name="Grid Table 5 Dark Accent 3" w:uiPriority="50"/>
+    <w:lsdException w:name="Grid Table 6 Colorful Accent 3" w:uiPriority="51"/>
+    <w:lsdException w:name="Grid Table 7 Colorful Accent 3" w:uiPriority="52"/>
+    <w:lsdException w:name="Grid Table 1 Light Accent 4" w:uiPriority="46"/>
+    <w:lsdException w:name="Grid Table 2 Accent 4" w:uiPriority="47"/>
+    <w:lsdException w:name="Grid Table 3 Accent 4" w:uiPriority="48"/>
+    <w:lsdException w:name="Grid Table 4 Accent 4" w:uiPriority="49"/>
+    <w:lsdException w:name="Grid Table 5 Dark Accent 4" w:uiPriority="50"/>
+    <w:lsdException w:name="Grid Table 6 Colorful Accent 4" w:uiPriority="51"/>
+    <w:lsdException w:name="Grid Table 7 Colorful Accent 4" w:uiPriority="52"/>
+    <w:lsdException w:name="Grid Table 1 Light Accent 5" w:uiPriority="46"/>
+    <w:lsdException w:name="Grid Table 2 Accent 5" w:uiPriority="47"/>
+    <w:lsdException w:name="Grid Table 3 Accent 5" w:uiPriority="48"/>
+    <w:lsdException w:name="Grid Table 4 Accent 5" w:uiPriority="49"/>
+    <w:lsdException w:name="Grid Table 5 Dark Accent 5" w:uiPriority="50"/>
+    <w:lsdException w:name="Grid Table 6 Colorful Accent 5" w:uiPriority="51"/>
+    <w:lsdException w:name="Grid Table 7 Colorful Accent 5" w:uiPriority="52"/>
+    <w:lsdException w:name="Grid Table 1 Light Accent 6" w:uiPriority="46"/>
+    <w:lsdException w:name="Grid Table 2 Accent 6" w:uiPriority="47"/>
+    <w:lsdException w:name="Grid Table 3 Accent 6" w:uiPriority="48"/>
+    <w:lsdException w:name="Grid Table 4 Accent 6" w:uiPriority="49"/>
+    <w:lsdException w:name="Grid Table 5 Dark Accent 6" w:uiPriority="50"/>
+    <w:lsdException w:name="Grid Table 6 Colorful Accent 6" w:uiPriority="51"/>
+    <w:lsdException w:name="Grid Table 7 Colorful Accent 6" w:uiPriority="52"/>
+    <w:lsdException w:name="List Table 1 Light" w:uiPriority="46"/>
+    <w:lsdException w:name="List Table 2" w:uiPriority="47"/>
+    <w:lsdException w:name="List Table 3" w:uiPriority="48"/>
+    <w:lsdException w:name="List Table 4" w:uiPriority="49"/>
+    <w:lsdException w:name="List Table 5 Dark" w:uiPriority="50"/>
+    <w:lsdException w:name="List Table 6 Colorful" w:uiPriority="51"/>
+    <w:lsdException w:name="List Table 7 Colorful" w:uiPriority="52"/>
+    <w:lsdException w:name="List Table 1 Light Accent 1" w:uiPriority="46"/>
+    <w:lsdException w:name="List Table 2 Accent 1" w:uiPriority="47"/>
+    <w:lsdException w:name="List Table 3 Accent 1" w:uiPriority="48"/>
+    <w:lsdException w:name="List Table 4 Accent 1" w:uiPriority="49"/>
+    <w:lsdException w:name="List Table 5 Dark Accent 1" w:uiPriority="50"/>
+    <w:lsdException w:name="List Table 6 Colorful Accent 1" w:uiPriority="51"/>
+    <w:lsdException w:name="List Table 7 Colorful Accent 1" w:uiPriority="52"/>
+    <w:lsdException w:name="List Table 1 Light Accent 2" w:uiPriority="46"/>
+    <w:lsdException w:name="List Table 2 Accent 2" w:uiPriority="47"/>
+    <w:lsdException w:name="List Table 3 Accent 2" w:uiPriority="48"/>
+    <w:lsdException w:name="List Table 4 Accent 2" w:uiPriority="49"/>
+    <w:lsdException w:name="List Table 5 Dark Accent 2" w:uiPriority="50"/>
+    <w:lsdException w:name="List Table 6 Colorful Accent 2" w:uiPriority="51"/>
+    <w:lsdException w:name="List Table 7 Colorful Accent 2" w:uiPriority="52"/>
+    <w:lsdException w:name="List Table 1 Light Accent 3" w:uiPriority="46"/>
+    <w:lsdException w:name="List Table 2 Accent 3" w:uiPriority="47"/>
+    <w:lsdException w:name="List Table 3 Accent 3" w:uiPriority="48"/>
+    <w:lsdException w:name="List Table 4 Accent 3" w:uiPriority="49"/>
+    <w:lsdException w:name="List Table 5 Dark Accent 3" w:uiPriority="50"/>
+    <w:lsdException w:name="List Table 6 Colorful Accent 3" w:uiPriority="51"/>
+    <w:lsdException w:name="List Table 7 Colorful Accent 3" w:uiPriority="52"/>
+    <w:lsdException w:name="List Table 1 Light Accent 4" w:uiPriority="46"/>
+    <w:lsdException w:name="List Table 2 Accent 4" w:uiPriority="47"/>
+    <w:lsdException w:name="List Table 3 Accent 4" w:uiPriority="48"/>
+    <w:lsdException w:name="List Table 4 Accent 4" w:uiPriority="49"/>
+    <w:lsdException w:name="List Table 5 Dark Accent 4" w:uiPriority="50"/>
+    <w:lsdException w:name="List Table 6 Colorful Accent 4" w:uiPriority="51"/>
+    <w:lsdException w:name="List Table 7 Colorful Accent 4" w:uiPriority="52"/>
+    <w:lsdException w:name="List Table 1 Light Accent 5" w:uiPriority="46"/>
+    <w:lsdException w:name="List Table 2 Accent 5" w:uiPriority="47"/>
+    <w:lsdException w:name="List Table 3 Accent 5" w:uiPriority="48"/>
+    <w:lsdException w:name="List Table 4 Accent 5" w:uiPriority="49"/>
+    <w:lsdException w:name="List Table 5 Dark Accent 5" w:uiPriority="50"/>
+    <w:lsdException w:name="List Table 6 Colorful Accent 5" w:uiPriority="51"/>
+    <w:lsdException w:name="List Table 7 Colorful Accent 5" w:uiPriority="52"/>
+    <w:lsdException w:name="List Table 1 Light Accent 6" w:uiPriority="46"/>
+    <w:lsdException w:name="List Table 2 Accent 6" w:uiPriority="47"/>
+    <w:lsdException w:name="List Table 3 Accent 6" w:uiPriority="48"/>
+    <w:lsdException w:name="List Table 4 Accent 6" w:uiPriority="49"/>
+    <w:lsdException w:name="List Table 5 Dark Accent 6" w:uiPriority="50"/>
+    <w:lsdException w:name="List Table 6 Colorful Accent 6" w:uiPriority="51"/>
+    <w:lsdException w:name="List Table 7 Colorful Accent 6" w:uiPriority="52"/>
+    <w:lsdException w:name="Mention" w:semiHidden="1" w:unhideWhenUsed="1"/>
+    <w:lsdException w:name="Smart Hyperlink" w:semiHidden="1" w:unhideWhenUsed="1"/>
+    <w:lsdException w:name="Hashtag" w:semiHidden="1" w:unhideWhenUsed="1"/>
+    <w:lsdException w:name="Unresolved Mention" w:semiHidden="1" w:unhideWhenUsed="1"/>
+    <w:lsdException w:name="Smart Link" w:semiHidden="1" w:unhideWhenUsed="1"/>
   </w:latentStyles>
   <w:style w:type="paragraph" w:default="1" w:styleId="Normal">
     <w:name w:val="Normal"/>
@@ -13187,7 +14262,6 @@
       <w:spacing w:after="0" w:line="240" w:lineRule="auto"/>
     </w:pPr>
     <w:tblPr>
-      <w:tblInd w:w="0" w:type="dxa"/>
       <w:tblBorders>
         <w:top w:val="single" w:sz="4" w:space="0" w:color="000000"/>
         <w:left w:val="single" w:sz="4" w:space="0" w:color="000000"/>
@@ -13196,12 +14270,6 @@
         <w:insideH w:val="single" w:sz="4" w:space="0" w:color="000000"/>
         <w:insideV w:val="single" w:sz="4" w:space="0" w:color="000000"/>
       </w:tblBorders>
-      <w:tblCellMar>
-        <w:top w:w="0" w:type="dxa"/>
-        <w:left w:w="108" w:type="dxa"/>
-        <w:bottom w:w="0" w:type="dxa"/>
-        <w:right w:w="108" w:type="dxa"/>
-      </w:tblCellMar>
     </w:tblPr>
   </w:style>
   <w:style w:type="table" w:styleId="TableGrid">
@@ -13213,7 +14281,6 @@
       <w:spacing w:after="0" w:line="240" w:lineRule="auto"/>
     </w:pPr>
     <w:tblPr>
-      <w:tblInd w:w="0" w:type="dxa"/>
       <w:tblBorders>
         <w:top w:val="single" w:sz="4" w:space="0" w:color="auto"/>
         <w:left w:val="single" w:sz="4" w:space="0" w:color="auto"/>
@@ -13222,358 +14289,6 @@
         <w:insideH w:val="single" w:sz="4" w:space="0" w:color="auto"/>
         <w:insideV w:val="single" w:sz="4" w:space="0" w:color="auto"/>
       </w:tblBorders>
-      <w:tblCellMar>
-        <w:top w:w="0" w:type="dxa"/>
-        <w:left w:w="108" w:type="dxa"/>
-        <w:bottom w:w="0" w:type="dxa"/>
-        <w:right w:w="108" w:type="dxa"/>
-      </w:tblCellMar>
-    </w:tblPr>
-  </w:style>
-</w:styles>
-</file>
-
-<file path=word/stylesWithEffects.xml><?xml version="1.0" encoding="utf-8"?>
-<w:styles xmlns:wpc="http://schemas.microsoft.com/office/word/2010/wordprocessingCanvas" xmlns:mc="http://schemas.openxmlformats.org/markup-compatibility/2006" xmlns:o="urn:schemas-microsoft-com:office:office" xmlns:r="http://schemas.openxmlformats.org/officeDocument/2006/relationships" xmlns:m="http://schemas.openxmlformats.org/officeDocument/2006/math" xmlns:v="urn:schemas-microsoft-com:vml" xmlns:wp14="http://schemas.microsoft.com/office/word/2010/wordprocessingDrawing" xmlns:wp="http://schemas.openxmlformats.org/drawingml/2006/wordprocessingDrawing" xmlns:w10="urn:schemas-microsoft-com:office:word" xmlns:w="http://schemas.openxmlformats.org/wordprocessingml/2006/main" xmlns:w14="http://schemas.microsoft.com/office/word/2010/wordml" xmlns:wpg="http://schemas.microsoft.com/office/word/2010/wordprocessingGroup" xmlns:wpi="http://schemas.microsoft.com/office/word/2010/wordprocessingInk" xmlns:wne="http://schemas.microsoft.com/office/word/2006/wordml" xmlns:wps="http://schemas.microsoft.com/office/word/2010/wordprocessingShape" mc:Ignorable="w14 wp14">
-  <w:docDefaults>
-    <w:rPrDefault>
-      <w:rPr>
-        <w:rFonts w:asciiTheme="minorHAnsi" w:eastAsiaTheme="minorHAnsi" w:hAnsiTheme="minorHAnsi" w:cstheme="minorBidi"/>
-        <w:sz w:val="22"/>
-        <w:szCs w:val="22"/>
-        <w:lang w:val="en-US" w:eastAsia="en-US" w:bidi="ar-SA"/>
-      </w:rPr>
-    </w:rPrDefault>
-    <w:pPrDefault>
-      <w:pPr>
-        <w:spacing w:after="200" w:line="276" w:lineRule="auto"/>
-      </w:pPr>
-    </w:pPrDefault>
-  </w:docDefaults>
-  <w:latentStyles w:defLockedState="0" w:defUIPriority="99" w:defSemiHidden="1" w:defUnhideWhenUsed="1" w:defQFormat="0" w:count="267">
-    <w:lsdException w:name="Normal" w:semiHidden="0" w:uiPriority="0" w:unhideWhenUsed="0" w:qFormat="1"/>
-    <w:lsdException w:name="heading 1" w:semiHidden="0" w:uiPriority="9" w:unhideWhenUsed="0" w:qFormat="1"/>
-    <w:lsdException w:name="heading 2" w:uiPriority="9" w:qFormat="1"/>
-    <w:lsdException w:name="heading 3" w:uiPriority="9" w:qFormat="1"/>
-    <w:lsdException w:name="heading 4" w:uiPriority="9" w:qFormat="1"/>
-    <w:lsdException w:name="heading 5" w:uiPriority="9" w:qFormat="1"/>
-    <w:lsdException w:name="heading 6" w:uiPriority="9" w:qFormat="1"/>
-    <w:lsdException w:name="heading 7" w:uiPriority="9" w:qFormat="1"/>
-    <w:lsdException w:name="heading 8" w:uiPriority="9" w:qFormat="1"/>
-    <w:lsdException w:name="heading 9" w:uiPriority="9" w:qFormat="1"/>
-    <w:lsdException w:name="toc 1" w:uiPriority="39"/>
-    <w:lsdException w:name="toc 2" w:uiPriority="39"/>
-    <w:lsdException w:name="toc 3" w:uiPriority="39"/>
-    <w:lsdException w:name="toc 4" w:uiPriority="39"/>
-    <w:lsdException w:name="toc 5" w:uiPriority="39"/>
-    <w:lsdException w:name="toc 6" w:uiPriority="39"/>
-    <w:lsdException w:name="toc 7" w:uiPriority="39"/>
-    <w:lsdException w:name="toc 8" w:uiPriority="39"/>
-    <w:lsdException w:name="toc 9" w:uiPriority="39"/>
-    <w:lsdException w:name="header" w:uiPriority="0"/>
-    <w:lsdException w:name="caption" w:uiPriority="35" w:qFormat="1"/>
-    <w:lsdException w:name="Title" w:semiHidden="0" w:uiPriority="10" w:unhideWhenUsed="0" w:qFormat="1"/>
-    <w:lsdException w:name="Default Paragraph Font" w:uiPriority="1"/>
-    <w:lsdException w:name="Subtitle" w:semiHidden="0" w:uiPriority="11" w:unhideWhenUsed="0" w:qFormat="1"/>
-    <w:lsdException w:name="Strong" w:semiHidden="0" w:uiPriority="22" w:unhideWhenUsed="0" w:qFormat="1"/>
-    <w:lsdException w:name="Emphasis" w:semiHidden="0" w:uiPriority="20" w:unhideWhenUsed="0" w:qFormat="1"/>
-    <w:lsdException w:name="Table Grid" w:semiHidden="0" w:uiPriority="59" w:unhideWhenUsed="0"/>
-    <w:lsdException w:name="Placeholder Text" w:unhideWhenUsed="0"/>
-    <w:lsdException w:name="No Spacing" w:semiHidden="0" w:uiPriority="1" w:unhideWhenUsed="0" w:qFormat="1"/>
-    <w:lsdException w:name="Light Shading" w:semiHidden="0" w:uiPriority="60" w:unhideWhenUsed="0"/>
-    <w:lsdException w:name="Light List" w:semiHidden="0" w:uiPriority="61" w:unhideWhenUsed="0"/>
-    <w:lsdException w:name="Light Grid" w:semiHidden="0" w:uiPriority="62" w:unhideWhenUsed="0"/>
-    <w:lsdException w:name="Medium Shading 1" w:semiHidden="0" w:uiPriority="63" w:unhideWhenUsed="0"/>
-    <w:lsdException w:name="Medium Shading 2" w:semiHidden="0" w:uiPriority="64" w:unhideWhenUsed="0"/>
-    <w:lsdException w:name="Medium List 1" w:semiHidden="0" w:uiPriority="65" w:unhideWhenUsed="0"/>
-    <w:lsdException w:name="Medium List 2" w:semiHidden="0" w:uiPriority="66" w:unhideWhenUsed="0"/>
-    <w:lsdException w:name="Medium Grid 1" w:semiHidden="0" w:uiPriority="67" w:unhideWhenUsed="0"/>
-    <w:lsdException w:name="Medium Grid 2" w:semiHidden="0" w:uiPriority="68" w:unhideWhenUsed="0"/>
-    <w:lsdException w:name="Medium Grid 3" w:semiHidden="0" w:uiPriority="69" w:unhideWhenUsed="0"/>
-    <w:lsdException w:name="Dark List" w:semiHidden="0" w:uiPriority="70" w:unhideWhenUsed="0"/>
-    <w:lsdException w:name="Colorful Shading" w:semiHidden="0" w:uiPriority="71" w:unhideWhenUsed="0"/>
-    <w:lsdException w:name="Colorful List" w:semiHidden="0" w:uiPriority="72" w:unhideWhenUsed="0"/>
-    <w:lsdException w:name="Colorful Grid" w:semiHidden="0" w:uiPriority="73" w:unhideWhenUsed="0"/>
-    <w:lsdException w:name="Light Shading Accent 1" w:semiHidden="0" w:uiPriority="60" w:unhideWhenUsed="0"/>
-    <w:lsdException w:name="Light List Accent 1" w:semiHidden="0" w:uiPriority="61" w:unhideWhenUsed="0"/>
-    <w:lsdException w:name="Light Grid Accent 1" w:semiHidden="0" w:uiPriority="62" w:unhideWhenUsed="0"/>
-    <w:lsdException w:name="Medium Shading 1 Accent 1" w:semiHidden="0" w:uiPriority="63" w:unhideWhenUsed="0"/>
-    <w:lsdException w:name="Medium Shading 2 Accent 1" w:semiHidden="0" w:uiPriority="64" w:unhideWhenUsed="0"/>
-    <w:lsdException w:name="Medium List 1 Accent 1" w:semiHidden="0" w:uiPriority="65" w:unhideWhenUsed="0"/>
-    <w:lsdException w:name="Revision" w:unhideWhenUsed="0"/>
-    <w:lsdException w:name="List Paragraph" w:semiHidden="0" w:uiPriority="34" w:unhideWhenUsed="0" w:qFormat="1"/>
-    <w:lsdException w:name="Quote" w:semiHidden="0" w:uiPriority="29" w:unhideWhenUsed="0" w:qFormat="1"/>
-    <w:lsdException w:name="Intense Quote" w:semiHidden="0" w:uiPriority="30" w:unhideWhenUsed="0" w:qFormat="1"/>
-    <w:lsdException w:name="Medium List 2 Accent 1" w:semiHidden="0" w:uiPriority="66" w:unhideWhenUsed="0"/>
-    <w:lsdException w:name="Medium Grid 1 Accent 1" w:semiHidden="0" w:uiPriority="67" w:unhideWhenUsed="0"/>
-    <w:lsdException w:name="Medium Grid 2 Accent 1" w:semiHidden="0" w:uiPriority="68" w:unhideWhenUsed="0"/>
-    <w:lsdException w:name="Medium Grid 3 Accent 1" w:semiHidden="0" w:uiPriority="69" w:unhideWhenUsed="0"/>
-    <w:lsdException w:name="Dark List Accent 1" w:semiHidden="0" w:uiPriority="70" w:unhideWhenUsed="0"/>
-    <w:lsdException w:name="Colorful Shading Accent 1" w:semiHidden="0" w:uiPriority="71" w:unhideWhenUsed="0"/>
-    <w:lsdException w:name="Colorful List Accent 1" w:semiHidden="0" w:uiPriority="72" w:unhideWhenUsed="0"/>
-    <w:lsdException w:name="Colorful Grid Accent 1" w:semiHidden="0" w:uiPriority="73" w:unhideWhenUsed="0"/>
-    <w:lsdException w:name="Light Shading Accent 2" w:semiHidden="0" w:uiPriority="60" w:unhideWhenUsed="0"/>
-    <w:lsdException w:name="Light List Accent 2" w:semiHidden="0" w:uiPriority="61" w:unhideWhenUsed="0"/>
-    <w:lsdException w:name="Light Grid Accent 2" w:semiHidden="0" w:uiPriority="62" w:unhideWhenUsed="0"/>
-    <w:lsdException w:name="Medium Shading 1 Accent 2" w:semiHidden="0" w:uiPriority="63" w:unhideWhenUsed="0"/>
-    <w:lsdException w:name="Medium Shading 2 Accent 2" w:semiHidden="0" w:uiPriority="64" w:unhideWhenUsed="0"/>
-    <w:lsdException w:name="Medium List 1 Accent 2" w:semiHidden="0" w:uiPriority="65" w:unhideWhenUsed="0"/>
-    <w:lsdException w:name="Medium List 2 Accent 2" w:semiHidden="0" w:uiPriority="66" w:unhideWhenUsed="0"/>
-    <w:lsdException w:name="Medium Grid 1 Accent 2" w:semiHidden="0" w:uiPriority="67" w:unhideWhenUsed="0"/>
-    <w:lsdException w:name="Medium Grid 2 Accent 2" w:semiHidden="0" w:uiPriority="68" w:unhideWhenUsed="0"/>
-    <w:lsdException w:name="Medium Grid 3 Accent 2" w:semiHidden="0" w:uiPriority="69" w:unhideWhenUsed="0"/>
-    <w:lsdException w:name="Dark List Accent 2" w:semiHidden="0" w:uiPriority="70" w:unhideWhenUsed="0"/>
-    <w:lsdException w:name="Colorful Shading Accent 2" w:semiHidden="0" w:uiPriority="71" w:unhideWhenUsed="0"/>
-    <w:lsdException w:name="Colorful List Accent 2" w:semiHidden="0" w:uiPriority="72" w:unhideWhenUsed="0"/>
-    <w:lsdException w:name="Colorful Grid Accent 2" w:semiHidden="0" w:uiPriority="73" w:unhideWhenUsed="0"/>
-    <w:lsdException w:name="Light Shading Accent 3" w:semiHidden="0" w:uiPriority="60" w:unhideWhenUsed="0"/>
-    <w:lsdException w:name="Light List Accent 3" w:semiHidden="0" w:uiPriority="61" w:unhideWhenUsed="0"/>
-    <w:lsdException w:name="Light Grid Accent 3" w:semiHidden="0" w:uiPriority="62" w:unhideWhenUsed="0"/>
-    <w:lsdException w:name="Medium Shading 1 Accent 3" w:semiHidden="0" w:uiPriority="63" w:unhideWhenUsed="0"/>
-    <w:lsdException w:name="Medium Shading 2 Accent 3" w:semiHidden="0" w:uiPriority="64" w:unhideWhenUsed="0"/>
-    <w:lsdException w:name="Medium List 1 Accent 3" w:semiHidden="0" w:uiPriority="65" w:unhideWhenUsed="0"/>
-    <w:lsdException w:name="Medium List 2 Accent 3" w:semiHidden="0" w:uiPriority="66" w:unhideWhenUsed="0"/>
-    <w:lsdException w:name="Medium Grid 1 Accent 3" w:semiHidden="0" w:uiPriority="67" w:unhideWhenUsed="0"/>
-    <w:lsdException w:name="Medium Grid 2 Accent 3" w:semiHidden="0" w:uiPriority="68" w:unhideWhenUsed="0"/>
-    <w:lsdException w:name="Medium Grid 3 Accent 3" w:semiHidden="0" w:uiPriority="69" w:unhideWhenUsed="0"/>
-    <w:lsdException w:name="Dark List Accent 3" w:semiHidden="0" w:uiPriority="70" w:unhideWhenUsed="0"/>
-    <w:lsdException w:name="Colorful Shading Accent 3" w:semiHidden="0" w:uiPriority="71" w:unhideWhenUsed="0"/>
-    <w:lsdException w:name="Colorful List Accent 3" w:semiHidden="0" w:uiPriority="72" w:unhideWhenUsed="0"/>
-    <w:lsdException w:name="Colorful Grid Accent 3" w:semiHidden="0" w:uiPriority="73" w:unhideWhenUsed="0"/>
-    <w:lsdException w:name="Light Shading Accent 4" w:semiHidden="0" w:uiPriority="60" w:unhideWhenUsed="0"/>
-    <w:lsdException w:name="Light List Accent 4" w:semiHidden="0" w:uiPriority="61" w:unhideWhenUsed="0"/>
-    <w:lsdException w:name="Light Grid Accent 4" w:semiHidden="0" w:uiPriority="62" w:unhideWhenUsed="0"/>
-    <w:lsdException w:name="Medium Shading 1 Accent 4" w:semiHidden="0" w:uiPriority="63" w:unhideWhenUsed="0"/>
-    <w:lsdException w:name="Medium Shading 2 Accent 4" w:semiHidden="0" w:uiPriority="64" w:unhideWhenUsed="0"/>
-    <w:lsdException w:name="Medium List 1 Accent 4" w:semiHidden="0" w:uiPriority="65" w:unhideWhenUsed="0"/>
-    <w:lsdException w:name="Medium List 2 Accent 4" w:semiHidden="0" w:uiPriority="66" w:unhideWhenUsed="0"/>
-    <w:lsdException w:name="Medium Grid 1 Accent 4" w:semiHidden="0" w:uiPriority="67" w:unhideWhenUsed="0"/>
-    <w:lsdException w:name="Medium Grid 2 Accent 4" w:semiHidden="0" w:uiPriority="68" w:unhideWhenUsed="0"/>
-    <w:lsdException w:name="Medium Grid 3 Accent 4" w:semiHidden="0" w:uiPriority="69" w:unhideWhenUsed="0"/>
-    <w:lsdException w:name="Dark List Accent 4" w:semiHidden="0" w:uiPriority="70" w:unhideWhenUsed="0"/>
-    <w:lsdException w:name="Colorful Shading Accent 4" w:semiHidden="0" w:uiPriority="71" w:unhideWhenUsed="0"/>
-    <w:lsdException w:name="Colorful List Accent 4" w:semiHidden="0" w:uiPriority="72" w:unhideWhenUsed="0"/>
-    <w:lsdException w:name="Colorful Grid Accent 4" w:semiHidden="0" w:uiPriority="73" w:unhideWhenUsed="0"/>
-    <w:lsdException w:name="Light Shading Accent 5" w:semiHidden="0" w:uiPriority="60" w:unhideWhenUsed="0"/>
-    <w:lsdException w:name="Light List Accent 5" w:semiHidden="0" w:uiPriority="61" w:unhideWhenUsed="0"/>
-    <w:lsdException w:name="Light Grid Accent 5" w:semiHidden="0" w:uiPriority="62" w:unhideWhenUsed="0"/>
-    <w:lsdException w:name="Medium Shading 1 Accent 5" w:semiHidden="0" w:uiPriority="63" w:unhideWhenUsed="0"/>
-    <w:lsdException w:name="Medium Shading 2 Accent 5" w:semiHidden="0" w:uiPriority="64" w:unhideWhenUsed="0"/>
-    <w:lsdException w:name="Medium List 1 Accent 5" w:semiHidden="0" w:uiPriority="65" w:unhideWhenUsed="0"/>
-    <w:lsdException w:name="Medium List 2 Accent 5" w:semiHidden="0" w:uiPriority="66" w:unhideWhenUsed="0"/>
-    <w:lsdException w:name="Medium Grid 1 Accent 5" w:semiHidden="0" w:uiPriority="67" w:unhideWhenUsed="0"/>
-    <w:lsdException w:name="Medium Grid 2 Accent 5" w:semiHidden="0" w:uiPriority="68" w:unhideWhenUsed="0"/>
-    <w:lsdException w:name="Medium Grid 3 Accent 5" w:semiHidden="0" w:uiPriority="69" w:unhideWhenUsed="0"/>
-    <w:lsdException w:name="Dark List Accent 5" w:semiHidden="0" w:uiPriority="70" w:unhideWhenUsed="0"/>
-    <w:lsdException w:name="Colorful Shading Accent 5" w:semiHidden="0" w:uiPriority="71" w:unhideWhenUsed="0"/>
-    <w:lsdException w:name="Colorful List Accent 5" w:semiHidden="0" w:uiPriority="72" w:unhideWhenUsed="0"/>
-    <w:lsdException w:name="Colorful Grid Accent 5" w:semiHidden="0" w:uiPriority="73" w:unhideWhenUsed="0"/>
-    <w:lsdException w:name="Light Shading Accent 6" w:semiHidden="0" w:uiPriority="60" w:unhideWhenUsed="0"/>
-    <w:lsdException w:name="Light List Accent 6" w:semiHidden="0" w:uiPriority="61" w:unhideWhenUsed="0"/>
-    <w:lsdException w:name="Light Grid Accent 6" w:semiHidden="0" w:uiPriority="62" w:unhideWhenUsed="0"/>
-    <w:lsdException w:name="Medium Shading 1 Accent 6" w:semiHidden="0" w:uiPriority="63" w:unhideWhenUsed="0"/>
-    <w:lsdException w:name="Medium Shading 2 Accent 6" w:semiHidden="0" w:uiPriority="64" w:unhideWhenUsed="0"/>
-    <w:lsdException w:name="Medium List 1 Accent 6" w:semiHidden="0" w:uiPriority="65" w:unhideWhenUsed="0"/>
-    <w:lsdException w:name="Medium List 2 Accent 6" w:semiHidden="0" w:uiPriority="66" w:unhideWhenUsed="0"/>
-    <w:lsdException w:name="Medium Grid 1 Accent 6" w:semiHidden="0" w:uiPriority="67" w:unhideWhenUsed="0"/>
-    <w:lsdException w:name="Medium Grid 2 Accent 6" w:semiHidden="0" w:uiPriority="68" w:unhideWhenUsed="0"/>
-    <w:lsdException w:name="Medium Grid 3 Accent 6" w:semiHidden="0" w:uiPriority="69" w:unhideWhenUsed="0"/>
-    <w:lsdException w:name="Dark List Accent 6" w:semiHidden="0" w:uiPriority="70" w:unhideWhenUsed="0"/>
-    <w:lsdException w:name="Colorful Shading Accent 6" w:semiHidden="0" w:uiPriority="71" w:unhideWhenUsed="0"/>
-    <w:lsdException w:name="Colorful List Accent 6" w:semiHidden="0" w:uiPriority="72" w:unhideWhenUsed="0"/>
-    <w:lsdException w:name="Colorful Grid Accent 6" w:semiHidden="0" w:uiPriority="73" w:unhideWhenUsed="0"/>
-    <w:lsdException w:name="Subtle Emphasis" w:semiHidden="0" w:uiPriority="19" w:unhideWhenUsed="0" w:qFormat="1"/>
-    <w:lsdException w:name="Intense Emphasis" w:semiHidden="0" w:uiPriority="21" w:unhideWhenUsed="0" w:qFormat="1"/>
-    <w:lsdException w:name="Subtle Reference" w:semiHidden="0" w:uiPriority="31" w:unhideWhenUsed="0" w:qFormat="1"/>
-    <w:lsdException w:name="Intense Reference" w:semiHidden="0" w:uiPriority="32" w:unhideWhenUsed="0" w:qFormat="1"/>
-    <w:lsdException w:name="Book Title" w:semiHidden="0" w:uiPriority="33" w:unhideWhenUsed="0" w:qFormat="1"/>
-    <w:lsdException w:name="Bibliography" w:uiPriority="37"/>
-    <w:lsdException w:name="TOC Heading" w:uiPriority="39" w:qFormat="1"/>
-  </w:latentStyles>
-  <w:style w:type="paragraph" w:default="1" w:styleId="Normal">
-    <w:name w:val="Normal"/>
-    <w:qFormat/>
-    <w:rsid w:val="00F311E5"/>
-    <w:pPr>
-      <w:spacing w:after="0" w:line="240" w:lineRule="auto"/>
-    </w:pPr>
-    <w:rPr>
-      <w:rFonts w:ascii="Times New Roman" w:eastAsia="Times New Roman" w:hAnsi="Times New Roman" w:cs="Times New Roman"/>
-      <w:sz w:val="24"/>
-      <w:szCs w:val="24"/>
-    </w:rPr>
-  </w:style>
-  <w:style w:type="character" w:default="1" w:styleId="DefaultParagraphFont">
-    <w:name w:val="Default Paragraph Font"/>
-    <w:uiPriority w:val="1"/>
-    <w:semiHidden/>
-    <w:unhideWhenUsed/>
-  </w:style>
-  <w:style w:type="table" w:default="1" w:styleId="TableNormal">
-    <w:name w:val="Normal Table"/>
-    <w:uiPriority w:val="99"/>
-    <w:semiHidden/>
-    <w:unhideWhenUsed/>
-    <w:tblPr>
-      <w:tblInd w:w="0" w:type="dxa"/>
-      <w:tblCellMar>
-        <w:top w:w="0" w:type="dxa"/>
-        <w:left w:w="108" w:type="dxa"/>
-        <w:bottom w:w="0" w:type="dxa"/>
-        <w:right w:w="108" w:type="dxa"/>
-      </w:tblCellMar>
-    </w:tblPr>
-  </w:style>
-  <w:style w:type="numbering" w:default="1" w:styleId="NoList">
-    <w:name w:val="No List"/>
-    <w:uiPriority w:val="99"/>
-    <w:semiHidden/>
-    <w:unhideWhenUsed/>
-  </w:style>
-  <w:style w:type="paragraph" w:styleId="ListParagraph">
-    <w:name w:val="List Paragraph"/>
-    <w:basedOn w:val="Normal"/>
-    <w:uiPriority w:val="34"/>
-    <w:qFormat/>
-    <w:rsid w:val="00F311E5"/>
-    <w:pPr>
-      <w:ind w:left="720"/>
-      <w:contextualSpacing/>
-    </w:pPr>
-  </w:style>
-  <w:style w:type="paragraph" w:styleId="Header">
-    <w:name w:val="header"/>
-    <w:basedOn w:val="Normal"/>
-    <w:link w:val="HeaderChar"/>
-    <w:rsid w:val="00F311E5"/>
-    <w:pPr>
-      <w:tabs>
-        <w:tab w:val="center" w:pos="4320"/>
-        <w:tab w:val="right" w:pos="8640"/>
-      </w:tabs>
-    </w:pPr>
-    <w:rPr>
-      <w:sz w:val="20"/>
-      <w:szCs w:val="20"/>
-    </w:rPr>
-  </w:style>
-  <w:style w:type="character" w:customStyle="1" w:styleId="HeaderChar">
-    <w:name w:val="Header Char"/>
-    <w:basedOn w:val="DefaultParagraphFont"/>
-    <w:link w:val="Header"/>
-    <w:rsid w:val="00F311E5"/>
-    <w:rPr>
-      <w:rFonts w:ascii="Times New Roman" w:eastAsia="Times New Roman" w:hAnsi="Times New Roman" w:cs="Times New Roman"/>
-      <w:sz w:val="20"/>
-      <w:szCs w:val="20"/>
-    </w:rPr>
-  </w:style>
-  <w:style w:type="paragraph" w:styleId="Footer">
-    <w:name w:val="footer"/>
-    <w:basedOn w:val="Normal"/>
-    <w:link w:val="FooterChar"/>
-    <w:uiPriority w:val="99"/>
-    <w:rsid w:val="00F311E5"/>
-    <w:pPr>
-      <w:tabs>
-        <w:tab w:val="center" w:pos="4320"/>
-        <w:tab w:val="right" w:pos="8640"/>
-      </w:tabs>
-    </w:pPr>
-    <w:rPr>
-      <w:sz w:val="20"/>
-      <w:szCs w:val="20"/>
-    </w:rPr>
-  </w:style>
-  <w:style w:type="character" w:customStyle="1" w:styleId="FooterChar">
-    <w:name w:val="Footer Char"/>
-    <w:basedOn w:val="DefaultParagraphFont"/>
-    <w:link w:val="Footer"/>
-    <w:uiPriority w:val="99"/>
-    <w:rsid w:val="00F311E5"/>
-    <w:rPr>
-      <w:rFonts w:ascii="Times New Roman" w:eastAsia="Times New Roman" w:hAnsi="Times New Roman" w:cs="Times New Roman"/>
-      <w:sz w:val="20"/>
-      <w:szCs w:val="20"/>
-    </w:rPr>
-  </w:style>
-  <w:style w:type="paragraph" w:styleId="BalloonText">
-    <w:name w:val="Balloon Text"/>
-    <w:basedOn w:val="Normal"/>
-    <w:link w:val="BalloonTextChar"/>
-    <w:uiPriority w:val="99"/>
-    <w:semiHidden/>
-    <w:unhideWhenUsed/>
-    <w:rsid w:val="00F311E5"/>
-    <w:rPr>
-      <w:rFonts w:ascii="Tahoma" w:hAnsi="Tahoma" w:cs="Tahoma"/>
-      <w:sz w:val="16"/>
-      <w:szCs w:val="16"/>
-    </w:rPr>
-  </w:style>
-  <w:style w:type="character" w:customStyle="1" w:styleId="BalloonTextChar">
-    <w:name w:val="Balloon Text Char"/>
-    <w:basedOn w:val="DefaultParagraphFont"/>
-    <w:link w:val="BalloonText"/>
-    <w:uiPriority w:val="99"/>
-    <w:semiHidden/>
-    <w:rsid w:val="00F311E5"/>
-    <w:rPr>
-      <w:rFonts w:ascii="Tahoma" w:eastAsia="Times New Roman" w:hAnsi="Tahoma" w:cs="Tahoma"/>
-      <w:sz w:val="16"/>
-      <w:szCs w:val="16"/>
-    </w:rPr>
-  </w:style>
-  <w:style w:type="table" w:customStyle="1" w:styleId="TableGrid1">
-    <w:name w:val="Table Grid1"/>
-    <w:basedOn w:val="TableNormal"/>
-    <w:next w:val="TableGrid"/>
-    <w:rsid w:val="00EA0641"/>
-    <w:pPr>
-      <w:spacing w:after="0" w:line="240" w:lineRule="auto"/>
-    </w:pPr>
-    <w:tblPr>
-      <w:tblInd w:w="0" w:type="dxa"/>
-      <w:tblBorders>
-        <w:top w:val="single" w:sz="4" w:space="0" w:color="000000"/>
-        <w:left w:val="single" w:sz="4" w:space="0" w:color="000000"/>
-        <w:bottom w:val="single" w:sz="4" w:space="0" w:color="000000"/>
-        <w:right w:val="single" w:sz="4" w:space="0" w:color="000000"/>
-        <w:insideH w:val="single" w:sz="4" w:space="0" w:color="000000"/>
-        <w:insideV w:val="single" w:sz="4" w:space="0" w:color="000000"/>
-      </w:tblBorders>
-      <w:tblCellMar>
-        <w:top w:w="0" w:type="dxa"/>
-        <w:left w:w="108" w:type="dxa"/>
-        <w:bottom w:w="0" w:type="dxa"/>
-        <w:right w:w="108" w:type="dxa"/>
-      </w:tblCellMar>
-    </w:tblPr>
-  </w:style>
-  <w:style w:type="table" w:styleId="TableGrid">
-    <w:name w:val="Table Grid"/>
-    <w:basedOn w:val="TableNormal"/>
-    <w:uiPriority w:val="59"/>
-    <w:rsid w:val="00EA0641"/>
-    <w:pPr>
-      <w:spacing w:after="0" w:line="240" w:lineRule="auto"/>
-    </w:pPr>
-    <w:tblPr>
-      <w:tblInd w:w="0" w:type="dxa"/>
-      <w:tblBorders>
-        <w:top w:val="single" w:sz="4" w:space="0" w:color="auto"/>
-        <w:left w:val="single" w:sz="4" w:space="0" w:color="auto"/>
-        <w:bottom w:val="single" w:sz="4" w:space="0" w:color="auto"/>
-        <w:right w:val="single" w:sz="4" w:space="0" w:color="auto"/>
-        <w:insideH w:val="single" w:sz="4" w:space="0" w:color="auto"/>
-        <w:insideV w:val="single" w:sz="4" w:space="0" w:color="auto"/>
-      </w:tblBorders>
-      <w:tblCellMar>
-        <w:top w:w="0" w:type="dxa"/>
-        <w:left w:w="108" w:type="dxa"/>
-        <w:bottom w:w="0" w:type="dxa"/>
-        <w:right w:w="108" w:type="dxa"/>
-      </w:tblCellMar>
     </w:tblPr>
   </w:style>
 </w:styles>
